--- a/docs/RELEASE_1.2.0_DEPLOYMENT.docx
+++ b/docs/RELEASE_1.2.0_DEPLOYMENT.docx
@@ -2,7 +2,7 @@
 <file path=word/document.xml><?xml version="1.0" encoding="utf-8"?>
 <w:document xmlns:w="http://schemas.openxmlformats.org/wordprocessingml/2006/main" xmlns:m="http://schemas.openxmlformats.org/officeDocument/2006/math" xmlns:r="http://schemas.openxmlformats.org/officeDocument/2006/relationships" xmlns:o="urn:schemas-microsoft-com:office:office" xmlns:v="urn:schemas-microsoft-com:vml" xmlns:w10="urn:schemas-microsoft-com:office:word" xmlns:a="http://schemas.openxmlformats.org/drawingml/2006/main" xmlns:pic="http://schemas.openxmlformats.org/drawingml/2006/picture" xmlns:wp="http://schemas.openxmlformats.org/drawingml/2006/wordprocessingDrawing">
   <w:body>
-    <w:bookmarkStart w:id="25" w:name="Xccd526631e04a5a03c509a47fef5c0613bdb5fa"/>
+    <w:bookmarkStart w:id="31" w:name="Xccd526631e04a5a03c509a47fef5c0613bdb5fa"/>
     <w:p>
       <w:pPr>
         <w:pStyle w:val="Heading1"/>
@@ -916,9 +916,866 @@
         <w:t xml:space="preserve">are introduced in a later increment (offline alerting) and are documented then.</w:t>
       </w:r>
     </w:p>
+    <w:p>
+      <w:r>
+        <w:pict>
+          <v:rect style="width:0;height:1.5pt" o:hralign="center" o:hrstd="t" o:hr="t"/>
+        </w:pict>
+      </w:r>
+    </w:p>
     <w:bookmarkEnd w:id="23"/>
     <w:bookmarkEnd w:id="24"/>
+    <w:bookmarkStart w:id="30" w:name="Xd291c93ecd4fc2cea9c69d44452680a95628ba0"/>
+    <w:p>
+      <w:pPr>
+        <w:pStyle w:val="Heading2"/>
+      </w:pPr>
+      <w:r>
+        <w:t xml:space="preserve">Increment 2 — Connector lifecycle: persistent pairing, cron self-heal &amp; self-disconnect on revocation</w:t>
+      </w:r>
+    </w:p>
+    <w:p>
+      <w:pPr>
+        <w:pStyle w:val="FirstParagraph"/>
+      </w:pPr>
+      <w:r>
+        <w:t xml:space="preserve">Plugin version</w:t>
+      </w:r>
+      <w:r>
+        <w:t xml:space="preserve"> </w:t>
+      </w:r>
+      <w:r>
+        <w:rPr>
+          <w:bCs/>
+          <w:b/>
+        </w:rPr>
+        <w:t xml:space="preserve">1.2.0</w:t>
+      </w:r>
+      <w:r>
+        <w:t xml:space="preserve"> </w:t>
+      </w:r>
+      <w:r>
+        <w:t xml:space="preserve">(display name</w:t>
+      </w:r>
+      <w:r>
+        <w:t xml:space="preserve"> </w:t>
+      </w:r>
+      <w:r>
+        <w:rPr>
+          <w:bCs/>
+          <w:b/>
+        </w:rPr>
+        <w:t xml:space="preserve">MarQira Pulse</w:t>
+      </w:r>
+      <w:r>
+        <w:t xml:space="preserve">; folder/slug/prefix</w:t>
+      </w:r>
+      <w:r>
+        <w:t xml:space="preserve"> </w:t>
+      </w:r>
+      <w:r>
+        <w:t xml:space="preserve">unchanged at</w:t>
+      </w:r>
+      <w:r>
+        <w:t xml:space="preserve"> </w:t>
+      </w:r>
+      <w:r>
+        <w:rPr>
+          <w:rStyle w:val="VerbatimChar"/>
+        </w:rPr>
+        <w:t xml:space="preserve">marqira-connector</w:t>
+      </w:r>
+      <w:r>
+        <w:t xml:space="preserve">). This increment pairs the WordPress connector</w:t>
+      </w:r>
+      <w:r>
+        <w:t xml:space="preserve"> </w:t>
+      </w:r>
+      <w:r>
+        <w:t xml:space="preserve">with the revocation support shipped in Increment 1.</w:t>
+      </w:r>
+    </w:p>
+    <w:bookmarkStart w:id="25" w:name="what-changed-operationally-1"/>
+    <w:p>
+      <w:pPr>
+        <w:pStyle w:val="Heading3"/>
+      </w:pPr>
+      <w:r>
+        <w:t xml:space="preserve">What changed (operationally)</w:t>
+      </w:r>
+    </w:p>
+    <w:p>
+      <w:pPr>
+        <w:numPr>
+          <w:ilvl w:val="0"/>
+          <w:numId w:val="1004"/>
+        </w:numPr>
+        <w:pStyle w:val="Compact"/>
+      </w:pPr>
+      <w:r>
+        <w:rPr>
+          <w:bCs/>
+          <w:b/>
+        </w:rPr>
+        <w:t xml:space="preserve">Self-disconnect on revocation.</w:t>
+      </w:r>
+      <w:r>
+        <w:t xml:space="preserve"> </w:t>
+      </w:r>
+      <w:r>
+        <w:t xml:space="preserve">When a site is revoked from the dashboard,</w:t>
+      </w:r>
+      <w:r>
+        <w:t xml:space="preserve"> </w:t>
+      </w:r>
+      <w:r>
+        <w:t xml:space="preserve">the API already answers its next heartbeat with</w:t>
+      </w:r>
+      <w:r>
+        <w:t xml:space="preserve"> </w:t>
+      </w:r>
+      <w:r>
+        <w:rPr>
+          <w:rStyle w:val="VerbatimChar"/>
+        </w:rPr>
+        <w:t xml:space="preserve">HTTP 403   {"error":"site_revoked","site_revoked":true}</w:t>
+      </w:r>
+      <w:r>
+        <w:t xml:space="preserve"> </w:t>
+      </w:r>
+      <w:r>
+        <w:t xml:space="preserve">(Increment 1). The 1.2.0</w:t>
+      </w:r>
+      <w:r>
+        <w:t xml:space="preserve"> </w:t>
+      </w:r>
+      <w:r>
+        <w:t xml:space="preserve">connector now detects this and</w:t>
+      </w:r>
+      <w:r>
+        <w:t xml:space="preserve"> </w:t>
+      </w:r>
+      <w:r>
+        <w:rPr>
+          <w:bCs/>
+          <w:b/>
+        </w:rPr>
+        <w:t xml:space="preserve">stops its heartbeat cron and clears its stored</w:t>
+      </w:r>
+      <w:r>
+        <w:rPr>
+          <w:bCs/>
+          <w:b/>
+        </w:rPr>
+        <w:t xml:space="preserve"> </w:t>
+      </w:r>
+      <w:r>
+        <w:rPr>
+          <w:bCs/>
+          <w:b/>
+        </w:rPr>
+        <w:t xml:space="preserve">credentials</w:t>
+      </w:r>
+      <w:r>
+        <w:t xml:space="preserve">, so a revoked site goes quiet immediately instead of retrying a</w:t>
+      </w:r>
+      <w:r>
+        <w:t xml:space="preserve"> </w:t>
+      </w:r>
+      <w:r>
+        <w:t xml:space="preserve">rejected beat every couple of minutes. Reconnecting requires a fresh enrollment</w:t>
+      </w:r>
+      <w:r>
+        <w:t xml:space="preserve"> </w:t>
+      </w:r>
+      <w:r>
+        <w:t xml:space="preserve">code.</w:t>
+      </w:r>
+    </w:p>
+    <w:p>
+      <w:pPr>
+        <w:numPr>
+          <w:ilvl w:val="0"/>
+          <w:numId w:val="1004"/>
+        </w:numPr>
+        <w:pStyle w:val="Compact"/>
+      </w:pPr>
+      <w:r>
+        <w:rPr>
+          <w:bCs/>
+          <w:b/>
+        </w:rPr>
+        <w:t xml:space="preserve">Plain 403s are safe.</w:t>
+      </w:r>
+      <w:r>
+        <w:t xml:space="preserve"> </w:t>
+      </w:r>
+      <w:r>
+        <w:t xml:space="preserve">A 403 that is</w:t>
+      </w:r>
+      <w:r>
+        <w:t xml:space="preserve"> </w:t>
+      </w:r>
+      <w:r>
+        <w:rPr>
+          <w:iCs/>
+          <w:i/>
+        </w:rPr>
+        <w:t xml:space="preserve">not</w:t>
+      </w:r>
+      <w:r>
+        <w:t xml:space="preserve"> </w:t>
+      </w:r>
+      <w:r>
+        <w:t xml:space="preserve">a revocation signal (e.g. a</w:t>
+      </w:r>
+      <w:r>
+        <w:t xml:space="preserve"> </w:t>
+      </w:r>
+      <w:r>
+        <w:t xml:space="preserve">transient WAF or permission block) is logged as an ordinary failure and does</w:t>
+      </w:r>
+      <w:r>
+        <w:t xml:space="preserve"> </w:t>
+      </w:r>
+      <w:r>
+        <w:rPr>
+          <w:bCs/>
+          <w:b/>
+        </w:rPr>
+        <w:t xml:space="preserve">not</w:t>
+      </w:r>
+      <w:r>
+        <w:t xml:space="preserve"> </w:t>
+      </w:r>
+      <w:r>
+        <w:t xml:space="preserve">wipe credentials — a healthy site is never silently disconnected.</w:t>
+      </w:r>
+    </w:p>
+    <w:p>
+      <w:pPr>
+        <w:numPr>
+          <w:ilvl w:val="0"/>
+          <w:numId w:val="1004"/>
+        </w:numPr>
+        <w:pStyle w:val="Compact"/>
+      </w:pPr>
+      <w:r>
+        <w:rPr>
+          <w:bCs/>
+          <w:b/>
+        </w:rPr>
+        <w:t xml:space="preserve">Persistent pairing across updates (confirmed).</w:t>
+      </w:r>
+      <w:r>
+        <w:t xml:space="preserve"> </w:t>
+      </w:r>
+      <w:r>
+        <w:t xml:space="preserve">Credentials are stored in</w:t>
+      </w:r>
+      <w:r>
+        <w:t xml:space="preserve"> </w:t>
+      </w:r>
+      <w:r>
+        <w:t xml:space="preserve">the</w:t>
+      </w:r>
+      <w:r>
+        <w:t xml:space="preserve"> </w:t>
+      </w:r>
+      <w:r>
+        <w:rPr>
+          <w:rStyle w:val="VerbatimChar"/>
+        </w:rPr>
+        <w:t xml:space="preserve">marqira_site_credentials</w:t>
+      </w:r>
+      <w:r>
+        <w:t xml:space="preserve"> </w:t>
+      </w:r>
+      <w:r>
+        <w:t xml:space="preserve">option and preserved on deactivate/upgrade;</w:t>
+      </w:r>
+      <w:r>
+        <w:t xml:space="preserve"> </w:t>
+      </w:r>
+      <w:r>
+        <w:t xml:space="preserve">only uninstall removes them. Combined with the existing cron self-heal, updated</w:t>
+      </w:r>
+      <w:r>
+        <w:t xml:space="preserve"> </w:t>
+      </w:r>
+      <w:r>
+        <w:t xml:space="preserve">sites keep monitoring with</w:t>
+      </w:r>
+      <w:r>
+        <w:t xml:space="preserve"> </w:t>
+      </w:r>
+      <w:r>
+        <w:rPr>
+          <w:bCs/>
+          <w:b/>
+        </w:rPr>
+        <w:t xml:space="preserve">no reconnection</w:t>
+      </w:r>
+      <w:r>
+        <w:t xml:space="preserve">.</w:t>
+      </w:r>
+    </w:p>
+    <w:p>
+      <w:pPr>
+        <w:numPr>
+          <w:ilvl w:val="0"/>
+          <w:numId w:val="1004"/>
+        </w:numPr>
+        <w:pStyle w:val="Compact"/>
+      </w:pPr>
+      <w:r>
+        <w:rPr>
+          <w:bCs/>
+          <w:b/>
+        </w:rPr>
+        <w:t xml:space="preserve">“</w:t>
+      </w:r>
+      <w:r>
+        <w:rPr>
+          <w:bCs/>
+          <w:b/>
+        </w:rPr>
+        <w:t xml:space="preserve">Updates available</w:t>
+      </w:r>
+      <w:r>
+        <w:rPr>
+          <w:bCs/>
+          <w:b/>
+        </w:rPr>
+        <w:t xml:space="preserve">”</w:t>
+      </w:r>
+      <w:r>
+        <w:rPr>
+          <w:bCs/>
+          <w:b/>
+        </w:rPr>
+        <w:t xml:space="preserve"> </w:t>
+      </w:r>
+      <w:r>
+        <w:rPr>
+          <w:bCs/>
+          <w:b/>
+        </w:rPr>
+        <w:t xml:space="preserve">now works out of the box.</w:t>
+      </w:r>
+      <w:r>
+        <w:t xml:space="preserve"> </w:t>
+      </w:r>
+      <w:r>
+        <w:t xml:space="preserve">The API config</w:t>
+      </w:r>
+      <w:r>
+        <w:t xml:space="preserve"> </w:t>
+      </w:r>
+      <w:r>
+        <w:rPr>
+          <w:rStyle w:val="VerbatimChar"/>
+        </w:rPr>
+        <w:t xml:space="preserve">marqira.plugin.latest_version</w:t>
+      </w:r>
+      <w:r>
+        <w:t xml:space="preserve"> </w:t>
+      </w:r>
+      <w:r>
+        <w:t xml:space="preserve">now defaults to</w:t>
+      </w:r>
+      <w:r>
+        <w:t xml:space="preserve"> </w:t>
+      </w:r>
+      <w:r>
+        <w:rPr>
+          <w:rStyle w:val="VerbatimChar"/>
+        </w:rPr>
+        <w:t xml:space="preserve">1.2.0</w:t>
+      </w:r>
+      <w:r>
+        <w:t xml:space="preserve"> </w:t>
+      </w:r>
+      <w:r>
+        <w:t xml:space="preserve">(env</w:t>
+      </w:r>
+      <w:r>
+        <w:t xml:space="preserve"> </w:t>
+      </w:r>
+      <w:r>
+        <w:rPr>
+          <w:rStyle w:val="VerbatimChar"/>
+        </w:rPr>
+        <w:t xml:space="preserve">MARQIRA_PLUGIN_LATEST_VERSION</w:t>
+      </w:r>
+      <w:r>
+        <w:t xml:space="preserve">), so the dashboard flags any site still running</w:t>
+      </w:r>
+      <w:r>
+        <w:t xml:space="preserve"> </w:t>
+      </w:r>
+      <w:r>
+        <w:t xml:space="preserve">an older connector.</w:t>
+      </w:r>
+    </w:p>
     <w:bookmarkEnd w:id="25"/>
+    <w:bookmarkStart w:id="26" w:name="manual-steps-after-redeploy-1"/>
+    <w:p>
+      <w:pPr>
+        <w:pStyle w:val="Heading3"/>
+      </w:pPr>
+      <w:r>
+        <w:t xml:space="preserve">Manual steps after redeploy</w:t>
+      </w:r>
+    </w:p>
+    <w:p>
+      <w:pPr>
+        <w:numPr>
+          <w:ilvl w:val="0"/>
+          <w:numId w:val="1005"/>
+        </w:numPr>
+      </w:pPr>
+      <w:r>
+        <w:rPr>
+          <w:bCs/>
+          <w:b/>
+        </w:rPr>
+        <w:t xml:space="preserve">API:</w:t>
+      </w:r>
+      <w:r>
+        <w:t xml:space="preserve"> </w:t>
+      </w:r>
+      <w:r>
+        <w:t xml:space="preserve">No migrations.</w:t>
+      </w:r>
+      <w:r>
+        <w:t xml:space="preserve"> </w:t>
+      </w:r>
+      <w:r>
+        <w:rPr>
+          <w:bCs/>
+          <w:b/>
+        </w:rPr>
+        <w:t xml:space="preserve">Optional but recommended</w:t>
+      </w:r>
+      <w:r>
+        <w:t xml:space="preserve"> </w:t>
+      </w:r>
+      <w:r>
+        <w:t xml:space="preserve">— set (or confirm) the</w:t>
+      </w:r>
+      <w:r>
+        <w:t xml:space="preserve"> </w:t>
+      </w:r>
+      <w:r>
+        <w:t xml:space="preserve">env var so the</w:t>
+      </w:r>
+      <w:r>
+        <w:t xml:space="preserve"> </w:t>
+      </w:r>
+      <w:r>
+        <w:t xml:space="preserve">“</w:t>
+      </w:r>
+      <w:r>
+        <w:t xml:space="preserve">Updates available</w:t>
+      </w:r>
+      <w:r>
+        <w:t xml:space="preserve">”</w:t>
+      </w:r>
+      <w:r>
+        <w:t xml:space="preserve"> </w:t>
+      </w:r>
+      <w:r>
+        <w:t xml:space="preserve">card reflects the shipped connector:</w:t>
+      </w:r>
+    </w:p>
+    <w:p>
+      <w:pPr>
+        <w:numPr>
+          <w:ilvl w:val="0"/>
+          <w:numId w:val="1000"/>
+        </w:numPr>
+        <w:pStyle w:val="SourceCode"/>
+      </w:pPr>
+      <w:r>
+        <w:rPr>
+          <w:rStyle w:val="VerbatimChar"/>
+        </w:rPr>
+        <w:t xml:space="preserve">MARQIRA_PLUGIN_LATEST_VERSION=1.2.0</w:t>
+      </w:r>
+    </w:p>
+    <w:p>
+      <w:pPr>
+        <w:numPr>
+          <w:ilvl w:val="0"/>
+          <w:numId w:val="1000"/>
+        </w:numPr>
+      </w:pPr>
+      <w:r>
+        <w:t xml:space="preserve">If the variable is left</w:t>
+      </w:r>
+      <w:r>
+        <w:t xml:space="preserve"> </w:t>
+      </w:r>
+      <w:r>
+        <w:rPr>
+          <w:bCs/>
+          <w:b/>
+        </w:rPr>
+        <w:t xml:space="preserve">blank</w:t>
+      </w:r>
+      <w:r>
+        <w:t xml:space="preserve">, Laravel treats it as empty and the card</w:t>
+      </w:r>
+      <w:r>
+        <w:t xml:space="preserve"> </w:t>
+      </w:r>
+      <w:r>
+        <w:t xml:space="preserve">shows 0. If the variable is</w:t>
+      </w:r>
+      <w:r>
+        <w:t xml:space="preserve"> </w:t>
+      </w:r>
+      <w:r>
+        <w:rPr>
+          <w:bCs/>
+          <w:b/>
+        </w:rPr>
+        <w:t xml:space="preserve">absent</w:t>
+      </w:r>
+      <w:r>
+        <w:t xml:space="preserve">, the new</w:t>
+      </w:r>
+      <w:r>
+        <w:t xml:space="preserve"> </w:t>
+      </w:r>
+      <w:r>
+        <w:rPr>
+          <w:rStyle w:val="VerbatimChar"/>
+        </w:rPr>
+        <w:t xml:space="preserve">1.2.0</w:t>
+      </w:r>
+      <w:r>
+        <w:t xml:space="preserve"> </w:t>
+      </w:r>
+      <w:r>
+        <w:t xml:space="preserve">config default applies.</w:t>
+      </w:r>
+      <w:r>
+        <w:t xml:space="preserve"> </w:t>
+      </w:r>
+      <w:r>
+        <w:t xml:space="preserve">After changing env in Coolify, redeploy (or run</w:t>
+      </w:r>
+      <w:r>
+        <w:t xml:space="preserve"> </w:t>
+      </w:r>
+      <w:r>
+        <w:rPr>
+          <w:rStyle w:val="VerbatimChar"/>
+        </w:rPr>
+        <w:t xml:space="preserve">php artisan config:cache</w:t>
+      </w:r>
+      <w:r>
+        <w:t xml:space="preserve">) so</w:t>
+      </w:r>
+      <w:r>
+        <w:t xml:space="preserve"> </w:t>
+      </w:r>
+      <w:r>
+        <w:t xml:space="preserve">the value is picked up.</w:t>
+      </w:r>
+    </w:p>
+    <w:p>
+      <w:pPr>
+        <w:numPr>
+          <w:ilvl w:val="0"/>
+          <w:numId w:val="1005"/>
+        </w:numPr>
+      </w:pPr>
+      <w:r>
+        <w:rPr>
+          <w:bCs/>
+          <w:b/>
+        </w:rPr>
+        <w:t xml:space="preserve">Connector plugin:</w:t>
+      </w:r>
+      <w:r>
+        <w:t xml:space="preserve"> </w:t>
+      </w:r>
+      <w:r>
+        <w:t xml:space="preserve">Publish the updated</w:t>
+      </w:r>
+      <w:r>
+        <w:t xml:space="preserve"> </w:t>
+      </w:r>
+      <w:r>
+        <w:rPr>
+          <w:rStyle w:val="VerbatimChar"/>
+        </w:rPr>
+        <w:t xml:space="preserve">marqira-connector</w:t>
+      </w:r>
+      <w:r>
+        <w:t xml:space="preserve"> </w:t>
+      </w:r>
+      <w:r>
+        <w:t xml:space="preserve">folder (v1.2.0)</w:t>
+      </w:r>
+      <w:r>
+        <w:t xml:space="preserve"> </w:t>
+      </w:r>
+      <w:r>
+        <w:t xml:space="preserve">to customers as a normal plugin update (same folder/slug).</w:t>
+      </w:r>
+      <w:r>
+        <w:t xml:space="preserve"> </w:t>
+      </w:r>
+      <w:r>
+        <w:rPr>
+          <w:bCs/>
+          <w:b/>
+        </w:rPr>
+        <w:t xml:space="preserve">No customer</w:t>
+      </w:r>
+      <w:r>
+        <w:rPr>
+          <w:bCs/>
+          <w:b/>
+        </w:rPr>
+        <w:t xml:space="preserve"> </w:t>
+      </w:r>
+      <w:r>
+        <w:rPr>
+          <w:bCs/>
+          <w:b/>
+        </w:rPr>
+        <w:t xml:space="preserve">reconnection is required.</w:t>
+      </w:r>
+      <w:r>
+        <w:t xml:space="preserve"> </w:t>
+      </w:r>
+      <w:r>
+        <w:t xml:space="preserve">Existing enrolled sites keep their credentials and</w:t>
+      </w:r>
+      <w:r>
+        <w:t xml:space="preserve"> </w:t>
+      </w:r>
+      <w:r>
+        <w:t xml:space="preserve">simply gain the self-disconnect behavior.</w:t>
+      </w:r>
+    </w:p>
+    <w:bookmarkEnd w:id="26"/>
+    <w:bookmarkStart w:id="27" w:name="verifying-revocation-end-to-end-optional"/>
+    <w:p>
+      <w:pPr>
+        <w:pStyle w:val="Heading3"/>
+      </w:pPr>
+      <w:r>
+        <w:t xml:space="preserve">Verifying revocation end-to-end (optional)</w:t>
+      </w:r>
+    </w:p>
+    <w:p>
+      <w:pPr>
+        <w:numPr>
+          <w:ilvl w:val="0"/>
+          <w:numId w:val="1006"/>
+        </w:numPr>
+        <w:pStyle w:val="Compact"/>
+      </w:pPr>
+      <w:r>
+        <w:t xml:space="preserve">Revoke a test site from the dashboard (Increment 1</w:t>
+      </w:r>
+      <w:r>
+        <w:t xml:space="preserve"> </w:t>
+      </w:r>
+      <w:r>
+        <w:rPr>
+          <w:rStyle w:val="VerbatimChar"/>
+        </w:rPr>
+        <w:t xml:space="preserve">DELETE</w:t>
+      </w:r>
+      <w:r>
+        <w:t xml:space="preserve"> </w:t>
+      </w:r>
+      <w:r>
+        <w:t xml:space="preserve">/ disconnect).</w:t>
+      </w:r>
+    </w:p>
+    <w:p>
+      <w:pPr>
+        <w:numPr>
+          <w:ilvl w:val="0"/>
+          <w:numId w:val="1006"/>
+        </w:numPr>
+        <w:pStyle w:val="Compact"/>
+      </w:pPr>
+      <w:r>
+        <w:t xml:space="preserve">Within one heartbeat interval (~2 min test cadence) the site’s next beat</w:t>
+      </w:r>
+      <w:r>
+        <w:t xml:space="preserve"> </w:t>
+      </w:r>
+      <w:r>
+        <w:t xml:space="preserve">receives</w:t>
+      </w:r>
+      <w:r>
+        <w:t xml:space="preserve"> </w:t>
+      </w:r>
+      <w:r>
+        <w:rPr>
+          <w:rStyle w:val="VerbatimChar"/>
+        </w:rPr>
+        <w:t xml:space="preserve">403 site_revoked</w:t>
+      </w:r>
+      <w:r>
+        <w:t xml:space="preserve">; the connector clears credentials and unschedules</w:t>
+      </w:r>
+      <w:r>
+        <w:t xml:space="preserve"> </w:t>
+      </w:r>
+      <w:r>
+        <w:t xml:space="preserve">its cron. In</w:t>
+      </w:r>
+      <w:r>
+        <w:t xml:space="preserve"> </w:t>
+      </w:r>
+      <w:r>
+        <w:rPr>
+          <w:bCs/>
+          <w:b/>
+        </w:rPr>
+        <w:t xml:space="preserve">Settings → MarQira Connector → Recent Activity</w:t>
+      </w:r>
+      <w:r>
+        <w:t xml:space="preserve"> </w:t>
+      </w:r>
+      <w:r>
+        <w:t xml:space="preserve">you will see a</w:t>
+      </w:r>
+      <w:r>
+        <w:t xml:space="preserve"> </w:t>
+      </w:r>
+      <w:r>
+        <w:rPr>
+          <w:rStyle w:val="VerbatimChar"/>
+        </w:rPr>
+        <w:t xml:space="preserve">site_revoked</w:t>
+      </w:r>
+      <w:r>
+        <w:t xml:space="preserve"> </w:t>
+      </w:r>
+      <w:r>
+        <w:t xml:space="preserve">log entry.</w:t>
+      </w:r>
+    </w:p>
+    <w:bookmarkEnd w:id="27"/>
+    <w:bookmarkStart w:id="28" w:name="rollback-1"/>
+    <w:p>
+      <w:pPr>
+        <w:pStyle w:val="Heading3"/>
+      </w:pPr>
+      <w:r>
+        <w:t xml:space="preserve">Rollback</w:t>
+      </w:r>
+    </w:p>
+    <w:p>
+      <w:pPr>
+        <w:numPr>
+          <w:ilvl w:val="0"/>
+          <w:numId w:val="1007"/>
+        </w:numPr>
+        <w:pStyle w:val="Compact"/>
+      </w:pPr>
+      <w:r>
+        <w:rPr>
+          <w:bCs/>
+          <w:b/>
+        </w:rPr>
+        <w:t xml:space="preserve">API:</w:t>
+      </w:r>
+      <w:r>
+        <w:t xml:space="preserve"> </w:t>
+      </w:r>
+      <w:r>
+        <w:t xml:space="preserve">revert the</w:t>
+      </w:r>
+      <w:r>
+        <w:t xml:space="preserve"> </w:t>
+      </w:r>
+      <w:r>
+        <w:rPr>
+          <w:rStyle w:val="VerbatimChar"/>
+        </w:rPr>
+        <w:t xml:space="preserve">marqira.plugin.latest_version</w:t>
+      </w:r>
+      <w:r>
+        <w:t xml:space="preserve"> </w:t>
+      </w:r>
+      <w:r>
+        <w:t xml:space="preserve">default (or unset the env</w:t>
+      </w:r>
+      <w:r>
+        <w:t xml:space="preserve"> </w:t>
+      </w:r>
+      <w:r>
+        <w:t xml:space="preserve">var). No migrations were added, so there is nothing to roll back on the DB.</w:t>
+      </w:r>
+    </w:p>
+    <w:p>
+      <w:pPr>
+        <w:numPr>
+          <w:ilvl w:val="0"/>
+          <w:numId w:val="1007"/>
+        </w:numPr>
+        <w:pStyle w:val="Compact"/>
+      </w:pPr>
+      <w:r>
+        <w:rPr>
+          <w:bCs/>
+          <w:b/>
+        </w:rPr>
+        <w:t xml:space="preserve">Connector:</w:t>
+      </w:r>
+      <w:r>
+        <w:t xml:space="preserve"> </w:t>
+      </w:r>
+      <w:r>
+        <w:t xml:space="preserve">re-publishing the previous 1.1.3 plugin folder restores the old</w:t>
+      </w:r>
+      <w:r>
+        <w:t xml:space="preserve"> </w:t>
+      </w:r>
+      <w:r>
+        <w:t xml:space="preserve">behavior; enrolled sites are unaffected either way (credentials persist).</w:t>
+      </w:r>
+    </w:p>
+    <w:bookmarkEnd w:id="28"/>
+    <w:bookmarkStart w:id="29" w:name="no-destructive-changes"/>
+    <w:p>
+      <w:pPr>
+        <w:pStyle w:val="Heading3"/>
+      </w:pPr>
+      <w:r>
+        <w:t xml:space="preserve">No destructive changes</w:t>
+      </w:r>
+    </w:p>
+    <w:p>
+      <w:pPr>
+        <w:pStyle w:val="FirstParagraph"/>
+      </w:pPr>
+      <w:r>
+        <w:t xml:space="preserve">No database migrations, no schema changes, and no forced reconnection. Existing</w:t>
+      </w:r>
+      <w:r>
+        <w:t xml:space="preserve"> </w:t>
+      </w:r>
+      <w:r>
+        <w:t xml:space="preserve">sites continue heartbeating exactly as before, plus the new revocation handling.</w:t>
+      </w:r>
+    </w:p>
+    <w:bookmarkEnd w:id="29"/>
+    <w:bookmarkEnd w:id="30"/>
+    <w:bookmarkEnd w:id="31"/>
     <w:sectPr/>
   </w:body>
 </w:document>
@@ -1223,6 +2080,72 @@
     </w:lvlOverride>
   </w:num>
   <w:num w:numId="1003">
+    <w:abstractNumId w:val="991"/>
+  </w:num>
+  <w:num w:numId="1004">
+    <w:abstractNumId w:val="991"/>
+  </w:num>
+  <w:num w:numId="1005">
+    <w:abstractNumId w:val="99411"/>
+    <w:lvlOverride w:ilvl="0">
+      <w:startOverride w:val="1"/>
+    </w:lvlOverride>
+    <w:lvlOverride w:ilvl="1">
+      <w:startOverride w:val="1"/>
+    </w:lvlOverride>
+    <w:lvlOverride w:ilvl="2">
+      <w:startOverride w:val="1"/>
+    </w:lvlOverride>
+    <w:lvlOverride w:ilvl="3">
+      <w:startOverride w:val="1"/>
+    </w:lvlOverride>
+    <w:lvlOverride w:ilvl="4">
+      <w:startOverride w:val="1"/>
+    </w:lvlOverride>
+    <w:lvlOverride w:ilvl="5">
+      <w:startOverride w:val="1"/>
+    </w:lvlOverride>
+    <w:lvlOverride w:ilvl="6">
+      <w:startOverride w:val="1"/>
+    </w:lvlOverride>
+    <w:lvlOverride w:ilvl="7">
+      <w:startOverride w:val="1"/>
+    </w:lvlOverride>
+    <w:lvlOverride w:ilvl="8">
+      <w:startOverride w:val="1"/>
+    </w:lvlOverride>
+  </w:num>
+  <w:num w:numId="1006">
+    <w:abstractNumId w:val="99411"/>
+    <w:lvlOverride w:ilvl="0">
+      <w:startOverride w:val="1"/>
+    </w:lvlOverride>
+    <w:lvlOverride w:ilvl="1">
+      <w:startOverride w:val="1"/>
+    </w:lvlOverride>
+    <w:lvlOverride w:ilvl="2">
+      <w:startOverride w:val="1"/>
+    </w:lvlOverride>
+    <w:lvlOverride w:ilvl="3">
+      <w:startOverride w:val="1"/>
+    </w:lvlOverride>
+    <w:lvlOverride w:ilvl="4">
+      <w:startOverride w:val="1"/>
+    </w:lvlOverride>
+    <w:lvlOverride w:ilvl="5">
+      <w:startOverride w:val="1"/>
+    </w:lvlOverride>
+    <w:lvlOverride w:ilvl="6">
+      <w:startOverride w:val="1"/>
+    </w:lvlOverride>
+    <w:lvlOverride w:ilvl="7">
+      <w:startOverride w:val="1"/>
+    </w:lvlOverride>
+    <w:lvlOverride w:ilvl="8">
+      <w:startOverride w:val="1"/>
+    </w:lvlOverride>
+  </w:num>
+  <w:num w:numId="1007">
     <w:abstractNumId w:val="991"/>
   </w:num>
 </w:numbering>

--- a/docs/RELEASE_1.2.0_DEPLOYMENT.docx
+++ b/docs/RELEASE_1.2.0_DEPLOYMENT.docx
@@ -2,7 +2,7 @@
 <file path=word/document.xml><?xml version="1.0" encoding="utf-8"?>
 <w:document xmlns:w="http://schemas.openxmlformats.org/wordprocessingml/2006/main" xmlns:m="http://schemas.openxmlformats.org/officeDocument/2006/math" xmlns:r="http://schemas.openxmlformats.org/officeDocument/2006/relationships" xmlns:o="urn:schemas-microsoft-com:office:office" xmlns:v="urn:schemas-microsoft-com:vml" xmlns:w10="urn:schemas-microsoft-com:office:word" xmlns:a="http://schemas.openxmlformats.org/drawingml/2006/main" xmlns:pic="http://schemas.openxmlformats.org/drawingml/2006/picture" xmlns:wp="http://schemas.openxmlformats.org/drawingml/2006/wordprocessingDrawing">
   <w:body>
-    <w:bookmarkStart w:id="31" w:name="Xccd526631e04a5a03c509a47fef5c0613bdb5fa"/>
+    <w:bookmarkStart w:id="37" w:name="Xccd526631e04a5a03c509a47fef5c0613bdb5fa"/>
     <w:p>
       <w:pPr>
         <w:pStyle w:val="Heading1"/>
@@ -1773,9 +1773,1182 @@
         <w:t xml:space="preserve">sites continue heartbeating exactly as before, plus the new revocation handling.</w:t>
       </w:r>
     </w:p>
+    <w:p>
+      <w:r>
+        <w:pict>
+          <v:rect style="width:0;height:1.5pt" o:hralign="center" o:hrstd="t" o:hr="t"/>
+        </w:pict>
+      </w:r>
+    </w:p>
     <w:bookmarkEnd w:id="29"/>
     <w:bookmarkEnd w:id="30"/>
+    <w:bookmarkStart w:id="36" w:name="X19084b56d999b48799f14978fe45976ca83f2af"/>
+    <w:p>
+      <w:pPr>
+        <w:pStyle w:val="Heading2"/>
+      </w:pPr>
+      <w:r>
+        <w:t xml:space="preserve">Increment 3 — Offline monitoring with repeated &amp; recovery email alerts</w:t>
+      </w:r>
+    </w:p>
+    <w:p>
+      <w:pPr>
+        <w:pStyle w:val="FirstParagraph"/>
+      </w:pPr>
+      <w:r>
+        <w:rPr>
+          <w:bCs/>
+          <w:b/>
+        </w:rPr>
+        <w:t xml:space="preserve">Commit:</w:t>
+      </w:r>
+      <w:r>
+        <w:t xml:space="preserve"> </w:t>
+      </w:r>
+      <w:r>
+        <w:rPr>
+          <w:rStyle w:val="VerbatimChar"/>
+        </w:rPr>
+        <w:t xml:space="preserve">&lt;filled in on push&gt;</w:t>
+      </w:r>
+      <w:r>
+        <w:t xml:space="preserve"> </w:t>
+      </w:r>
+      <w:r>
+        <w:rPr>
+          <w:bCs/>
+          <w:b/>
+        </w:rPr>
+        <w:t xml:space="preserve">Risk:</w:t>
+      </w:r>
+      <w:r>
+        <w:t xml:space="preserve"> </w:t>
+      </w:r>
+      <w:r>
+        <w:t xml:space="preserve">Low. One additive, reversible migration (three new nullable/default</w:t>
+      </w:r>
+      <w:r>
+        <w:t xml:space="preserve"> </w:t>
+      </w:r>
+      <w:r>
+        <w:t xml:space="preserve">columns on</w:t>
+      </w:r>
+      <w:r>
+        <w:t xml:space="preserve"> </w:t>
+      </w:r>
+      <w:r>
+        <w:rPr>
+          <w:rStyle w:val="VerbatimChar"/>
+        </w:rPr>
+        <w:t xml:space="preserve">sites</w:t>
+      </w:r>
+      <w:r>
+        <w:t xml:space="preserve">). No data is deleted. New outbound email —</w:t>
+      </w:r>
+      <w:r>
+        <w:t xml:space="preserve"> </w:t>
+      </w:r>
+      <w:r>
+        <w:rPr>
+          <w:bCs/>
+          <w:b/>
+        </w:rPr>
+        <w:t xml:space="preserve">requires SMTP</w:t>
+      </w:r>
+      <w:r>
+        <w:rPr>
+          <w:bCs/>
+          <w:b/>
+        </w:rPr>
+        <w:t xml:space="preserve"> </w:t>
+      </w:r>
+      <w:r>
+        <w:rPr>
+          <w:bCs/>
+          <w:b/>
+        </w:rPr>
+        <w:t xml:space="preserve">env + a running queue worker</w:t>
+      </w:r>
+      <w:r>
+        <w:t xml:space="preserve"> </w:t>
+      </w:r>
+      <w:r>
+        <w:t xml:space="preserve">(see manual steps).</w:t>
+      </w:r>
+    </w:p>
+    <w:bookmarkStart w:id="31" w:name="what-changed-operationally-2"/>
+    <w:p>
+      <w:pPr>
+        <w:pStyle w:val="Heading3"/>
+      </w:pPr>
+      <w:r>
+        <w:t xml:space="preserve">What changed (operationally)</w:t>
+      </w:r>
+    </w:p>
+    <w:p>
+      <w:pPr>
+        <w:numPr>
+          <w:ilvl w:val="0"/>
+          <w:numId w:val="1008"/>
+        </w:numPr>
+        <w:pStyle w:val="Compact"/>
+      </w:pPr>
+      <w:r>
+        <w:rPr>
+          <w:bCs/>
+          <w:b/>
+        </w:rPr>
+        <w:t xml:space="preserve">Server-driven offline detection with alerts.</w:t>
+      </w:r>
+      <w:r>
+        <w:t xml:space="preserve"> </w:t>
+      </w:r>
+      <w:r>
+        <w:t xml:space="preserve">The existing</w:t>
+      </w:r>
+      <w:r>
+        <w:t xml:space="preserve"> </w:t>
+      </w:r>
+      <w:r>
+        <w:rPr>
+          <w:rStyle w:val="VerbatimChar"/>
+        </w:rPr>
+        <w:t xml:space="preserve">marqira:check-stale-sites</w:t>
+      </w:r>
+      <w:r>
+        <w:t xml:space="preserve"> </w:t>
+      </w:r>
+      <w:r>
+        <w:t xml:space="preserve">scheduler (runs every 5 min) now, in addition to</w:t>
+      </w:r>
+      <w:r>
+        <w:t xml:space="preserve"> </w:t>
+      </w:r>
+      <w:r>
+        <w:t xml:space="preserve">marking a stale site</w:t>
+      </w:r>
+      <w:r>
+        <w:t xml:space="preserve"> </w:t>
+      </w:r>
+      <w:r>
+        <w:rPr>
+          <w:rStyle w:val="VerbatimChar"/>
+        </w:rPr>
+        <w:t xml:space="preserve">offline</w:t>
+      </w:r>
+      <w:r>
+        <w:t xml:space="preserve">,</w:t>
+      </w:r>
+      <w:r>
+        <w:t xml:space="preserve"> </w:t>
+      </w:r>
+      <w:r>
+        <w:rPr>
+          <w:bCs/>
+          <w:b/>
+        </w:rPr>
+        <w:t xml:space="preserve">emails the site owner</w:t>
+      </w:r>
+      <w:r>
+        <w:t xml:space="preserve"> </w:t>
+      </w:r>
+      <w:r>
+        <w:t xml:space="preserve">(and the optional</w:t>
+      </w:r>
+      <w:r>
+        <w:t xml:space="preserve"> </w:t>
+      </w:r>
+      <w:r>
+        <w:t xml:space="preserve">platform alert address) that the site is down.</w:t>
+      </w:r>
+    </w:p>
+    <w:p>
+      <w:pPr>
+        <w:numPr>
+          <w:ilvl w:val="0"/>
+          <w:numId w:val="1008"/>
+        </w:numPr>
+        <w:pStyle w:val="Compact"/>
+      </w:pPr>
+      <w:r>
+        <w:rPr>
+          <w:bCs/>
+          <w:b/>
+        </w:rPr>
+        <w:t xml:space="preserve">Repeated alerts while down.</w:t>
+      </w:r>
+      <w:r>
+        <w:t xml:space="preserve"> </w:t>
+      </w:r>
+      <w:r>
+        <w:t xml:space="preserve">While a site stays offline, a reminder email</w:t>
+      </w:r>
+      <w:r>
+        <w:t xml:space="preserve"> </w:t>
+      </w:r>
+      <w:r>
+        <w:t xml:space="preserve">is re-sent every</w:t>
+      </w:r>
+      <w:r>
+        <w:t xml:space="preserve"> </w:t>
+      </w:r>
+      <w:r>
+        <w:rPr>
+          <w:rStyle w:val="VerbatimChar"/>
+        </w:rPr>
+        <w:t xml:space="preserve">MARQIRA_OFFLINE_ALERT_REPEAT_MINUTES</w:t>
+      </w:r>
+      <w:r>
+        <w:t xml:space="preserve"> </w:t>
+      </w:r>
+      <w:r>
+        <w:t xml:space="preserve">(default 60). Set to</w:t>
+      </w:r>
+      <w:r>
+        <w:t xml:space="preserve"> </w:t>
+      </w:r>
+      <w:r>
+        <w:rPr>
+          <w:rStyle w:val="VerbatimChar"/>
+        </w:rPr>
+        <w:t xml:space="preserve">0</w:t>
+      </w:r>
+      <w:r>
+        <w:t xml:space="preserve"> </w:t>
+      </w:r>
+      <w:r>
+        <w:t xml:space="preserve">to send only the single initial alert.</w:t>
+      </w:r>
+    </w:p>
+    <w:p>
+      <w:pPr>
+        <w:numPr>
+          <w:ilvl w:val="0"/>
+          <w:numId w:val="1008"/>
+        </w:numPr>
+        <w:pStyle w:val="Compact"/>
+      </w:pPr>
+      <w:r>
+        <w:rPr>
+          <w:bCs/>
+          <w:b/>
+        </w:rPr>
+        <w:t xml:space="preserve">Recovery alert.</w:t>
+      </w:r>
+      <w:r>
+        <w:t xml:space="preserve"> </w:t>
+      </w:r>
+      <w:r>
+        <w:t xml:space="preserve">When an offline site sends its next heartbeat, the API</w:t>
+      </w:r>
+      <w:r>
+        <w:t xml:space="preserve"> </w:t>
+      </w:r>
+      <w:r>
+        <w:t xml:space="preserve">emails a</w:t>
+      </w:r>
+      <w:r>
+        <w:t xml:space="preserve"> </w:t>
+      </w:r>
+      <w:r>
+        <w:t xml:space="preserve">“</w:t>
+      </w:r>
+      <w:r>
+        <w:t xml:space="preserve">back online</w:t>
+      </w:r>
+      <w:r>
+        <w:t xml:space="preserve">”</w:t>
+      </w:r>
+      <w:r>
+        <w:t xml:space="preserve"> </w:t>
+      </w:r>
+      <w:r>
+        <w:t xml:space="preserve">recovery notice (only if at least one offline alert was</w:t>
+      </w:r>
+      <w:r>
+        <w:t xml:space="preserve"> </w:t>
+      </w:r>
+      <w:r>
+        <w:t xml:space="preserve">sent during the outage) and resets the offline tracking.</w:t>
+      </w:r>
+    </w:p>
+    <w:p>
+      <w:pPr>
+        <w:numPr>
+          <w:ilvl w:val="0"/>
+          <w:numId w:val="1008"/>
+        </w:numPr>
+        <w:pStyle w:val="Compact"/>
+      </w:pPr>
+      <w:r>
+        <w:rPr>
+          <w:bCs/>
+          <w:b/>
+        </w:rPr>
+        <w:t xml:space="preserve">No false alarms.</w:t>
+      </w:r>
+      <w:r>
+        <w:t xml:space="preserve"> </w:t>
+      </w:r>
+      <w:r>
+        <w:t xml:space="preserve">Revoked sites are never alerted (their connector was told</w:t>
+      </w:r>
+      <w:r>
+        <w:t xml:space="preserve"> </w:t>
+      </w:r>
+      <w:r>
+        <w:t xml:space="preserve">to disconnect). A freshly enrolled site that has never sent a heartbeat is</w:t>
+      </w:r>
+      <w:r>
+        <w:t xml:space="preserve"> </w:t>
+      </w:r>
+      <w:r>
+        <w:t xml:space="preserve">marked offline for status accuracy but does</w:t>
+      </w:r>
+      <w:r>
+        <w:t xml:space="preserve"> </w:t>
+      </w:r>
+      <w:r>
+        <w:rPr>
+          <w:bCs/>
+          <w:b/>
+        </w:rPr>
+        <w:t xml:space="preserve">not</w:t>
+      </w:r>
+      <w:r>
+        <w:t xml:space="preserve"> </w:t>
+      </w:r>
+      <w:r>
+        <w:t xml:space="preserve">trigger an email.</w:t>
+      </w:r>
+    </w:p>
+    <w:p>
+      <w:pPr>
+        <w:numPr>
+          <w:ilvl w:val="0"/>
+          <w:numId w:val="1008"/>
+        </w:numPr>
+        <w:pStyle w:val="Compact"/>
+      </w:pPr>
+      <w:r>
+        <w:rPr>
+          <w:bCs/>
+          <w:b/>
+        </w:rPr>
+        <w:t xml:space="preserve">Emails are queued</w:t>
+      </w:r>
+      <w:r>
+        <w:t xml:space="preserve"> </w:t>
+      </w:r>
+      <w:r>
+        <w:t xml:space="preserve">(Redis queue) so neither the scheduler nor the heartbeat</w:t>
+      </w:r>
+      <w:r>
+        <w:t xml:space="preserve"> </w:t>
+      </w:r>
+      <w:r>
+        <w:t xml:space="preserve">request blocks on SMTP.</w:t>
+      </w:r>
+    </w:p>
     <w:bookmarkEnd w:id="31"/>
+    <w:bookmarkStart w:id="32" w:name="Xf446581822e50d20ee15a4cea569bd9f1f6acf6"/>
+    <w:p>
+      <w:pPr>
+        <w:pStyle w:val="Heading3"/>
+      </w:pPr>
+      <w:r>
+        <w:t xml:space="preserve">New columns on</w:t>
+      </w:r>
+      <w:r>
+        <w:t xml:space="preserve"> </w:t>
+      </w:r>
+      <w:r>
+        <w:rPr>
+          <w:rStyle w:val="VerbatimChar"/>
+        </w:rPr>
+        <w:t xml:space="preserve">sites</w:t>
+      </w:r>
+      <w:r>
+        <w:t xml:space="preserve"> </w:t>
+      </w:r>
+      <w:r>
+        <w:t xml:space="preserve">(migration</w:t>
+      </w:r>
+      <w:r>
+        <w:t xml:space="preserve"> </w:t>
+      </w:r>
+      <w:r>
+        <w:rPr>
+          <w:rStyle w:val="VerbatimChar"/>
+        </w:rPr>
+        <w:t xml:space="preserve">2024_01_03_000001</w:t>
+      </w:r>
+      <w:r>
+        <w:t xml:space="preserve">)</w:t>
+      </w:r>
+    </w:p>
+    <w:p>
+      <w:pPr>
+        <w:numPr>
+          <w:ilvl w:val="0"/>
+          <w:numId w:val="1009"/>
+        </w:numPr>
+        <w:pStyle w:val="Compact"/>
+      </w:pPr>
+      <w:r>
+        <w:rPr>
+          <w:rStyle w:val="VerbatimChar"/>
+        </w:rPr>
+        <w:t xml:space="preserve">offline_since</w:t>
+      </w:r>
+      <w:r>
+        <w:t xml:space="preserve"> </w:t>
+      </w:r>
+      <w:r>
+        <w:t xml:space="preserve">(nullable timestamp) — start of the current offline episode.</w:t>
+      </w:r>
+    </w:p>
+    <w:p>
+      <w:pPr>
+        <w:numPr>
+          <w:ilvl w:val="0"/>
+          <w:numId w:val="1009"/>
+        </w:numPr>
+        <w:pStyle w:val="Compact"/>
+      </w:pPr>
+      <w:r>
+        <w:rPr>
+          <w:rStyle w:val="VerbatimChar"/>
+        </w:rPr>
+        <w:t xml:space="preserve">last_offline_alert_at</w:t>
+      </w:r>
+      <w:r>
+        <w:t xml:space="preserve"> </w:t>
+      </w:r>
+      <w:r>
+        <w:t xml:space="preserve">(nullable timestamp) — when the last alert was sent.</w:t>
+      </w:r>
+    </w:p>
+    <w:p>
+      <w:pPr>
+        <w:numPr>
+          <w:ilvl w:val="0"/>
+          <w:numId w:val="1009"/>
+        </w:numPr>
+        <w:pStyle w:val="Compact"/>
+      </w:pPr>
+      <w:r>
+        <w:rPr>
+          <w:rStyle w:val="VerbatimChar"/>
+        </w:rPr>
+        <w:t xml:space="preserve">offline_alert_count</w:t>
+      </w:r>
+      <w:r>
+        <w:t xml:space="preserve"> </w:t>
+      </w:r>
+      <w:r>
+        <w:t xml:space="preserve">(unsigned int, default 0) — alerts sent this episode.</w:t>
+      </w:r>
+    </w:p>
+    <w:bookmarkEnd w:id="32"/>
+    <w:bookmarkStart w:id="33" w:name="manual-steps-after-redeploy-2"/>
+    <w:p>
+      <w:pPr>
+        <w:pStyle w:val="Heading3"/>
+      </w:pPr>
+      <w:r>
+        <w:t xml:space="preserve">Manual steps after redeploy</w:t>
+      </w:r>
+    </w:p>
+    <w:p>
+      <w:pPr>
+        <w:numPr>
+          <w:ilvl w:val="0"/>
+          <w:numId w:val="1010"/>
+        </w:numPr>
+      </w:pPr>
+      <w:r>
+        <w:rPr>
+          <w:bCs/>
+          <w:b/>
+        </w:rPr>
+        <w:t xml:space="preserve">Set SMTP + alert env vars</w:t>
+      </w:r>
+      <w:r>
+        <w:t xml:space="preserve"> </w:t>
+      </w:r>
+      <w:r>
+        <w:t xml:space="preserve">in the Coolify</w:t>
+      </w:r>
+      <w:r>
+        <w:t xml:space="preserve"> </w:t>
+      </w:r>
+      <w:r>
+        <w:rPr>
+          <w:rStyle w:val="VerbatimChar"/>
+        </w:rPr>
+        <w:t xml:space="preserve">marqira-api</w:t>
+      </w:r>
+      <w:r>
+        <w:t xml:space="preserve"> </w:t>
+      </w:r>
+      <w:r>
+        <w:t xml:space="preserve">environment UI</w:t>
+      </w:r>
+      <w:r>
+        <w:t xml:space="preserve"> </w:t>
+      </w:r>
+      <w:r>
+        <w:t xml:space="preserve">(see</w:t>
+      </w:r>
+      <w:r>
+        <w:t xml:space="preserve"> </w:t>
+      </w:r>
+      <w:r>
+        <w:rPr>
+          <w:rStyle w:val="VerbatimChar"/>
+        </w:rPr>
+        <w:t xml:space="preserve">apps/api/.env.example</w:t>
+      </w:r>
+      <w:r>
+        <w:t xml:space="preserve"> </w:t>
+      </w:r>
+      <w:r>
+        <w:t xml:space="preserve">for the full block). At minimum:</w:t>
+      </w:r>
+    </w:p>
+    <w:p>
+      <w:pPr>
+        <w:numPr>
+          <w:ilvl w:val="0"/>
+          <w:numId w:val="1000"/>
+        </w:numPr>
+        <w:pStyle w:val="SourceCode"/>
+      </w:pPr>
+      <w:r>
+        <w:rPr>
+          <w:rStyle w:val="VerbatimChar"/>
+        </w:rPr>
+        <w:t xml:space="preserve">MAIL_MAILER=smtp</w:t>
+      </w:r>
+      <w:r>
+        <w:br/>
+      </w:r>
+      <w:r>
+        <w:rPr>
+          <w:rStyle w:val="VerbatimChar"/>
+        </w:rPr>
+        <w:t xml:space="preserve">MAIL_HOST=smtp.hostinger.com</w:t>
+      </w:r>
+      <w:r>
+        <w:br/>
+      </w:r>
+      <w:r>
+        <w:rPr>
+          <w:rStyle w:val="VerbatimChar"/>
+        </w:rPr>
+        <w:t xml:space="preserve">MAIL_PORT=465</w:t>
+      </w:r>
+      <w:r>
+        <w:br/>
+      </w:r>
+      <w:r>
+        <w:rPr>
+          <w:rStyle w:val="VerbatimChar"/>
+        </w:rPr>
+        <w:t xml:space="preserve">MAIL_SCHEME=smtps</w:t>
+      </w:r>
+      <w:r>
+        <w:br/>
+      </w:r>
+      <w:r>
+        <w:rPr>
+          <w:rStyle w:val="VerbatimChar"/>
+        </w:rPr>
+        <w:t xml:space="preserve">MAIL_USERNAME=noreply@marqira.com</w:t>
+      </w:r>
+      <w:r>
+        <w:br/>
+      </w:r>
+      <w:r>
+        <w:rPr>
+          <w:rStyle w:val="VerbatimChar"/>
+        </w:rPr>
+        <w:t xml:space="preserve">MAIL_PASSWORD=          # ← paste the real mailbox password HERE in Coolify only</w:t>
+      </w:r>
+      <w:r>
+        <w:br/>
+      </w:r>
+      <w:r>
+        <w:rPr>
+          <w:rStyle w:val="VerbatimChar"/>
+        </w:rPr>
+        <w:t xml:space="preserve">MAIL_FROM_ADDRESS=noreply@marqira.com</w:t>
+      </w:r>
+      <w:r>
+        <w:br/>
+      </w:r>
+      <w:r>
+        <w:rPr>
+          <w:rStyle w:val="VerbatimChar"/>
+        </w:rPr>
+        <w:t xml:space="preserve">MAIL_FROM_NAME="MarQira Pulse"</w:t>
+      </w:r>
+      <w:r>
+        <w:br/>
+      </w:r>
+      <w:r>
+        <w:rPr>
+          <w:rStyle w:val="VerbatimChar"/>
+        </w:rPr>
+        <w:t xml:space="preserve">MARQIRA_ALERTS_ENABLED=true</w:t>
+      </w:r>
+      <w:r>
+        <w:br/>
+      </w:r>
+      <w:r>
+        <w:rPr>
+          <w:rStyle w:val="VerbatimChar"/>
+        </w:rPr>
+        <w:t xml:space="preserve">MARQIRA_ALERT_EMAIL=ozman.best@gmail.com</w:t>
+      </w:r>
+      <w:r>
+        <w:br/>
+      </w:r>
+      <w:r>
+        <w:rPr>
+          <w:rStyle w:val="VerbatimChar"/>
+        </w:rPr>
+        <w:t xml:space="preserve">MARQIRA_OFFLINE_ALERT_REPEAT_MINUTES=60</w:t>
+      </w:r>
+    </w:p>
+    <w:p>
+      <w:pPr>
+        <w:numPr>
+          <w:ilvl w:val="0"/>
+          <w:numId w:val="1000"/>
+        </w:numPr>
+        <w:pStyle w:val="BlockText"/>
+      </w:pPr>
+      <w:r>
+        <w:rPr>
+          <w:bCs/>
+          <w:b/>
+        </w:rPr>
+        <w:t xml:space="preserve">Security:</w:t>
+      </w:r>
+      <w:r>
+        <w:t xml:space="preserve"> </w:t>
+      </w:r>
+      <w:r>
+        <w:t xml:space="preserve">never commit the real</w:t>
+      </w:r>
+      <w:r>
+        <w:t xml:space="preserve"> </w:t>
+      </w:r>
+      <w:r>
+        <w:rPr>
+          <w:rStyle w:val="VerbatimChar"/>
+        </w:rPr>
+        <w:t xml:space="preserve">MAIL_PASSWORD</w:t>
+      </w:r>
+      <w:r>
+        <w:t xml:space="preserve">. It lives only in the</w:t>
+      </w:r>
+      <w:r>
+        <w:t xml:space="preserve"> </w:t>
+      </w:r>
+      <w:r>
+        <w:t xml:space="preserve">Coolify env UI. The repo keeps it blank.</w:t>
+      </w:r>
+    </w:p>
+    <w:p>
+      <w:pPr>
+        <w:numPr>
+          <w:ilvl w:val="0"/>
+          <w:numId w:val="1010"/>
+        </w:numPr>
+      </w:pPr>
+      <w:r>
+        <w:rPr>
+          <w:bCs/>
+          <w:b/>
+        </w:rPr>
+        <w:t xml:space="preserve">Run the migration</w:t>
+      </w:r>
+      <w:r>
+        <w:t xml:space="preserve"> </w:t>
+      </w:r>
+      <w:r>
+        <w:t xml:space="preserve">in the API container Terminal:</w:t>
+      </w:r>
+    </w:p>
+    <w:p>
+      <w:pPr>
+        <w:numPr>
+          <w:ilvl w:val="0"/>
+          <w:numId w:val="1000"/>
+        </w:numPr>
+        <w:pStyle w:val="SourceCode"/>
+      </w:pPr>
+      <w:r>
+        <w:rPr>
+          <w:rStyle w:val="VerbatimChar"/>
+        </w:rPr>
+        <w:t xml:space="preserve">php artisan migrate --force</w:t>
+      </w:r>
+    </w:p>
+    <w:p>
+      <w:pPr>
+        <w:numPr>
+          <w:ilvl w:val="0"/>
+          <w:numId w:val="1010"/>
+        </w:numPr>
+      </w:pPr>
+      <w:r>
+        <w:rPr>
+          <w:bCs/>
+          <w:b/>
+        </w:rPr>
+        <w:t xml:space="preserve">Ensure a queue worker is running.</w:t>
+      </w:r>
+      <w:r>
+        <w:t xml:space="preserve"> </w:t>
+      </w:r>
+      <w:r>
+        <w:t xml:space="preserve">Alert emails are queued, so they will</w:t>
+      </w:r>
+      <w:r>
+        <w:t xml:space="preserve"> </w:t>
+      </w:r>
+      <w:r>
+        <w:rPr>
+          <w:bCs/>
+          <w:b/>
+        </w:rPr>
+        <w:t xml:space="preserve">not</w:t>
+      </w:r>
+      <w:r>
+        <w:t xml:space="preserve"> </w:t>
+      </w:r>
+      <w:r>
+        <w:t xml:space="preserve">send unless a worker consumes the Redis queue. In Coolify add (or</w:t>
+      </w:r>
+      <w:r>
+        <w:t xml:space="preserve"> </w:t>
+      </w:r>
+      <w:r>
+        <w:t xml:space="preserve">confirm) a long-running process / extra container running:</w:t>
+      </w:r>
+    </w:p>
+    <w:p>
+      <w:pPr>
+        <w:numPr>
+          <w:ilvl w:val="0"/>
+          <w:numId w:val="1000"/>
+        </w:numPr>
+        <w:pStyle w:val="SourceCode"/>
+      </w:pPr>
+      <w:r>
+        <w:rPr>
+          <w:rStyle w:val="VerbatimChar"/>
+        </w:rPr>
+        <w:t xml:space="preserve">php artisan queue:work redis --tries=3 --sleep=3</w:t>
+      </w:r>
+    </w:p>
+    <w:p>
+      <w:pPr>
+        <w:numPr>
+          <w:ilvl w:val="0"/>
+          <w:numId w:val="1000"/>
+        </w:numPr>
+      </w:pPr>
+      <w:r>
+        <w:t xml:space="preserve">Without a worker, alerts silently accumulate in the queue and no email is</w:t>
+      </w:r>
+      <w:r>
+        <w:t xml:space="preserve"> </w:t>
+      </w:r>
+      <w:r>
+        <w:t xml:space="preserve">delivered. (If you prefer no worker, you may switch</w:t>
+      </w:r>
+      <w:r>
+        <w:t xml:space="preserve"> </w:t>
+      </w:r>
+      <w:r>
+        <w:rPr>
+          <w:rStyle w:val="VerbatimChar"/>
+        </w:rPr>
+        <w:t xml:space="preserve">QUEUE_CONNECTION=sync</w:t>
+      </w:r>
+      <w:r>
+        <w:t xml:space="preserve">,</w:t>
+      </w:r>
+      <w:r>
+        <w:t xml:space="preserve"> </w:t>
+      </w:r>
+      <w:r>
+        <w:t xml:space="preserve">but that makes the scheduler/heartbeat block on SMTP — not recommended.)</w:t>
+      </w:r>
+    </w:p>
+    <w:p>
+      <w:pPr>
+        <w:numPr>
+          <w:ilvl w:val="0"/>
+          <w:numId w:val="1010"/>
+        </w:numPr>
+      </w:pPr>
+      <w:r>
+        <w:rPr>
+          <w:bCs/>
+          <w:b/>
+        </w:rPr>
+        <w:t xml:space="preserve">Rebuild config cache</w:t>
+      </w:r>
+      <w:r>
+        <w:t xml:space="preserve"> </w:t>
+      </w:r>
+      <w:r>
+        <w:t xml:space="preserve">so the new env is picked up:</w:t>
+      </w:r>
+    </w:p>
+    <w:p>
+      <w:pPr>
+        <w:numPr>
+          <w:ilvl w:val="0"/>
+          <w:numId w:val="1000"/>
+        </w:numPr>
+        <w:pStyle w:val="SourceCode"/>
+      </w:pPr>
+      <w:r>
+        <w:rPr>
+          <w:rStyle w:val="VerbatimChar"/>
+        </w:rPr>
+        <w:t xml:space="preserve">php artisan config:cache</w:t>
+      </w:r>
+    </w:p>
+    <w:p>
+      <w:pPr>
+        <w:numPr>
+          <w:ilvl w:val="0"/>
+          <w:numId w:val="1010"/>
+        </w:numPr>
+      </w:pPr>
+      <w:r>
+        <w:rPr>
+          <w:bCs/>
+          <w:b/>
+        </w:rPr>
+        <w:t xml:space="preserve">(Optional) confirm the scheduler is active.</w:t>
+      </w:r>
+      <w:r>
+        <w:t xml:space="preserve"> </w:t>
+      </w:r>
+      <w:r>
+        <w:t xml:space="preserve">The offline check relies on</w:t>
+      </w:r>
+      <w:r>
+        <w:t xml:space="preserve"> </w:t>
+      </w:r>
+      <w:r>
+        <w:t xml:space="preserve">Laravel’s scheduler running every minute (</w:t>
+      </w:r>
+      <w:r>
+        <w:rPr>
+          <w:rStyle w:val="VerbatimChar"/>
+        </w:rPr>
+        <w:t xml:space="preserve">php artisan schedule:run</w:t>
+      </w:r>
+      <w:r>
+        <w:t xml:space="preserve"> </w:t>
+      </w:r>
+      <w:r>
+        <w:t xml:space="preserve">via cron</w:t>
+      </w:r>
+      <w:r>
+        <w:t xml:space="preserve"> </w:t>
+      </w:r>
+      <w:r>
+        <w:t xml:space="preserve">or the Coolify scheduler container). This was already required for</w:t>
+      </w:r>
+      <w:r>
+        <w:t xml:space="preserve"> </w:t>
+      </w:r>
+      <w:r>
+        <w:rPr>
+          <w:rStyle w:val="VerbatimChar"/>
+        </w:rPr>
+        <w:t xml:space="preserve">marqira:check-stale-sites</w:t>
+      </w:r>
+      <w:r>
+        <w:t xml:space="preserve">; no change here.</w:t>
+      </w:r>
+    </w:p>
+    <w:bookmarkEnd w:id="33"/>
+    <w:bookmarkStart w:id="34" w:name="verifying-alerts-end-to-end-optional"/>
+    <w:p>
+      <w:pPr>
+        <w:pStyle w:val="Heading3"/>
+      </w:pPr>
+      <w:r>
+        <w:t xml:space="preserve">Verifying alerts end-to-end (optional)</w:t>
+      </w:r>
+    </w:p>
+    <w:p>
+      <w:pPr>
+        <w:numPr>
+          <w:ilvl w:val="0"/>
+          <w:numId w:val="1011"/>
+        </w:numPr>
+        <w:pStyle w:val="Compact"/>
+      </w:pPr>
+      <w:r>
+        <w:t xml:space="preserve">Temporarily set</w:t>
+      </w:r>
+      <w:r>
+        <w:t xml:space="preserve"> </w:t>
+      </w:r>
+      <w:r>
+        <w:rPr>
+          <w:rStyle w:val="VerbatimChar"/>
+        </w:rPr>
+        <w:t xml:space="preserve">MARQIRA_OFFLINE_ALERT_REPEAT_MINUTES=2</w:t>
+      </w:r>
+      <w:r>
+        <w:t xml:space="preserve"> </w:t>
+      </w:r>
+      <w:r>
+        <w:t xml:space="preserve">and lower</w:t>
+      </w:r>
+      <w:r>
+        <w:t xml:space="preserve"> </w:t>
+      </w:r>
+      <w:r>
+        <w:rPr>
+          <w:rStyle w:val="VerbatimChar"/>
+        </w:rPr>
+        <w:t xml:space="preserve">MARQIRA_OFFLINE_THRESHOLD</w:t>
+      </w:r>
+      <w:r>
+        <w:t xml:space="preserve"> </w:t>
+      </w:r>
+      <w:r>
+        <w:t xml:space="preserve">behavior via the heartbeat config if you want a</w:t>
+      </w:r>
+      <w:r>
+        <w:t xml:space="preserve"> </w:t>
+      </w:r>
+      <w:r>
+        <w:t xml:space="preserve">fast test, then</w:t>
+      </w:r>
+      <w:r>
+        <w:t xml:space="preserve"> </w:t>
+      </w:r>
+      <w:r>
+        <w:rPr>
+          <w:rStyle w:val="VerbatimChar"/>
+        </w:rPr>
+        <w:t xml:space="preserve">php artisan config:cache</w:t>
+      </w:r>
+      <w:r>
+        <w:t xml:space="preserve">.</w:t>
+      </w:r>
+    </w:p>
+    <w:p>
+      <w:pPr>
+        <w:numPr>
+          <w:ilvl w:val="0"/>
+          <w:numId w:val="1011"/>
+        </w:numPr>
+        <w:pStyle w:val="Compact"/>
+      </w:pPr>
+      <w:r>
+        <w:t xml:space="preserve">Stop a test site’s heartbeat (deactivate its connector). Within the stale</w:t>
+      </w:r>
+      <w:r>
+        <w:t xml:space="preserve"> </w:t>
+      </w:r>
+      <w:r>
+        <w:t xml:space="preserve">threshold the scheduler marks it offline and you receive the</w:t>
+      </w:r>
+      <w:r>
+        <w:t xml:space="preserve"> </w:t>
+      </w:r>
+      <w:r>
+        <w:rPr>
+          <w:bCs/>
+          <w:b/>
+        </w:rPr>
+        <w:t xml:space="preserve">offline</w:t>
+      </w:r>
+      <w:r>
+        <w:t xml:space="preserve"> </w:t>
+      </w:r>
+      <w:r>
+        <w:t xml:space="preserve">email; a</w:t>
+      </w:r>
+      <w:r>
+        <w:t xml:space="preserve"> </w:t>
+      </w:r>
+      <w:r>
+        <w:rPr>
+          <w:bCs/>
+          <w:b/>
+        </w:rPr>
+        <w:t xml:space="preserve">repeat</w:t>
+      </w:r>
+      <w:r>
+        <w:t xml:space="preserve"> </w:t>
+      </w:r>
+      <w:r>
+        <w:t xml:space="preserve">arrives every 2 minutes.</w:t>
+      </w:r>
+    </w:p>
+    <w:p>
+      <w:pPr>
+        <w:numPr>
+          <w:ilvl w:val="0"/>
+          <w:numId w:val="1011"/>
+        </w:numPr>
+        <w:pStyle w:val="Compact"/>
+      </w:pPr>
+      <w:r>
+        <w:t xml:space="preserve">Reactivate the connector. On its next heartbeat you receive the</w:t>
+      </w:r>
+      <w:r>
+        <w:t xml:space="preserve"> </w:t>
+      </w:r>
+      <w:r>
+        <w:rPr>
+          <w:bCs/>
+          <w:b/>
+        </w:rPr>
+        <w:t xml:space="preserve">recovery</w:t>
+      </w:r>
+      <w:r>
+        <w:t xml:space="preserve"> </w:t>
+      </w:r>
+      <w:r>
+        <w:t xml:space="preserve">email and the dashboard shows the site online again.</w:t>
+      </w:r>
+    </w:p>
+    <w:p>
+      <w:pPr>
+        <w:numPr>
+          <w:ilvl w:val="0"/>
+          <w:numId w:val="1011"/>
+        </w:numPr>
+        <w:pStyle w:val="Compact"/>
+      </w:pPr>
+      <w:r>
+        <w:t xml:space="preserve">Restore the production repeat interval and re-cache config.</w:t>
+      </w:r>
+    </w:p>
+    <w:bookmarkEnd w:id="34"/>
+    <w:bookmarkStart w:id="35" w:name="rollback-2"/>
+    <w:p>
+      <w:pPr>
+        <w:pStyle w:val="Heading3"/>
+      </w:pPr>
+      <w:r>
+        <w:t xml:space="preserve">Rollback</w:t>
+      </w:r>
+    </w:p>
+    <w:p>
+      <w:pPr>
+        <w:numPr>
+          <w:ilvl w:val="0"/>
+          <w:numId w:val="1012"/>
+        </w:numPr>
+        <w:pStyle w:val="Compact"/>
+      </w:pPr>
+      <w:r>
+        <w:rPr>
+          <w:bCs/>
+          <w:b/>
+        </w:rPr>
+        <w:t xml:space="preserve">DB:</w:t>
+      </w:r>
+      <w:r>
+        <w:t xml:space="preserve"> </w:t>
+      </w:r>
+      <w:r>
+        <w:rPr>
+          <w:rStyle w:val="VerbatimChar"/>
+        </w:rPr>
+        <w:t xml:space="preserve">php artisan migrate:rollback</w:t>
+      </w:r>
+      <w:r>
+        <w:t xml:space="preserve"> </w:t>
+      </w:r>
+      <w:r>
+        <w:t xml:space="preserve">removes the three new columns.</w:t>
+      </w:r>
+    </w:p>
+    <w:p>
+      <w:pPr>
+        <w:numPr>
+          <w:ilvl w:val="0"/>
+          <w:numId w:val="1012"/>
+        </w:numPr>
+        <w:pStyle w:val="Compact"/>
+      </w:pPr>
+      <w:r>
+        <w:rPr>
+          <w:bCs/>
+          <w:b/>
+        </w:rPr>
+        <w:t xml:space="preserve">Alerts:</w:t>
+      </w:r>
+      <w:r>
+        <w:t xml:space="preserve"> </w:t>
+      </w:r>
+      <w:r>
+        <w:t xml:space="preserve">set</w:t>
+      </w:r>
+      <w:r>
+        <w:t xml:space="preserve"> </w:t>
+      </w:r>
+      <w:r>
+        <w:rPr>
+          <w:rStyle w:val="VerbatimChar"/>
+        </w:rPr>
+        <w:t xml:space="preserve">MARQIRA_ALERTS_ENABLED=false</w:t>
+      </w:r>
+      <w:r>
+        <w:t xml:space="preserve"> </w:t>
+      </w:r>
+      <w:r>
+        <w:t xml:space="preserve">(and</w:t>
+      </w:r>
+      <w:r>
+        <w:t xml:space="preserve"> </w:t>
+      </w:r>
+      <w:r>
+        <w:rPr>
+          <w:rStyle w:val="VerbatimChar"/>
+        </w:rPr>
+        <w:t xml:space="preserve">config:cache</w:t>
+      </w:r>
+      <w:r>
+        <w:t xml:space="preserve">) to disable</w:t>
+      </w:r>
+      <w:r>
+        <w:t xml:space="preserve"> </w:t>
+      </w:r>
+      <w:r>
+        <w:t xml:space="preserve">all alert emails instantly without a redeploy. Offline status detection</w:t>
+      </w:r>
+      <w:r>
+        <w:t xml:space="preserve"> </w:t>
+      </w:r>
+      <w:r>
+        <w:t xml:space="preserve">continues to work.</w:t>
+      </w:r>
+    </w:p>
+    <w:bookmarkEnd w:id="35"/>
+    <w:bookmarkEnd w:id="36"/>
+    <w:bookmarkEnd w:id="37"/>
     <w:sectPr/>
   </w:body>
 </w:document>
@@ -2146,6 +3319,75 @@
     </w:lvlOverride>
   </w:num>
   <w:num w:numId="1007">
+    <w:abstractNumId w:val="991"/>
+  </w:num>
+  <w:num w:numId="1008">
+    <w:abstractNumId w:val="991"/>
+  </w:num>
+  <w:num w:numId="1009">
+    <w:abstractNumId w:val="991"/>
+  </w:num>
+  <w:num w:numId="1010">
+    <w:abstractNumId w:val="99411"/>
+    <w:lvlOverride w:ilvl="0">
+      <w:startOverride w:val="1"/>
+    </w:lvlOverride>
+    <w:lvlOverride w:ilvl="1">
+      <w:startOverride w:val="1"/>
+    </w:lvlOverride>
+    <w:lvlOverride w:ilvl="2">
+      <w:startOverride w:val="1"/>
+    </w:lvlOverride>
+    <w:lvlOverride w:ilvl="3">
+      <w:startOverride w:val="1"/>
+    </w:lvlOverride>
+    <w:lvlOverride w:ilvl="4">
+      <w:startOverride w:val="1"/>
+    </w:lvlOverride>
+    <w:lvlOverride w:ilvl="5">
+      <w:startOverride w:val="1"/>
+    </w:lvlOverride>
+    <w:lvlOverride w:ilvl="6">
+      <w:startOverride w:val="1"/>
+    </w:lvlOverride>
+    <w:lvlOverride w:ilvl="7">
+      <w:startOverride w:val="1"/>
+    </w:lvlOverride>
+    <w:lvlOverride w:ilvl="8">
+      <w:startOverride w:val="1"/>
+    </w:lvlOverride>
+  </w:num>
+  <w:num w:numId="1011">
+    <w:abstractNumId w:val="99411"/>
+    <w:lvlOverride w:ilvl="0">
+      <w:startOverride w:val="1"/>
+    </w:lvlOverride>
+    <w:lvlOverride w:ilvl="1">
+      <w:startOverride w:val="1"/>
+    </w:lvlOverride>
+    <w:lvlOverride w:ilvl="2">
+      <w:startOverride w:val="1"/>
+    </w:lvlOverride>
+    <w:lvlOverride w:ilvl="3">
+      <w:startOverride w:val="1"/>
+    </w:lvlOverride>
+    <w:lvlOverride w:ilvl="4">
+      <w:startOverride w:val="1"/>
+    </w:lvlOverride>
+    <w:lvlOverride w:ilvl="5">
+      <w:startOverride w:val="1"/>
+    </w:lvlOverride>
+    <w:lvlOverride w:ilvl="6">
+      <w:startOverride w:val="1"/>
+    </w:lvlOverride>
+    <w:lvlOverride w:ilvl="7">
+      <w:startOverride w:val="1"/>
+    </w:lvlOverride>
+    <w:lvlOverride w:ilvl="8">
+      <w:startOverride w:val="1"/>
+    </w:lvlOverride>
+  </w:num>
+  <w:num w:numId="1012">
     <w:abstractNumId w:val="991"/>
   </w:num>
 </w:numbering>

--- a/docs/RELEASE_1.2.0_DEPLOYMENT.docx
+++ b/docs/RELEASE_1.2.0_DEPLOYMENT.docx
@@ -1809,7 +1809,7 @@
         <w:rPr>
           <w:rStyle w:val="VerbatimChar"/>
         </w:rPr>
-        <w:t xml:space="preserve">&lt;filled in on push&gt;</w:t>
+        <w:t xml:space="preserve">cb416cd</w:t>
       </w:r>
       <w:r>
         <w:t xml:space="preserve"> </w:t>

--- a/docs/RELEASE_1.2.0_DEPLOYMENT.docx
+++ b/docs/RELEASE_1.2.0_DEPLOYMENT.docx
@@ -2,7 +2,7 @@
 <file path=word/document.xml><?xml version="1.0" encoding="utf-8"?>
 <w:document xmlns:w="http://schemas.openxmlformats.org/wordprocessingml/2006/main" xmlns:m="http://schemas.openxmlformats.org/officeDocument/2006/math" xmlns:r="http://schemas.openxmlformats.org/officeDocument/2006/relationships" xmlns:o="urn:schemas-microsoft-com:office:office" xmlns:v="urn:schemas-microsoft-com:vml" xmlns:w10="urn:schemas-microsoft-com:office:word" xmlns:a="http://schemas.openxmlformats.org/drawingml/2006/main" xmlns:pic="http://schemas.openxmlformats.org/drawingml/2006/picture" xmlns:wp="http://schemas.openxmlformats.org/drawingml/2006/wordprocessingDrawing">
   <w:body>
-    <w:bookmarkStart w:id="37" w:name="Xccd526631e04a5a03c509a47fef5c0613bdb5fa"/>
+    <w:bookmarkStart w:id="45" w:name="Xccd526631e04a5a03c509a47fef5c0613bdb5fa"/>
     <w:p>
       <w:pPr>
         <w:pStyle w:val="Heading1"/>
@@ -1192,19 +1192,13 @@
         <w:t xml:space="preserve"> </w:t>
       </w:r>
       <w:r>
-        <w:t xml:space="preserve">option and preserved on deactivate/upgrade;</w:t>
-      </w:r>
-      <w:r>
-        <w:t xml:space="preserve"> </w:t>
-      </w:r>
-      <w:r>
-        <w:t xml:space="preserve">only uninstall removes them. Combined with the existing cron self-heal, updated</w:t>
-      </w:r>
-      <w:r>
-        <w:t xml:space="preserve"> </w:t>
-      </w:r>
-      <w:r>
-        <w:t xml:space="preserve">sites keep monitoring with</w:t>
+        <w:t xml:space="preserve">option and preserved on deactivate/upgrade.</w:t>
+      </w:r>
+      <w:r>
+        <w:t xml:space="preserve"> </w:t>
+      </w:r>
+      <w:r>
+        <w:t xml:space="preserve">Combined with the existing cron self-heal, updated sites keep monitoring with</w:t>
       </w:r>
       <w:r>
         <w:t xml:space="preserve"> </w:t>
@@ -1217,7 +1211,29 @@
         <w:t xml:space="preserve">no reconnection</w:t>
       </w:r>
       <w:r>
-        <w:t xml:space="preserve">.</w:t>
+        <w:t xml:space="preserve">. (Increment 4 hardens this further so pairing also survives</w:t>
+      </w:r>
+      <w:r>
+        <w:t xml:space="preserve"> </w:t>
+      </w:r>
+      <w:r>
+        <w:t xml:space="preserve">a full</w:t>
+      </w:r>
+      <w:r>
+        <w:t xml:space="preserve"> </w:t>
+      </w:r>
+      <w:r>
+        <w:rPr>
+          <w:bCs/>
+          <w:b/>
+        </w:rPr>
+        <w:t xml:space="preserve">delete + reinstall</w:t>
+      </w:r>
+      <w:r>
+        <w:t xml:space="preserve"> </w:t>
+      </w:r>
+      <w:r>
+        <w:t xml:space="preserve">— see below.)</w:t>
       </w:r>
     </w:p>
     <w:p>
@@ -1919,13 +1935,7 @@
         <w:t xml:space="preserve"> </w:t>
       </w:r>
       <w:r>
-        <w:t xml:space="preserve">scheduler (runs every 5 min) now, in addition to</w:t>
-      </w:r>
-      <w:r>
-        <w:t xml:space="preserve"> </w:t>
-      </w:r>
-      <w:r>
-        <w:t xml:space="preserve">marking a stale site</w:t>
+        <w:t xml:space="preserve">scheduler now, in addition to marking a stale site</w:t>
       </w:r>
       <w:r>
         <w:t xml:space="preserve"> </w:t>
@@ -1953,13 +1963,35 @@
         <w:t xml:space="preserve"> </w:t>
       </w:r>
       <w:r>
-        <w:t xml:space="preserve">(and the optional</w:t>
-      </w:r>
-      <w:r>
-        <w:t xml:space="preserve"> </w:t>
-      </w:r>
-      <w:r>
-        <w:t xml:space="preserve">platform alert address) that the site is down.</w:t>
+        <w:t xml:space="preserve">(and the optional platform alert address)</w:t>
+      </w:r>
+      <w:r>
+        <w:t xml:space="preserve"> </w:t>
+      </w:r>
+      <w:r>
+        <w:t xml:space="preserve">that the site is down. (Increment 4 changes this scheduler from every-5-minutes</w:t>
+      </w:r>
+      <w:r>
+        <w:t xml:space="preserve"> </w:t>
+      </w:r>
+      <w:r>
+        <w:t xml:space="preserve">to</w:t>
+      </w:r>
+      <w:r>
+        <w:t xml:space="preserve"> </w:t>
+      </w:r>
+      <w:r>
+        <w:rPr>
+          <w:bCs/>
+          <w:b/>
+        </w:rPr>
+        <w:t xml:space="preserve">every minute</w:t>
+      </w:r>
+      <w:r>
+        <w:t xml:space="preserve"> </w:t>
+      </w:r>
+      <w:r>
+        <w:t xml:space="preserve">so short repeat intervals are honored — see below.)</w:t>
       </w:r>
     </w:p>
     <w:p>
@@ -2946,9 +2978,1887 @@
         <w:t xml:space="preserve">continues to work.</w:t>
       </w:r>
     </w:p>
+    <w:p>
+      <w:r>
+        <w:pict>
+          <v:rect style="width:0;height:1.5pt" o:hralign="center" o:hrstd="t" o:hr="t"/>
+        </w:pict>
+      </w:r>
+    </w:p>
     <w:bookmarkEnd w:id="35"/>
     <w:bookmarkEnd w:id="36"/>
+    <w:bookmarkStart w:id="44" w:name="X0ce5644dc846a6451be3cde0b7df1f4f64199a1"/>
+    <w:p>
+      <w:pPr>
+        <w:pStyle w:val="Heading2"/>
+      </w:pPr>
+      <w:r>
+        <w:t xml:space="preserve">Increment 4 — Review fixes: durable pairing on delete/reinstall + 1-minute monitor</w:t>
+      </w:r>
+    </w:p>
+    <w:p>
+      <w:pPr>
+        <w:pStyle w:val="FirstParagraph"/>
+      </w:pPr>
+      <w:r>
+        <w:rPr>
+          <w:bCs/>
+          <w:b/>
+        </w:rPr>
+        <w:t xml:space="preserve">Commit:</w:t>
+      </w:r>
+      <w:r>
+        <w:t xml:space="preserve"> </w:t>
+      </w:r>
+      <w:r>
+        <w:rPr>
+          <w:rStyle w:val="VerbatimChar"/>
+        </w:rPr>
+        <w:t xml:space="preserve">__PENDING__</w:t>
+      </w:r>
+      <w:r>
+        <w:t xml:space="preserve"> </w:t>
+      </w:r>
+      <w:r>
+        <w:rPr>
+          <w:bCs/>
+          <w:b/>
+        </w:rPr>
+        <w:t xml:space="preserve">Risk:</w:t>
+      </w:r>
+      <w:r>
+        <w:t xml:space="preserve"> </w:t>
+      </w:r>
+      <w:r>
+        <w:t xml:space="preserve">Low. No migrations, no schema changes, no forced reconnection. One</w:t>
+      </w:r>
+      <w:r>
+        <w:t xml:space="preserve"> </w:t>
+      </w:r>
+      <w:r>
+        <w:t xml:space="preserve">connector change (uninstall behavior + Disconnect cron teardown) and one API</w:t>
+      </w:r>
+      <w:r>
+        <w:t xml:space="preserve"> </w:t>
+      </w:r>
+      <w:r>
+        <w:t xml:space="preserve">change (scheduler cadence + concurrency-safe alerting). Both are reversible.</w:t>
+      </w:r>
+    </w:p>
+    <w:p>
+      <w:pPr>
+        <w:pStyle w:val="BodyText"/>
+      </w:pPr>
+      <w:r>
+        <w:t xml:space="preserve">Two issues found during runbook review are fixed here.</w:t>
+      </w:r>
+    </w:p>
+    <w:bookmarkStart w:id="37" w:name="X61d4a4cc0457d0ec7800556f210b11d92c8b785"/>
+    <w:p>
+      <w:pPr>
+        <w:pStyle w:val="Heading3"/>
+      </w:pPr>
+      <w:r>
+        <w:t xml:space="preserve">Fix 1 — Pairing now survives a full plugin delete + reinstall</w:t>
+      </w:r>
+    </w:p>
+    <w:p>
+      <w:pPr>
+        <w:pStyle w:val="FirstParagraph"/>
+      </w:pPr>
+      <w:r>
+        <w:rPr>
+          <w:bCs/>
+          <w:b/>
+        </w:rPr>
+        <w:t xml:space="preserve">Before:</w:t>
+      </w:r>
+      <w:r>
+        <w:t xml:space="preserve"> </w:t>
+      </w:r>
+      <w:r>
+        <w:t xml:space="preserve">the runbook implied that deleting/uninstalling the connector removed</w:t>
+      </w:r>
+      <w:r>
+        <w:t xml:space="preserve"> </w:t>
+      </w:r>
+      <w:r>
+        <w:t xml:space="preserve">the pairing credentials, so a delete + reinstall would have required a brand-new</w:t>
+      </w:r>
+      <w:r>
+        <w:t xml:space="preserve"> </w:t>
+      </w:r>
+      <w:r>
+        <w:t xml:space="preserve">enrollment code.</w:t>
+      </w:r>
+    </w:p>
+    <w:p>
+      <w:pPr>
+        <w:pStyle w:val="BodyText"/>
+      </w:pPr>
+      <w:r>
+        <w:rPr>
+          <w:bCs/>
+          <w:b/>
+        </w:rPr>
+        <w:t xml:space="preserve">After:</w:t>
+      </w:r>
+      <w:r>
+        <w:t xml:space="preserve"> </w:t>
+      </w:r>
+      <w:r>
+        <w:t xml:space="preserve">the pairing credentials (</w:t>
+      </w:r>
+      <w:r>
+        <w:rPr>
+          <w:rStyle w:val="VerbatimChar"/>
+        </w:rPr>
+        <w:t xml:space="preserve">marqira_site_credentials</w:t>
+      </w:r>
+      <w:r>
+        <w:t xml:space="preserve">) are treated as a</w:t>
+      </w:r>
+      <w:r>
+        <w:t xml:space="preserve"> </w:t>
+      </w:r>
+      <w:r>
+        <w:rPr>
+          <w:bCs/>
+          <w:b/>
+        </w:rPr>
+        <w:t xml:space="preserve">durable connection identity</w:t>
+      </w:r>
+      <w:r>
+        <w:t xml:space="preserve">. The supported lifecycle now works with no new</w:t>
+      </w:r>
+      <w:r>
+        <w:t xml:space="preserve"> </w:t>
+      </w:r>
+      <w:r>
+        <w:t xml:space="preserve">code and no duplicate dashboard site:</w:t>
+      </w:r>
+    </w:p>
+    <w:p>
+      <w:pPr>
+        <w:pStyle w:val="SourceCode"/>
+      </w:pPr>
+      <w:r>
+        <w:rPr>
+          <w:rStyle w:val="VerbatimChar"/>
+        </w:rPr>
+        <w:t xml:space="preserve">Deactivate → Delete plugin → Reinstall plugin → Still connected</w:t>
+      </w:r>
+    </w:p>
+    <w:p>
+      <w:pPr>
+        <w:pStyle w:val="FirstParagraph"/>
+      </w:pPr>
+      <w:r>
+        <w:t xml:space="preserve">On reinstall the connector finds the existing credentials, re-authenticates with</w:t>
+      </w:r>
+      <w:r>
+        <w:t xml:space="preserve"> </w:t>
+      </w:r>
+      <w:r>
+        <w:t xml:space="preserve">the</w:t>
+      </w:r>
+      <w:r>
+        <w:t xml:space="preserve"> </w:t>
+      </w:r>
+      <w:r>
+        <w:rPr>
+          <w:bCs/>
+          <w:b/>
+        </w:rPr>
+        <w:t xml:space="preserve">same</w:t>
+      </w:r>
+      <w:r>
+        <w:t xml:space="preserve"> </w:t>
+      </w:r>
+      <w:r>
+        <w:t xml:space="preserve">site UUID/secret, and its per-request cron self-heal automatically</w:t>
+      </w:r>
+      <w:r>
+        <w:t xml:space="preserve"> </w:t>
+      </w:r>
+      <w:r>
+        <w:t xml:space="preserve">restores the heartbeat schedule.</w:t>
+      </w:r>
+    </w:p>
+    <w:p>
+      <w:pPr>
+        <w:pStyle w:val="BodyText"/>
+      </w:pPr>
+      <w:r>
+        <w:rPr>
+          <w:bCs/>
+          <w:b/>
+        </w:rPr>
+        <w:t xml:space="preserve">What the uninstaller (</w:t>
+      </w:r>
+      <w:r>
+        <w:rPr>
+          <w:rStyle w:val="VerbatimChar"/>
+          <w:bCs/>
+          <w:b/>
+        </w:rPr>
+        <w:t xml:space="preserve">uninstall.php</w:t>
+      </w:r>
+      <w:r>
+        <w:rPr>
+          <w:bCs/>
+          <w:b/>
+        </w:rPr>
+        <w:t xml:space="preserve">) now does on plugin delete:</w:t>
+      </w:r>
+      <w:r>
+        <w:t xml:space="preserve"> </w:t>
+      </w:r>
+      <w:r>
+        <w:t xml:space="preserve">-</w:t>
+      </w:r>
+      <w:r>
+        <w:t xml:space="preserve"> </w:t>
+      </w:r>
+      <w:r>
+        <w:rPr>
+          <w:bCs/>
+          <w:b/>
+        </w:rPr>
+        <w:t xml:space="preserve">KEEPS:</w:t>
+      </w:r>
+      <w:r>
+        <w:t xml:space="preserve"> </w:t>
+      </w:r>
+      <w:r>
+        <w:rPr>
+          <w:rStyle w:val="VerbatimChar"/>
+        </w:rPr>
+        <w:t xml:space="preserve">marqira_site_credentials</w:t>
+      </w:r>
+      <w:r>
+        <w:t xml:space="preserve"> </w:t>
+      </w:r>
+      <w:r>
+        <w:t xml:space="preserve">(durable pairing) — this is the change.</w:t>
+      </w:r>
+      <w:r>
+        <w:t xml:space="preserve"> </w:t>
+      </w:r>
+      <w:r>
+        <w:t xml:space="preserve">-</w:t>
+      </w:r>
+      <w:r>
+        <w:t xml:space="preserve"> </w:t>
+      </w:r>
+      <w:r>
+        <w:rPr>
+          <w:bCs/>
+          <w:b/>
+        </w:rPr>
+        <w:t xml:space="preserve">Removes only disposable local state:</w:t>
+      </w:r>
+      <w:r>
+        <w:t xml:space="preserve"> </w:t>
+      </w:r>
+      <w:r>
+        <w:t xml:space="preserve">the</w:t>
+      </w:r>
+      <w:r>
+        <w:t xml:space="preserve"> </w:t>
+      </w:r>
+      <w:r>
+        <w:rPr>
+          <w:rStyle w:val="VerbatimChar"/>
+        </w:rPr>
+        <w:t xml:space="preserve">marqira_connector_settings</w:t>
+      </w:r>
+      <w:r>
+        <w:t xml:space="preserve"> </w:t>
+      </w:r>
+      <w:r>
+        <w:t xml:space="preserve">option, transient caches (last-heartbeat marker, allowed-IP / Cloudflare</w:t>
+      </w:r>
+      <w:r>
+        <w:t xml:space="preserve"> </w:t>
+      </w:r>
+      <w:r>
+        <w:t xml:space="preserve">caches), the heartbeat cron event (recreated automatically on reinstall), and</w:t>
+      </w:r>
+      <w:r>
+        <w:t xml:space="preserve"> </w:t>
+      </w:r>
+      <w:r>
+        <w:t xml:space="preserve">the</w:t>
+      </w:r>
+      <w:r>
+        <w:t xml:space="preserve"> </w:t>
+      </w:r>
+      <w:r>
+        <w:rPr>
+          <w:rStyle w:val="VerbatimChar"/>
+        </w:rPr>
+        <w:t xml:space="preserve">{prefix}marqira_log</w:t>
+      </w:r>
+      <w:r>
+        <w:t xml:space="preserve"> </w:t>
+      </w:r>
+      <w:r>
+        <w:t xml:space="preserve">security-log table.</w:t>
+      </w:r>
+      <w:r>
+        <w:t xml:space="preserve"> </w:t>
+      </w:r>
+      <w:r>
+        <w:t xml:space="preserve">-</w:t>
+      </w:r>
+      <w:r>
+        <w:t xml:space="preserve"> </w:t>
+      </w:r>
+      <w:r>
+        <w:rPr>
+          <w:bCs/>
+          <w:b/>
+        </w:rPr>
+        <w:t xml:space="preserve">Never touches:</w:t>
+      </w:r>
+      <w:r>
+        <w:t xml:space="preserve"> </w:t>
+      </w:r>
+      <w:r>
+        <w:t xml:space="preserve">WordPress Application Passwords or any WP core/user data.</w:t>
+      </w:r>
+    </w:p>
+    <w:p>
+      <w:pPr>
+        <w:pStyle w:val="BodyText"/>
+      </w:pPr>
+      <w:r>
+        <w:rPr>
+          <w:bCs/>
+          <w:b/>
+        </w:rPr>
+        <w:t xml:space="preserve">What data remains in WordPress after the plugin is deleted:</w:t>
+      </w:r>
+      <w:r>
+        <w:t xml:space="preserve"> </w:t>
+      </w:r>
+      <w:r>
+        <w:t xml:space="preserve">only the single</w:t>
+      </w:r>
+      <w:r>
+        <w:t xml:space="preserve"> </w:t>
+      </w:r>
+      <w:r>
+        <w:t xml:space="preserve">encrypted option</w:t>
+      </w:r>
+      <w:r>
+        <w:t xml:space="preserve"> </w:t>
+      </w:r>
+      <w:r>
+        <w:rPr>
+          <w:rStyle w:val="VerbatimChar"/>
+        </w:rPr>
+        <w:t xml:space="preserve">marqira_site_credentials</w:t>
+      </w:r>
+      <w:r>
+        <w:t xml:space="preserve"> </w:t>
+      </w:r>
+      <w:r>
+        <w:t xml:space="preserve">(the site UUID, secret and key id,</w:t>
+      </w:r>
+      <w:r>
+        <w:t xml:space="preserve"> </w:t>
+      </w:r>
+      <w:r>
+        <w:t xml:space="preserve">AES-256-GCM encrypted at rest). Everything else the connector created is removed.</w:t>
+      </w:r>
+    </w:p>
+    <w:p>
+      <w:pPr>
+        <w:pStyle w:val="BodyText"/>
+      </w:pPr>
+      <w:r>
+        <w:rPr>
+          <w:bCs/>
+          <w:b/>
+        </w:rPr>
+        <w:t xml:space="preserve">The pairing credentials are deleted by exactly two explicit actions — never by</w:t>
+      </w:r>
+      <w:r>
+        <w:rPr>
+          <w:bCs/>
+          <w:b/>
+        </w:rPr>
+        <w:t xml:space="preserve"> </w:t>
+      </w:r>
+      <w:r>
+        <w:rPr>
+          <w:bCs/>
+          <w:b/>
+        </w:rPr>
+        <w:t xml:space="preserve">ordinary plugin delete/uninstall:</w:t>
+      </w:r>
+      <w:r>
+        <w:t xml:space="preserve"> </w:t>
+      </w:r>
+      <w:r>
+        <w:t xml:space="preserve">1. The user clicks</w:t>
+      </w:r>
+      <w:r>
+        <w:t xml:space="preserve"> </w:t>
+      </w:r>
+      <w:r>
+        <w:rPr>
+          <w:bCs/>
+          <w:b/>
+        </w:rPr>
+        <w:t xml:space="preserve">Disconnect from MarQira Pulse</w:t>
+      </w:r>
+      <w:r>
+        <w:t xml:space="preserve"> </w:t>
+      </w:r>
+      <w:r>
+        <w:t xml:space="preserve">inside WordPress</w:t>
+      </w:r>
+      <w:r>
+        <w:t xml:space="preserve"> </w:t>
+      </w:r>
+      <w:r>
+        <w:t xml:space="preserve">(</w:t>
+      </w:r>
+      <w:r>
+        <w:rPr>
+          <w:rStyle w:val="VerbatimChar"/>
+        </w:rPr>
+        <w:t xml:space="preserve">Marqira_Enrollment::disconnect()</w:t>
+      </w:r>
+      <w:r>
+        <w:t xml:space="preserve">), which now also tears down the heartbeat</w:t>
+      </w:r>
+      <w:r>
+        <w:t xml:space="preserve"> </w:t>
+      </w:r>
+      <w:r>
+        <w:t xml:space="preserve">cron.</w:t>
+      </w:r>
+      <w:r>
+        <w:t xml:space="preserve"> </w:t>
+      </w:r>
+      <w:r>
+        <w:t xml:space="preserve">2. The site is</w:t>
+      </w:r>
+      <w:r>
+        <w:t xml:space="preserve"> </w:t>
+      </w:r>
+      <w:r>
+        <w:rPr>
+          <w:bCs/>
+          <w:b/>
+        </w:rPr>
+        <w:t xml:space="preserve">removed/revoked from the MarQira dashboard</w:t>
+      </w:r>
+      <w:r>
+        <w:t xml:space="preserve"> </w:t>
+      </w:r>
+      <w:r>
+        <w:t xml:space="preserve">— the next</w:t>
+      </w:r>
+      <w:r>
+        <w:t xml:space="preserve"> </w:t>
+      </w:r>
+      <w:r>
+        <w:t xml:space="preserve">heartbeat receives</w:t>
+      </w:r>
+      <w:r>
+        <w:t xml:space="preserve"> </w:t>
+      </w:r>
+      <w:r>
+        <w:rPr>
+          <w:rStyle w:val="VerbatimChar"/>
+        </w:rPr>
+        <w:t xml:space="preserve">403 site_revoked</w:t>
+      </w:r>
+      <w:r>
+        <w:t xml:space="preserve"> </w:t>
+      </w:r>
+      <w:r>
+        <w:t xml:space="preserve">and the connector self-disconnects</w:t>
+      </w:r>
+      <w:r>
+        <w:t xml:space="preserve"> </w:t>
+      </w:r>
+      <w:r>
+        <w:t xml:space="preserve">(</w:t>
+      </w:r>
+      <w:r>
+        <w:rPr>
+          <w:rStyle w:val="VerbatimChar"/>
+        </w:rPr>
+        <w:t xml:space="preserve">Marqira_Heartbeat::handle_revocation()</w:t>
+      </w:r>
+      <w:r>
+        <w:t xml:space="preserve">), clearing credentials and cron.</w:t>
+      </w:r>
+    </w:p>
     <w:bookmarkEnd w:id="37"/>
+    <w:bookmarkStart w:id="38" w:name="X26e6d7bc800c8b5544a517cdedf7c6b51bae508"/>
+    <w:p>
+      <w:pPr>
+        <w:pStyle w:val="Heading3"/>
+      </w:pPr>
+      <w:r>
+        <w:t xml:space="preserve">Fix 2 — Stale-site monitor now runs every minute (honors short repeats)</w:t>
+      </w:r>
+    </w:p>
+    <w:p>
+      <w:pPr>
+        <w:pStyle w:val="FirstParagraph"/>
+      </w:pPr>
+      <w:r>
+        <w:rPr>
+          <w:bCs/>
+          <w:b/>
+        </w:rPr>
+        <w:t xml:space="preserve">Before:</w:t>
+      </w:r>
+      <w:r>
+        <w:t xml:space="preserve"> </w:t>
+      </w:r>
+      <w:r>
+        <w:rPr>
+          <w:rStyle w:val="VerbatimChar"/>
+        </w:rPr>
+        <w:t xml:space="preserve">marqira:check-stale-sites</w:t>
+      </w:r>
+      <w:r>
+        <w:t xml:space="preserve"> </w:t>
+      </w:r>
+      <w:r>
+        <w:t xml:space="preserve">ran</w:t>
+      </w:r>
+      <w:r>
+        <w:t xml:space="preserve"> </w:t>
+      </w:r>
+      <w:r>
+        <w:rPr>
+          <w:bCs/>
+          <w:b/>
+        </w:rPr>
+        <w:t xml:space="preserve">every 5 minutes</w:t>
+      </w:r>
+      <w:r>
+        <w:t xml:space="preserve">, so a configured</w:t>
+      </w:r>
+      <w:r>
+        <w:t xml:space="preserve"> </w:t>
+      </w:r>
+      <w:r>
+        <w:t xml:space="preserve">repeat interval shorter than 5 minutes (e.g. the 2-minute test value) could never</w:t>
+      </w:r>
+      <w:r>
+        <w:t xml:space="preserve"> </w:t>
+      </w:r>
+      <w:r>
+        <w:t xml:space="preserve">actually fire on time.</w:t>
+      </w:r>
+    </w:p>
+    <w:p>
+      <w:pPr>
+        <w:pStyle w:val="BodyText"/>
+      </w:pPr>
+      <w:r>
+        <w:rPr>
+          <w:bCs/>
+          <w:b/>
+        </w:rPr>
+        <w:t xml:space="preserve">After:</w:t>
+      </w:r>
+      <w:r>
+        <w:t xml:space="preserve"> </w:t>
+      </w:r>
+      <w:r>
+        <w:t xml:space="preserve">the scheduler runs</w:t>
+      </w:r>
+      <w:r>
+        <w:t xml:space="preserve"> </w:t>
+      </w:r>
+      <w:r>
+        <w:rPr>
+          <w:bCs/>
+          <w:b/>
+        </w:rPr>
+        <w:t xml:space="preserve">every minute</w:t>
+      </w:r>
+      <w:r>
+        <w:t xml:space="preserve"> </w:t>
+      </w:r>
+      <w:r>
+        <w:t xml:space="preserve">(</w:t>
+      </w:r>
+      <w:r>
+        <w:rPr>
+          <w:rStyle w:val="VerbatimChar"/>
+        </w:rPr>
+        <w:t xml:space="preserve">routes/console.php</w:t>
+      </w:r>
+      <w:r>
+        <w:t xml:space="preserve"> </w:t>
+      </w:r>
+      <w:r>
+        <w:t xml:space="preserve">→</w:t>
+      </w:r>
+      <w:r>
+        <w:t xml:space="preserve"> </w:t>
+      </w:r>
+      <w:r>
+        <w:rPr>
+          <w:rStyle w:val="VerbatimChar"/>
+        </w:rPr>
+        <w:t xml:space="preserve">-&gt;everyMinute()-&gt;withoutOverlapping()</w:t>
+      </w:r>
+      <w:r>
+        <w:t xml:space="preserve">). The command is</w:t>
+      </w:r>
+      <w:r>
+        <w:t xml:space="preserve"> </w:t>
+      </w:r>
+      <w:r>
+        <w:rPr>
+          <w:bCs/>
+          <w:b/>
+        </w:rPr>
+        <w:t xml:space="preserve">timestamp-driven</w:t>
+      </w:r>
+      <w:r>
+        <w:t xml:space="preserve">: it</w:t>
+      </w:r>
+      <w:r>
+        <w:t xml:space="preserve"> </w:t>
+      </w:r>
+      <w:r>
+        <w:t xml:space="preserve">inspects each site’s</w:t>
+      </w:r>
+      <w:r>
+        <w:t xml:space="preserve"> </w:t>
+      </w:r>
+      <w:r>
+        <w:rPr>
+          <w:rStyle w:val="VerbatimChar"/>
+        </w:rPr>
+        <w:t xml:space="preserve">last_offline_alert_at</w:t>
+      </w:r>
+      <w:r>
+        <w:t xml:space="preserve"> </w:t>
+      </w:r>
+      <w:r>
+        <w:t xml:space="preserve">and only sends a repeat once</w:t>
+      </w:r>
+      <w:r>
+        <w:t xml:space="preserve"> </w:t>
+      </w:r>
+      <w:r>
+        <w:rPr>
+          <w:rStyle w:val="VerbatimChar"/>
+        </w:rPr>
+        <w:t xml:space="preserve">MARQIRA_OFFLINE_ALERT_REPEAT_MINUTES</w:t>
+      </w:r>
+      <w:r>
+        <w:t xml:space="preserve"> </w:t>
+      </w:r>
+      <w:r>
+        <w:t xml:space="preserve">has actually elapsed.</w:t>
+      </w:r>
+      <w:r>
+        <w:t xml:space="preserve"> </w:t>
+      </w:r>
+      <w:r>
+        <w:rPr>
+          <w:bCs/>
+          <w:b/>
+        </w:rPr>
+        <w:t xml:space="preserve">Running every</w:t>
+      </w:r>
+      <w:r>
+        <w:rPr>
+          <w:bCs/>
+          <w:b/>
+        </w:rPr>
+        <w:t xml:space="preserve"> </w:t>
+      </w:r>
+      <w:r>
+        <w:rPr>
+          <w:bCs/>
+          <w:b/>
+        </w:rPr>
+        <w:t xml:space="preserve">minute does not mean emailing every minute</w:t>
+      </w:r>
+      <w:r>
+        <w:t xml:space="preserve"> </w:t>
+      </w:r>
+      <w:r>
+        <w:t xml:space="preserve">— a 2-, 10-, 30- or 60-minute repeat</w:t>
+      </w:r>
+      <w:r>
+        <w:t xml:space="preserve"> </w:t>
+      </w:r>
+      <w:r>
+        <w:t xml:space="preserve">all work with this single architecture.</w:t>
+      </w:r>
+    </w:p>
+    <w:p>
+      <w:pPr>
+        <w:pStyle w:val="BodyText"/>
+      </w:pPr>
+      <w:r>
+        <w:rPr>
+          <w:bCs/>
+          <w:b/>
+        </w:rPr>
+        <w:t xml:space="preserve">Concurrency / idempotency:</w:t>
+      </w:r>
+      <w:r>
+        <w:t xml:space="preserve"> </w:t>
+      </w:r>
+      <w:r>
+        <w:t xml:space="preserve">in addition to</w:t>
+      </w:r>
+      <w:r>
+        <w:t xml:space="preserve"> </w:t>
+      </w:r>
+      <w:r>
+        <w:rPr>
+          <w:rStyle w:val="VerbatimChar"/>
+        </w:rPr>
+        <w:t xml:space="preserve">withoutOverlapping()</w:t>
+      </w:r>
+      <w:r>
+        <w:t xml:space="preserve">, both the</w:t>
+      </w:r>
+      <w:r>
+        <w:t xml:space="preserve"> </w:t>
+      </w:r>
+      <w:r>
+        <w:t xml:space="preserve">offline transition and each repeat alert are now issued through an</w:t>
+      </w:r>
+      <w:r>
+        <w:t xml:space="preserve"> </w:t>
+      </w:r>
+      <w:r>
+        <w:rPr>
+          <w:bCs/>
+          <w:b/>
+        </w:rPr>
+        <w:t xml:space="preserve">atomic</w:t>
+      </w:r>
+      <w:r>
+        <w:rPr>
+          <w:bCs/>
+          <w:b/>
+        </w:rPr>
+        <w:t xml:space="preserve"> </w:t>
+      </w:r>
+      <w:r>
+        <w:rPr>
+          <w:bCs/>
+          <w:b/>
+        </w:rPr>
+        <w:t xml:space="preserve">conditional</w:t>
+      </w:r>
+      <w:r>
+        <w:rPr>
+          <w:bCs/>
+          <w:b/>
+        </w:rPr>
+        <w:t xml:space="preserve"> </w:t>
+      </w:r>
+      <w:r>
+        <w:rPr>
+          <w:rStyle w:val="VerbatimChar"/>
+          <w:bCs/>
+          <w:b/>
+        </w:rPr>
+        <w:t xml:space="preserve">UPDATE</w:t>
+      </w:r>
+      <w:r>
+        <w:t xml:space="preserve"> </w:t>
+      </w:r>
+      <w:r>
+        <w:t xml:space="preserve">(a DB</w:t>
+      </w:r>
+      <w:r>
+        <w:t xml:space="preserve"> </w:t>
+      </w:r>
+      <w:r>
+        <w:t xml:space="preserve">“</w:t>
+      </w:r>
+      <w:r>
+        <w:t xml:space="preserve">claim</w:t>
+      </w:r>
+      <w:r>
+        <w:t xml:space="preserve">”</w:t>
+      </w:r>
+      <w:r>
+        <w:t xml:space="preserve">). If two scheduler processes ever overlap,</w:t>
+      </w:r>
+      <w:r>
+        <w:t xml:space="preserve"> </w:t>
+      </w:r>
+      <w:r>
+        <w:t xml:space="preserve">exactly one wins the claim and sends; the other sees zero affected rows and sends</w:t>
+      </w:r>
+      <w:r>
+        <w:t xml:space="preserve"> </w:t>
+      </w:r>
+      <w:r>
+        <w:t xml:space="preserve">nothing. No duplicate offline emails, no duplicate repeat emails.</w:t>
+      </w:r>
+    </w:p>
+    <w:bookmarkEnd w:id="38"/>
+    <w:bookmarkStart w:id="39" w:name="the-four-independent-timing-knobs"/>
+    <w:p>
+      <w:pPr>
+        <w:pStyle w:val="Heading3"/>
+      </w:pPr>
+      <w:r>
+        <w:t xml:space="preserve">The four independent timing knobs</w:t>
+      </w:r>
+    </w:p>
+    <w:p>
+      <w:pPr>
+        <w:pStyle w:val="FirstParagraph"/>
+      </w:pPr>
+      <w:r>
+        <w:t xml:space="preserve">These are deliberately separate and independently configurable (documented in</w:t>
+      </w:r>
+      <w:r>
+        <w:t xml:space="preserve"> </w:t>
+      </w:r>
+      <w:r>
+        <w:rPr>
+          <w:rStyle w:val="VerbatimChar"/>
+        </w:rPr>
+        <w:t xml:space="preserve">apps/api/config/marqira.php</w:t>
+      </w:r>
+      <w:r>
+        <w:t xml:space="preserve">):</w:t>
+      </w:r>
+    </w:p>
+    <w:tbl>
+      <w:tblPr>
+        <w:tblStyle w:val="Table"/>
+        <w:tblW w:type="pct" w:w="5000"/>
+        <w:tblLook w:firstRow="1" w:lastRow="0" w:firstColumn="0" w:lastColumn="0" w:noHBand="0" w:noVBand="0" w:val="0020"/>
+      </w:tblPr>
+      <w:tblGrid>
+        <w:gridCol w:w="484"/>
+        <w:gridCol w:w="969"/>
+        <w:gridCol w:w="2909"/>
+        <w:gridCol w:w="1777"/>
+        <w:gridCol w:w="1777"/>
+      </w:tblGrid>
+      <w:tr>
+        <w:trPr>
+          <w:tblHeader w:val="true"/>
+        </w:trPr>
+        <w:tc>
+          <w:tcPr/>
+          <w:p>
+            <w:pPr>
+              <w:pStyle w:val="Compact"/>
+              <w:jc w:val="left"/>
+            </w:pPr>
+            <w:r>
+              <w:t xml:space="preserve">#</w:t>
+            </w:r>
+          </w:p>
+        </w:tc>
+        <w:tc>
+          <w:tcPr/>
+          <w:p>
+            <w:pPr>
+              <w:pStyle w:val="Compact"/>
+              <w:jc w:val="left"/>
+            </w:pPr>
+            <w:r>
+              <w:t xml:space="preserve">Knob</w:t>
+            </w:r>
+          </w:p>
+        </w:tc>
+        <w:tc>
+          <w:tcPr/>
+          <w:p>
+            <w:pPr>
+              <w:pStyle w:val="Compact"/>
+              <w:jc w:val="left"/>
+            </w:pPr>
+            <w:r>
+              <w:t xml:space="preserve">Where configured</w:t>
+            </w:r>
+          </w:p>
+        </w:tc>
+        <w:tc>
+          <w:tcPr/>
+          <w:p>
+            <w:pPr>
+              <w:pStyle w:val="Compact"/>
+              <w:jc w:val="left"/>
+            </w:pPr>
+            <w:r>
+              <w:t xml:space="preserve">Test value</w:t>
+            </w:r>
+          </w:p>
+        </w:tc>
+        <w:tc>
+          <w:tcPr/>
+          <w:p>
+            <w:pPr>
+              <w:pStyle w:val="Compact"/>
+              <w:jc w:val="left"/>
+            </w:pPr>
+            <w:r>
+              <w:t xml:space="preserve">Prod value</w:t>
+            </w:r>
+          </w:p>
+        </w:tc>
+      </w:tr>
+      <w:tr>
+        <w:tc>
+          <w:tcPr/>
+          <w:p>
+            <w:pPr>
+              <w:pStyle w:val="Compact"/>
+              <w:jc w:val="left"/>
+            </w:pPr>
+            <w:r>
+              <w:t xml:space="preserve">1</w:t>
+            </w:r>
+          </w:p>
+        </w:tc>
+        <w:tc>
+          <w:tcPr/>
+          <w:p>
+            <w:pPr>
+              <w:pStyle w:val="Compact"/>
+              <w:jc w:val="left"/>
+            </w:pPr>
+            <w:r>
+              <w:rPr>
+                <w:bCs/>
+                <w:b/>
+              </w:rPr>
+              <w:t xml:space="preserve">Heartbeat cadence</w:t>
+            </w:r>
+            <w:r>
+              <w:t xml:space="preserve"> </w:t>
+            </w:r>
+            <w:r>
+              <w:t xml:space="preserve">— how often each site beats</w:t>
+            </w:r>
+          </w:p>
+        </w:tc>
+        <w:tc>
+          <w:tcPr/>
+          <w:p>
+            <w:pPr>
+              <w:pStyle w:val="Compact"/>
+              <w:jc w:val="left"/>
+            </w:pPr>
+            <w:r>
+              <w:t xml:space="preserve">Connector plugin:</w:t>
+            </w:r>
+            <w:r>
+              <w:t xml:space="preserve"> </w:t>
+            </w:r>
+            <w:r>
+              <w:rPr>
+                <w:rStyle w:val="VerbatimChar"/>
+              </w:rPr>
+              <w:t xml:space="preserve">Marqira_Heartbeat::HEARTBEAT_INTERVAL_MINUTES</w:t>
+            </w:r>
+          </w:p>
+        </w:tc>
+        <w:tc>
+          <w:tcPr/>
+          <w:p>
+            <w:pPr>
+              <w:pStyle w:val="Compact"/>
+              <w:jc w:val="left"/>
+            </w:pPr>
+            <w:r>
+              <w:t xml:space="preserve">2 min</w:t>
+            </w:r>
+          </w:p>
+        </w:tc>
+        <w:tc>
+          <w:tcPr/>
+          <w:p>
+            <w:pPr>
+              <w:pStyle w:val="Compact"/>
+              <w:jc w:val="left"/>
+            </w:pPr>
+            <w:r>
+              <w:t xml:space="preserve">10 min</w:t>
+            </w:r>
+          </w:p>
+        </w:tc>
+      </w:tr>
+      <w:tr>
+        <w:tc>
+          <w:tcPr/>
+          <w:p>
+            <w:pPr>
+              <w:pStyle w:val="Compact"/>
+              <w:jc w:val="left"/>
+            </w:pPr>
+            <w:r>
+              <w:t xml:space="preserve">2</w:t>
+            </w:r>
+          </w:p>
+        </w:tc>
+        <w:tc>
+          <w:tcPr/>
+          <w:p>
+            <w:pPr>
+              <w:pStyle w:val="Compact"/>
+              <w:jc w:val="left"/>
+            </w:pPr>
+            <w:r>
+              <w:rPr>
+                <w:bCs/>
+                <w:b/>
+              </w:rPr>
+              <w:t xml:space="preserve">Offline / stale threshold</w:t>
+            </w:r>
+            <w:r>
+              <w:t xml:space="preserve"> </w:t>
+            </w:r>
+            <w:r>
+              <w:t xml:space="preserve">— no-beat time before offline</w:t>
+            </w:r>
+          </w:p>
+        </w:tc>
+        <w:tc>
+          <w:tcPr/>
+          <w:p>
+            <w:pPr>
+              <w:pStyle w:val="Compact"/>
+              <w:jc w:val="left"/>
+            </w:pPr>
+            <w:r>
+              <w:t xml:space="preserve">API:</w:t>
+            </w:r>
+            <w:r>
+              <w:t xml:space="preserve"> </w:t>
+            </w:r>
+            <w:r>
+              <w:rPr>
+                <w:rStyle w:val="VerbatimChar"/>
+              </w:rPr>
+              <w:t xml:space="preserve">marqira.heartbeat.offline_threshold_minutes</w:t>
+            </w:r>
+          </w:p>
+        </w:tc>
+        <w:tc>
+          <w:tcPr/>
+          <w:p>
+            <w:pPr>
+              <w:pStyle w:val="Compact"/>
+              <w:jc w:val="left"/>
+            </w:pPr>
+            <w:r>
+              <w:t xml:space="preserve">30 min</w:t>
+            </w:r>
+          </w:p>
+        </w:tc>
+        <w:tc>
+          <w:tcPr/>
+          <w:p>
+            <w:pPr>
+              <w:pStyle w:val="Compact"/>
+              <w:jc w:val="left"/>
+            </w:pPr>
+            <w:r>
+              <w:t xml:space="preserve">30 min</w:t>
+            </w:r>
+          </w:p>
+        </w:tc>
+      </w:tr>
+      <w:tr>
+        <w:tc>
+          <w:tcPr/>
+          <w:p>
+            <w:pPr>
+              <w:pStyle w:val="Compact"/>
+              <w:jc w:val="left"/>
+            </w:pPr>
+            <w:r>
+              <w:t xml:space="preserve">3</w:t>
+            </w:r>
+          </w:p>
+        </w:tc>
+        <w:tc>
+          <w:tcPr/>
+          <w:p>
+            <w:pPr>
+              <w:pStyle w:val="Compact"/>
+              <w:jc w:val="left"/>
+            </w:pPr>
+            <w:r>
+              <w:rPr>
+                <w:bCs/>
+                <w:b/>
+              </w:rPr>
+              <w:t xml:space="preserve">Monitor frequency</w:t>
+            </w:r>
+            <w:r>
+              <w:t xml:space="preserve"> </w:t>
+            </w:r>
+            <w:r>
+              <w:t xml:space="preserve">— how often the server checks + sends due alerts</w:t>
+            </w:r>
+          </w:p>
+        </w:tc>
+        <w:tc>
+          <w:tcPr/>
+          <w:p>
+            <w:pPr>
+              <w:pStyle w:val="Compact"/>
+              <w:jc w:val="left"/>
+            </w:pPr>
+            <w:r>
+              <w:t xml:space="preserve">API:</w:t>
+            </w:r>
+            <w:r>
+              <w:t xml:space="preserve"> </w:t>
+            </w:r>
+            <w:r>
+              <w:rPr>
+                <w:rStyle w:val="VerbatimChar"/>
+              </w:rPr>
+              <w:t xml:space="preserve">routes/console.php</w:t>
+            </w:r>
+            <w:r>
+              <w:t xml:space="preserve"> </w:t>
+            </w:r>
+            <w:r>
+              <w:t xml:space="preserve">scheduler</w:t>
+            </w:r>
+          </w:p>
+        </w:tc>
+        <w:tc>
+          <w:tcPr/>
+          <w:p>
+            <w:pPr>
+              <w:pStyle w:val="Compact"/>
+              <w:jc w:val="left"/>
+            </w:pPr>
+            <w:r>
+              <w:t xml:space="preserve">every 1 min</w:t>
+            </w:r>
+          </w:p>
+        </w:tc>
+        <w:tc>
+          <w:tcPr/>
+          <w:p>
+            <w:pPr>
+              <w:pStyle w:val="Compact"/>
+              <w:jc w:val="left"/>
+            </w:pPr>
+            <w:r>
+              <w:t xml:space="preserve">every 1 min</w:t>
+            </w:r>
+          </w:p>
+        </w:tc>
+      </w:tr>
+      <w:tr>
+        <w:tc>
+          <w:tcPr/>
+          <w:p>
+            <w:pPr>
+              <w:pStyle w:val="Compact"/>
+              <w:jc w:val="left"/>
+            </w:pPr>
+            <w:r>
+              <w:t xml:space="preserve">4</w:t>
+            </w:r>
+          </w:p>
+        </w:tc>
+        <w:tc>
+          <w:tcPr/>
+          <w:p>
+            <w:pPr>
+              <w:pStyle w:val="Compact"/>
+              <w:jc w:val="left"/>
+            </w:pPr>
+            <w:r>
+              <w:rPr>
+                <w:bCs/>
+                <w:b/>
+              </w:rPr>
+              <w:t xml:space="preserve">Repeat-alert frequency</w:t>
+            </w:r>
+            <w:r>
+              <w:t xml:space="preserve"> </w:t>
+            </w:r>
+            <w:r>
+              <w:t xml:space="preserve">— how often a still-offline site re-alerts</w:t>
+            </w:r>
+          </w:p>
+        </w:tc>
+        <w:tc>
+          <w:tcPr/>
+          <w:p>
+            <w:pPr>
+              <w:pStyle w:val="Compact"/>
+              <w:jc w:val="left"/>
+            </w:pPr>
+            <w:r>
+              <w:t xml:space="preserve">API env:</w:t>
+            </w:r>
+            <w:r>
+              <w:t xml:space="preserve"> </w:t>
+            </w:r>
+            <w:r>
+              <w:rPr>
+                <w:rStyle w:val="VerbatimChar"/>
+              </w:rPr>
+              <w:t xml:space="preserve">MARQIRA_OFFLINE_ALERT_REPEAT_MINUTES</w:t>
+            </w:r>
+          </w:p>
+        </w:tc>
+        <w:tc>
+          <w:tcPr/>
+          <w:p>
+            <w:pPr>
+              <w:pStyle w:val="Compact"/>
+              <w:jc w:val="left"/>
+            </w:pPr>
+            <w:r>
+              <w:t xml:space="preserve">2 min</w:t>
+            </w:r>
+          </w:p>
+        </w:tc>
+        <w:tc>
+          <w:tcPr/>
+          <w:p>
+            <w:pPr>
+              <w:pStyle w:val="Compact"/>
+              <w:jc w:val="left"/>
+            </w:pPr>
+            <w:r>
+              <w:t xml:space="preserve">60 min</w:t>
+            </w:r>
+          </w:p>
+        </w:tc>
+      </w:tr>
+    </w:tbl>
+    <w:p>
+      <w:pPr>
+        <w:pStyle w:val="BodyText"/>
+      </w:pPr>
+      <w:r>
+        <w:t xml:space="preserve">Rule of thumb: heartbeat cadence (1) &lt; offline threshold (2); monitor frequency</w:t>
+      </w:r>
+      <w:r>
+        <w:t xml:space="preserve"> </w:t>
+      </w:r>
+      <w:r>
+        <w:t xml:space="preserve">(3) ≤ repeat frequency (4). Because the monitor now runs every minute, any repeat</w:t>
+      </w:r>
+      <w:r>
+        <w:t xml:space="preserve"> </w:t>
+      </w:r>
+      <w:r>
+        <w:t xml:space="preserve">interval ≥ 1 minute is honored exactly.</w:t>
+      </w:r>
+    </w:p>
+    <w:bookmarkEnd w:id="39"/>
+    <w:bookmarkStart w:id="40" w:name="manual-steps-after-redeploy-3"/>
+    <w:p>
+      <w:pPr>
+        <w:pStyle w:val="Heading3"/>
+      </w:pPr>
+      <w:r>
+        <w:t xml:space="preserve">Manual steps after redeploy</w:t>
+      </w:r>
+    </w:p>
+    <w:p>
+      <w:pPr>
+        <w:numPr>
+          <w:ilvl w:val="0"/>
+          <w:numId w:val="1013"/>
+        </w:numPr>
+      </w:pPr>
+      <w:r>
+        <w:rPr>
+          <w:bCs/>
+          <w:b/>
+        </w:rPr>
+        <w:t xml:space="preserve">API redeploy required</w:t>
+      </w:r>
+      <w:r>
+        <w:t xml:space="preserve"> </w:t>
+      </w:r>
+      <w:r>
+        <w:t xml:space="preserve">(scheduler cadence + command/service changes).</w:t>
+      </w:r>
+      <w:r>
+        <w:t xml:space="preserve"> </w:t>
+      </w:r>
+      <w:r>
+        <w:rPr>
+          <w:bCs/>
+          <w:b/>
+        </w:rPr>
+        <w:t xml:space="preserve">No migration</w:t>
+      </w:r>
+      <w:r>
+        <w:t xml:space="preserve"> </w:t>
+      </w:r>
+      <w:r>
+        <w:t xml:space="preserve">for this increment.</w:t>
+      </w:r>
+    </w:p>
+    <w:p>
+      <w:pPr>
+        <w:numPr>
+          <w:ilvl w:val="0"/>
+          <w:numId w:val="1013"/>
+        </w:numPr>
+      </w:pPr>
+      <w:r>
+        <w:rPr>
+          <w:bCs/>
+          <w:b/>
+        </w:rPr>
+        <w:t xml:space="preserve">Confirm the Laravel scheduler runs every minute.</w:t>
+      </w:r>
+      <w:r>
+        <w:t xml:space="preserve"> </w:t>
+      </w:r>
+      <w:r>
+        <w:t xml:space="preserve">This was already required</w:t>
+      </w:r>
+      <w:r>
+        <w:t xml:space="preserve"> </w:t>
+      </w:r>
+      <w:r>
+        <w:t xml:space="preserve">for Increment 3 (</w:t>
+      </w:r>
+      <w:r>
+        <w:rPr>
+          <w:rStyle w:val="VerbatimChar"/>
+        </w:rPr>
+        <w:t xml:space="preserve">* * * * * php artisan schedule:run</w:t>
+      </w:r>
+      <w:r>
+        <w:t xml:space="preserve"> </w:t>
+      </w:r>
+      <w:r>
+        <w:t xml:space="preserve">via cron or the Coolify</w:t>
+      </w:r>
+      <w:r>
+        <w:t xml:space="preserve"> </w:t>
+      </w:r>
+      <w:r>
+        <w:t xml:space="preserve">scheduler container). Nothing new to add — the change is inside the scheduled</w:t>
+      </w:r>
+      <w:r>
+        <w:t xml:space="preserve"> </w:t>
+      </w:r>
+      <w:r>
+        <w:t xml:space="preserve">command, which now self-registers at the 1-minute cadence.</w:t>
+      </w:r>
+    </w:p>
+    <w:p>
+      <w:pPr>
+        <w:numPr>
+          <w:ilvl w:val="0"/>
+          <w:numId w:val="1013"/>
+        </w:numPr>
+      </w:pPr>
+      <w:r>
+        <w:rPr>
+          <w:bCs/>
+          <w:b/>
+        </w:rPr>
+        <w:t xml:space="preserve">Confirm the queue worker is running</w:t>
+      </w:r>
+      <w:r>
+        <w:t xml:space="preserve"> </w:t>
+      </w:r>
+      <w:r>
+        <w:t xml:space="preserve">(</w:t>
+      </w:r>
+      <w:r>
+        <w:rPr>
+          <w:rStyle w:val="VerbatimChar"/>
+        </w:rPr>
+        <w:t xml:space="preserve">php artisan queue:work redis</w:t>
+      </w:r>
+      <w:r>
+        <w:t xml:space="preserve">) — as</w:t>
+      </w:r>
+      <w:r>
+        <w:t xml:space="preserve"> </w:t>
+      </w:r>
+      <w:r>
+        <w:t xml:space="preserve">in Increment 3, alerts are queued and will not send without a worker.</w:t>
+      </w:r>
+    </w:p>
+    <w:p>
+      <w:pPr>
+        <w:numPr>
+          <w:ilvl w:val="0"/>
+          <w:numId w:val="1013"/>
+        </w:numPr>
+      </w:pPr>
+      <w:r>
+        <w:rPr>
+          <w:bCs/>
+          <w:b/>
+        </w:rPr>
+        <w:t xml:space="preserve">Rebuild config cache</w:t>
+      </w:r>
+      <w:r>
+        <w:t xml:space="preserve"> </w:t>
+      </w:r>
+      <w:r>
+        <w:t xml:space="preserve">so the updated</w:t>
+      </w:r>
+      <w:r>
+        <w:t xml:space="preserve"> </w:t>
+      </w:r>
+      <w:r>
+        <w:rPr>
+          <w:rStyle w:val="VerbatimChar"/>
+        </w:rPr>
+        <w:t xml:space="preserve">config/marqira.php</w:t>
+      </w:r>
+      <w:r>
+        <w:t xml:space="preserve"> </w:t>
+      </w:r>
+      <w:r>
+        <w:t xml:space="preserve">comments/values</w:t>
+      </w:r>
+      <w:r>
+        <w:t xml:space="preserve"> </w:t>
+      </w:r>
+      <w:r>
+        <w:t xml:space="preserve">and any changed env are picked up:</w:t>
+      </w:r>
+    </w:p>
+    <w:p>
+      <w:pPr>
+        <w:numPr>
+          <w:ilvl w:val="0"/>
+          <w:numId w:val="1000"/>
+        </w:numPr>
+        <w:pStyle w:val="SourceCode"/>
+      </w:pPr>
+      <w:r>
+        <w:rPr>
+          <w:rStyle w:val="VerbatimChar"/>
+        </w:rPr>
+        <w:t xml:space="preserve">php artisan config:cache</w:t>
+      </w:r>
+    </w:p>
+    <w:p>
+      <w:pPr>
+        <w:numPr>
+          <w:ilvl w:val="0"/>
+          <w:numId w:val="1013"/>
+        </w:numPr>
+      </w:pPr>
+      <w:r>
+        <w:rPr>
+          <w:bCs/>
+          <w:b/>
+        </w:rPr>
+        <w:t xml:space="preserve">Connector plugin republish required</w:t>
+      </w:r>
+      <w:r>
+        <w:t xml:space="preserve"> </w:t>
+      </w:r>
+      <w:r>
+        <w:t xml:space="preserve">(updated</w:t>
+      </w:r>
+      <w:r>
+        <w:t xml:space="preserve"> </w:t>
+      </w:r>
+      <w:r>
+        <w:rPr>
+          <w:rStyle w:val="VerbatimChar"/>
+        </w:rPr>
+        <w:t xml:space="preserve">uninstall.php</w:t>
+      </w:r>
+      <w:r>
+        <w:t xml:space="preserve"> </w:t>
+      </w:r>
+      <w:r>
+        <w:t xml:space="preserve">and</w:t>
+      </w:r>
+      <w:r>
+        <w:t xml:space="preserve"> </w:t>
+      </w:r>
+      <w:r>
+        <w:rPr>
+          <w:rStyle w:val="VerbatimChar"/>
+        </w:rPr>
+        <w:t xml:space="preserve">Disconnect</w:t>
+      </w:r>
+      <w:r>
+        <w:t xml:space="preserve"> </w:t>
+      </w:r>
+      <w:r>
+        <w:t xml:space="preserve">behavior).</w:t>
+      </w:r>
+      <w:r>
+        <w:t xml:space="preserve"> </w:t>
+      </w:r>
+      <w:r>
+        <w:rPr>
+          <w:bCs/>
+          <w:b/>
+        </w:rPr>
+        <w:t xml:space="preserve">No customer reconnection is required</w:t>
+      </w:r>
+      <w:r>
+        <w:t xml:space="preserve"> </w:t>
+      </w:r>
+      <w:r>
+        <w:t xml:space="preserve">— existing</w:t>
+      </w:r>
+      <w:r>
+        <w:t xml:space="preserve"> </w:t>
+      </w:r>
+      <w:r>
+        <w:t xml:space="preserve">sites keep their credentials and simply gain the delete/reinstall durability.</w:t>
+      </w:r>
+    </w:p>
+    <w:bookmarkEnd w:id="40"/>
+    <w:bookmarkStart w:id="41" w:name="X0d80a5fefdfd4a9c466c5f81056257b21ce99f3"/>
+    <w:p>
+      <w:pPr>
+        <w:pStyle w:val="Heading3"/>
+      </w:pPr>
+      <w:r>
+        <w:t xml:space="preserve">Can a 2-minute repeat alert actually occur now?</w:t>
+      </w:r>
+    </w:p>
+    <w:p>
+      <w:pPr>
+        <w:pStyle w:val="FirstParagraph"/>
+      </w:pPr>
+      <w:r>
+        <w:rPr>
+          <w:bCs/>
+          <w:b/>
+        </w:rPr>
+        <w:t xml:space="preserve">Yes.</w:t>
+      </w:r>
+      <w:r>
+        <w:t xml:space="preserve"> </w:t>
+      </w:r>
+      <w:r>
+        <w:t xml:space="preserve">Set</w:t>
+      </w:r>
+      <w:r>
+        <w:t xml:space="preserve"> </w:t>
+      </w:r>
+      <w:r>
+        <w:rPr>
+          <w:rStyle w:val="VerbatimChar"/>
+        </w:rPr>
+        <w:t xml:space="preserve">MARQIRA_OFFLINE_ALERT_REPEAT_MINUTES=2</w:t>
+      </w:r>
+      <w:r>
+        <w:t xml:space="preserve"> </w:t>
+      </w:r>
+      <w:r>
+        <w:t xml:space="preserve">(and</w:t>
+      </w:r>
+      <w:r>
+        <w:t xml:space="preserve"> </w:t>
+      </w:r>
+      <w:r>
+        <w:rPr>
+          <w:rStyle w:val="VerbatimChar"/>
+        </w:rPr>
+        <w:t xml:space="preserve">php artisan config:cache</w:t>
+      </w:r>
+      <w:r>
+        <w:t xml:space="preserve">). With the monitor running every minute, a still-offline site is</w:t>
+      </w:r>
+      <w:r>
+        <w:t xml:space="preserve"> </w:t>
+      </w:r>
+      <w:r>
+        <w:t xml:space="preserve">re-alerted on the first run after each 2-minute interval elapses — no longer</w:t>
+      </w:r>
+      <w:r>
+        <w:t xml:space="preserve"> </w:t>
+      </w:r>
+      <w:r>
+        <w:t xml:space="preserve">blocked by a 5-minute scheduler.</w:t>
+      </w:r>
+    </w:p>
+    <w:bookmarkEnd w:id="41"/>
+    <w:bookmarkStart w:id="42" w:name="tests-added"/>
+    <w:p>
+      <w:pPr>
+        <w:pStyle w:val="Heading3"/>
+      </w:pPr>
+      <w:r>
+        <w:t xml:space="preserve">Tests added</w:t>
+      </w:r>
+    </w:p>
+    <w:p>
+      <w:pPr>
+        <w:numPr>
+          <w:ilvl w:val="0"/>
+          <w:numId w:val="1014"/>
+        </w:numPr>
+        <w:pStyle w:val="Compact"/>
+      </w:pPr>
+      <w:r>
+        <w:rPr>
+          <w:bCs/>
+          <w:b/>
+        </w:rPr>
+        <w:t xml:space="preserve">Connector:</w:t>
+      </w:r>
+      <w:r>
+        <w:t xml:space="preserve"> </w:t>
+      </w:r>
+      <w:r>
+        <w:rPr>
+          <w:rStyle w:val="VerbatimChar"/>
+        </w:rPr>
+        <w:t xml:space="preserve">tests/test-persistent-pairing.php</w:t>
+      </w:r>
+      <w:r>
+        <w:t xml:space="preserve"> </w:t>
+      </w:r>
+      <w:r>
+        <w:t xml:space="preserve">(21 assertions) — enrolled</w:t>
+      </w:r>
+      <w:r>
+        <w:t xml:space="preserve"> </w:t>
+      </w:r>
+      <w:r>
+        <w:t xml:space="preserve">site survives deactivate → delete (real</w:t>
+      </w:r>
+      <w:r>
+        <w:t xml:space="preserve"> </w:t>
+      </w:r>
+      <w:r>
+        <w:rPr>
+          <w:rStyle w:val="VerbatimChar"/>
+        </w:rPr>
+        <w:t xml:space="preserve">uninstall.php</w:t>
+      </w:r>
+      <w:r>
+        <w:t xml:space="preserve">) → reinstall with the</w:t>
+      </w:r>
+      <w:r>
+        <w:t xml:space="preserve"> </w:t>
+      </w:r>
+      <w:r>
+        <w:t xml:space="preserve">same UUID and auto-restored cron; explicit Disconnect clears credentials + cron;</w:t>
+      </w:r>
+      <w:r>
+        <w:t xml:space="preserve"> </w:t>
+      </w:r>
+      <w:r>
+        <w:t xml:space="preserve">dashboard revocation (403) clears credentials + cron. Full connector suite: 94</w:t>
+      </w:r>
+      <w:r>
+        <w:t xml:space="preserve"> </w:t>
+      </w:r>
+      <w:r>
+        <w:t xml:space="preserve">passing.</w:t>
+      </w:r>
+    </w:p>
+    <w:p>
+      <w:pPr>
+        <w:numPr>
+          <w:ilvl w:val="0"/>
+          <w:numId w:val="1014"/>
+        </w:numPr>
+        <w:pStyle w:val="Compact"/>
+      </w:pPr>
+      <w:r>
+        <w:rPr>
+          <w:bCs/>
+          <w:b/>
+        </w:rPr>
+        <w:t xml:space="preserve">API:</w:t>
+      </w:r>
+      <w:r>
+        <w:t xml:space="preserve"> </w:t>
+      </w:r>
+      <w:r>
+        <w:t xml:space="preserve">5 new cases in</w:t>
+      </w:r>
+      <w:r>
+        <w:t xml:space="preserve"> </w:t>
+      </w:r>
+      <w:r>
+        <w:rPr>
+          <w:rStyle w:val="VerbatimChar"/>
+        </w:rPr>
+        <w:t xml:space="preserve">tests/Feature/OfflineAlertTest.php</w:t>
+      </w:r>
+      <w:r>
+        <w:t xml:space="preserve"> </w:t>
+      </w:r>
+      <w:r>
+        <w:t xml:space="preserve">— every-minute</w:t>
+      </w:r>
+      <w:r>
+        <w:t xml:space="preserve"> </w:t>
+      </w:r>
+      <w:r>
+        <w:t xml:space="preserve">runs never double-send the initial or repeat alert; a 2-minute repeat fires at</w:t>
+      </w:r>
+      <w:r>
+        <w:t xml:space="preserve"> </w:t>
+      </w:r>
+      <w:r>
+        <w:t xml:space="preserve">3 minutes but not at 1 minute; the atomic claim prevents a concurrent</w:t>
+      </w:r>
+      <w:r>
+        <w:t xml:space="preserve"> </w:t>
+      </w:r>
+      <w:r>
+        <w:t xml:space="preserve">double-send. Full API suite: 106 passing.</w:t>
+      </w:r>
+    </w:p>
+    <w:bookmarkEnd w:id="42"/>
+    <w:bookmarkStart w:id="43" w:name="rollback-3"/>
+    <w:p>
+      <w:pPr>
+        <w:pStyle w:val="Heading3"/>
+      </w:pPr>
+      <w:r>
+        <w:t xml:space="preserve">Rollback</w:t>
+      </w:r>
+    </w:p>
+    <w:p>
+      <w:pPr>
+        <w:numPr>
+          <w:ilvl w:val="0"/>
+          <w:numId w:val="1015"/>
+        </w:numPr>
+        <w:pStyle w:val="Compact"/>
+      </w:pPr>
+      <w:r>
+        <w:rPr>
+          <w:bCs/>
+          <w:b/>
+        </w:rPr>
+        <w:t xml:space="preserve">API:</w:t>
+      </w:r>
+      <w:r>
+        <w:t xml:space="preserve"> </w:t>
+      </w:r>
+      <w:r>
+        <w:t xml:space="preserve">revert</w:t>
+      </w:r>
+      <w:r>
+        <w:t xml:space="preserve"> </w:t>
+      </w:r>
+      <w:r>
+        <w:rPr>
+          <w:rStyle w:val="VerbatimChar"/>
+        </w:rPr>
+        <w:t xml:space="preserve">routes/console.php</w:t>
+      </w:r>
+      <w:r>
+        <w:t xml:space="preserve"> </w:t>
+      </w:r>
+      <w:r>
+        <w:t xml:space="preserve">to</w:t>
+      </w:r>
+      <w:r>
+        <w:t xml:space="preserve"> </w:t>
+      </w:r>
+      <w:r>
+        <w:rPr>
+          <w:rStyle w:val="VerbatimChar"/>
+        </w:rPr>
+        <w:t xml:space="preserve">-&gt;everyFiveMinutes()</w:t>
+      </w:r>
+      <w:r>
+        <w:t xml:space="preserve"> </w:t>
+      </w:r>
+      <w:r>
+        <w:t xml:space="preserve">and the</w:t>
+      </w:r>
+      <w:r>
+        <w:t xml:space="preserve"> </w:t>
+      </w:r>
+      <w:r>
+        <w:rPr>
+          <w:rStyle w:val="VerbatimChar"/>
+        </w:rPr>
+        <w:t xml:space="preserve">CheckStaleSitesCommand</w:t>
+      </w:r>
+      <w:r>
+        <w:t xml:space="preserve"> </w:t>
+      </w:r>
+      <w:r>
+        <w:t xml:space="preserve">/</w:t>
+      </w:r>
+      <w:r>
+        <w:t xml:space="preserve"> </w:t>
+      </w:r>
+      <w:r>
+        <w:rPr>
+          <w:rStyle w:val="VerbatimChar"/>
+        </w:rPr>
+        <w:t xml:space="preserve">OfflineAlertService</w:t>
+      </w:r>
+      <w:r>
+        <w:t xml:space="preserve"> </w:t>
+      </w:r>
+      <w:r>
+        <w:t xml:space="preserve">changes. No DB changes to undo.</w:t>
+      </w:r>
+    </w:p>
+    <w:p>
+      <w:pPr>
+        <w:numPr>
+          <w:ilvl w:val="0"/>
+          <w:numId w:val="1015"/>
+        </w:numPr>
+        <w:pStyle w:val="Compact"/>
+      </w:pPr>
+      <w:r>
+        <w:rPr>
+          <w:bCs/>
+          <w:b/>
+        </w:rPr>
+        <w:t xml:space="preserve">Connector:</w:t>
+      </w:r>
+      <w:r>
+        <w:t xml:space="preserve"> </w:t>
+      </w:r>
+      <w:r>
+        <w:t xml:space="preserve">re-publishing the previous plugin folder restores the old</w:t>
+      </w:r>
+      <w:r>
+        <w:t xml:space="preserve"> </w:t>
+      </w:r>
+      <w:r>
+        <w:t xml:space="preserve">uninstall behavior; already-paired sites are unaffected (credentials persist).</w:t>
+      </w:r>
+    </w:p>
+    <w:bookmarkEnd w:id="43"/>
+    <w:bookmarkEnd w:id="44"/>
+    <w:bookmarkEnd w:id="45"/>
     <w:sectPr/>
   </w:body>
 </w:document>
@@ -3388,6 +5298,42 @@
     </w:lvlOverride>
   </w:num>
   <w:num w:numId="1012">
+    <w:abstractNumId w:val="991"/>
+  </w:num>
+  <w:num w:numId="1013">
+    <w:abstractNumId w:val="99411"/>
+    <w:lvlOverride w:ilvl="0">
+      <w:startOverride w:val="1"/>
+    </w:lvlOverride>
+    <w:lvlOverride w:ilvl="1">
+      <w:startOverride w:val="1"/>
+    </w:lvlOverride>
+    <w:lvlOverride w:ilvl="2">
+      <w:startOverride w:val="1"/>
+    </w:lvlOverride>
+    <w:lvlOverride w:ilvl="3">
+      <w:startOverride w:val="1"/>
+    </w:lvlOverride>
+    <w:lvlOverride w:ilvl="4">
+      <w:startOverride w:val="1"/>
+    </w:lvlOverride>
+    <w:lvlOverride w:ilvl="5">
+      <w:startOverride w:val="1"/>
+    </w:lvlOverride>
+    <w:lvlOverride w:ilvl="6">
+      <w:startOverride w:val="1"/>
+    </w:lvlOverride>
+    <w:lvlOverride w:ilvl="7">
+      <w:startOverride w:val="1"/>
+    </w:lvlOverride>
+    <w:lvlOverride w:ilvl="8">
+      <w:startOverride w:val="1"/>
+    </w:lvlOverride>
+  </w:num>
+  <w:num w:numId="1014">
+    <w:abstractNumId w:val="991"/>
+  </w:num>
+  <w:num w:numId="1015">
     <w:abstractNumId w:val="991"/>
   </w:num>
 </w:numbering>

--- a/docs/RELEASE_1.2.0_DEPLOYMENT.docx
+++ b/docs/RELEASE_1.2.0_DEPLOYMENT.docx
@@ -3014,7 +3014,7 @@
         <w:rPr>
           <w:rStyle w:val="VerbatimChar"/>
         </w:rPr>
-        <w:t xml:space="preserve">__PENDING__</w:t>
+        <w:t xml:space="preserve">c2b2cf1</w:t>
       </w:r>
       <w:r>
         <w:t xml:space="preserve"> </w:t>

--- a/docs/RELEASE_1.2.0_DEPLOYMENT.docx
+++ b/docs/RELEASE_1.2.0_DEPLOYMENT.docx
@@ -2,7 +2,7 @@
 <file path=word/document.xml><?xml version="1.0" encoding="utf-8"?>
 <w:document xmlns:w="http://schemas.openxmlformats.org/wordprocessingml/2006/main" xmlns:m="http://schemas.openxmlformats.org/officeDocument/2006/math" xmlns:r="http://schemas.openxmlformats.org/officeDocument/2006/relationships" xmlns:o="urn:schemas-microsoft-com:office:office" xmlns:v="urn:schemas-microsoft-com:vml" xmlns:w10="urn:schemas-microsoft-com:office:word" xmlns:a="http://schemas.openxmlformats.org/drawingml/2006/main" xmlns:pic="http://schemas.openxmlformats.org/drawingml/2006/picture" xmlns:wp="http://schemas.openxmlformats.org/drawingml/2006/wordprocessingDrawing">
   <w:body>
-    <w:bookmarkStart w:id="45" w:name="Xccd526631e04a5a03c509a47fef5c0613bdb5fa"/>
+    <w:bookmarkStart w:id="55" w:name="Xccd526631e04a5a03c509a47fef5c0613bdb5fa"/>
     <w:p>
       <w:pPr>
         <w:pStyle w:val="Heading1"/>
@@ -4856,9 +4856,2396 @@
         <w:t xml:space="preserve">uninstall behavior; already-paired sites are unaffected (credentials persist).</w:t>
       </w:r>
     </w:p>
+    <w:p>
+      <w:r>
+        <w:pict>
+          <v:rect style="width:0;height:1.5pt" o:hralign="center" o:hrstd="t" o:hr="t"/>
+        </w:pict>
+      </w:r>
+    </w:p>
     <w:bookmarkEnd w:id="43"/>
     <w:bookmarkEnd w:id="44"/>
+    <w:bookmarkStart w:id="54" w:name="X07996edf99b8cb795ea163e2614d445fa9fed01"/>
+    <w:p>
+      <w:pPr>
+        <w:pStyle w:val="Heading2"/>
+      </w:pPr>
+      <w:r>
+        <w:t xml:space="preserve">Increment 5 — WordPress data collection: users, posts, and §26 IP-retention fix</w:t>
+      </w:r>
+    </w:p>
+    <w:p>
+      <w:pPr>
+        <w:pStyle w:val="FirstParagraph"/>
+      </w:pPr>
+      <w:r>
+        <w:rPr>
+          <w:bCs/>
+          <w:b/>
+        </w:rPr>
+        <w:t xml:space="preserve">Commit:</w:t>
+      </w:r>
+      <w:r>
+        <w:t xml:space="preserve"> </w:t>
+      </w:r>
+      <w:r>
+        <w:rPr>
+          <w:rStyle w:val="VerbatimChar"/>
+        </w:rPr>
+        <w:t xml:space="preserve">__PENDING__</w:t>
+      </w:r>
+      <w:r>
+        <w:t xml:space="preserve"> </w:t>
+      </w:r>
+      <w:r>
+        <w:rPr>
+          <w:bCs/>
+          <w:b/>
+        </w:rPr>
+        <w:t xml:space="preserve">Risk:</w:t>
+      </w:r>
+      <w:r>
+        <w:t xml:space="preserve"> </w:t>
+      </w:r>
+      <w:r>
+        <w:t xml:space="preserve">Low. Two new append-only tables (</w:t>
+      </w:r>
+      <w:r>
+        <w:rPr>
+          <w:rStyle w:val="VerbatimChar"/>
+        </w:rPr>
+        <w:t xml:space="preserve">site_users</w:t>
+      </w:r>
+      <w:r>
+        <w:t xml:space="preserve">,</w:t>
+      </w:r>
+      <w:r>
+        <w:t xml:space="preserve"> </w:t>
+      </w:r>
+      <w:r>
+        <w:rPr>
+          <w:rStyle w:val="VerbatimChar"/>
+        </w:rPr>
+        <w:t xml:space="preserve">site_posts</w:t>
+      </w:r>
+      <w:r>
+        <w:t xml:space="preserve">) with standard migrations. One controller fix (§26 IP-retention). Two new HMAC-authenticated endpoints. Connector data-collection class (opt-in, not auto-scheduled yet). All reversible.</w:t>
+      </w:r>
+    </w:p>
+    <w:bookmarkStart w:id="45" w:name="what-changed-operationally-3"/>
+    <w:p>
+      <w:pPr>
+        <w:pStyle w:val="Heading3"/>
+      </w:pPr>
+      <w:r>
+        <w:t xml:space="preserve">What changed (operationally)</w:t>
+      </w:r>
+    </w:p>
+    <w:p>
+      <w:pPr>
+        <w:pStyle w:val="FirstParagraph"/>
+      </w:pPr>
+      <w:r>
+        <w:rPr>
+          <w:bCs/>
+          <w:b/>
+        </w:rPr>
+        <w:t xml:space="preserve">§26 IP-retention fix (HeartbeatController):</w:t>
+      </w:r>
+      <w:r>
+        <w:t xml:space="preserve"> </w:t>
+      </w:r>
+      <w:r>
+        <w:t xml:space="preserve">Previously, when a connector sent a heartbeat with</w:t>
+      </w:r>
+      <w:r>
+        <w:t xml:space="preserve"> </w:t>
+      </w:r>
+      <w:r>
+        <w:rPr>
+          <w:rStyle w:val="VerbatimChar"/>
+        </w:rPr>
+        <w:t xml:space="preserve">server_ip</w:t>
+      </w:r>
+      <w:r>
+        <w:t xml:space="preserve"> </w:t>
+      </w:r>
+      <w:r>
+        <w:t xml:space="preserve">omitted (e.g.,</w:t>
+      </w:r>
+      <w:r>
+        <w:t xml:space="preserve"> </w:t>
+      </w:r>
+      <w:r>
+        <w:rPr>
+          <w:rStyle w:val="VerbatimChar"/>
+        </w:rPr>
+        <w:t xml:space="preserve">SERVER_ADDR</w:t>
+      </w:r>
+      <w:r>
+        <w:t xml:space="preserve"> </w:t>
+      </w:r>
+      <w:r>
+        <w:t xml:space="preserve">unavailable in a WP-Cron/LiteSpeed context), the controller unconditionally overwrote the site’s</w:t>
+      </w:r>
+      <w:r>
+        <w:t xml:space="preserve"> </w:t>
+      </w:r>
+      <w:r>
+        <w:rPr>
+          <w:rStyle w:val="VerbatimChar"/>
+        </w:rPr>
+        <w:t xml:space="preserve">server_ip</w:t>
+      </w:r>
+      <w:r>
+        <w:t xml:space="preserve"> </w:t>
+      </w:r>
+      <w:r>
+        <w:t xml:space="preserve">column with</w:t>
+      </w:r>
+      <w:r>
+        <w:t xml:space="preserve"> </w:t>
+      </w:r>
+      <w:r>
+        <w:rPr>
+          <w:rStyle w:val="VerbatimChar"/>
+        </w:rPr>
+        <w:t xml:space="preserve">null</w:t>
+      </w:r>
+      <w:r>
+        <w:t xml:space="preserve">, losing the last known good IP. Now,</w:t>
+      </w:r>
+      <w:r>
+        <w:t xml:space="preserve"> </w:t>
+      </w:r>
+      <w:r>
+        <w:rPr>
+          <w:rStyle w:val="VerbatimChar"/>
+        </w:rPr>
+        <w:t xml:space="preserve">server_ip</w:t>
+      </w:r>
+      <w:r>
+        <w:t xml:space="preserve"> </w:t>
+      </w:r>
+      <w:r>
+        <w:t xml:space="preserve">is only updated when the heartbeat provides a valid one (</w:t>
+      </w:r>
+      <w:r>
+        <w:rPr>
+          <w:rStyle w:val="VerbatimChar"/>
+        </w:rPr>
+        <w:t xml:space="preserve">$request-&gt;filled('server_ip')</w:t>
+      </w:r>
+      <w:r>
+        <w:t xml:space="preserve">). A null or omitted value preserves the existing IP.</w:t>
+      </w:r>
+    </w:p>
+    <w:p>
+      <w:pPr>
+        <w:pStyle w:val="BodyText"/>
+      </w:pPr>
+      <w:r>
+        <w:rPr>
+          <w:bCs/>
+          <w:b/>
+        </w:rPr>
+        <w:t xml:space="preserve">New data collection capability:</w:t>
+      </w:r>
+      <w:r>
+        <w:t xml:space="preserve"> </w:t>
+      </w:r>
+      <w:r>
+        <w:t xml:space="preserve">The connector can now collect and ship WordPress user and post/page snapshots to the API for centralized monitoring and analytics. This is</w:t>
+      </w:r>
+      <w:r>
+        <w:t xml:space="preserve"> </w:t>
+      </w:r>
+      <w:r>
+        <w:rPr>
+          <w:bCs/>
+          <w:b/>
+        </w:rPr>
+        <w:t xml:space="preserve">opt-in</w:t>
+      </w:r>
+      <w:r>
+        <w:t xml:space="preserve"> </w:t>
+      </w:r>
+      <w:r>
+        <w:t xml:space="preserve">(not automatically scheduled in this increment — manual trigger or future scheduling).</w:t>
+      </w:r>
+    </w:p>
+    <w:p>
+      <w:pPr>
+        <w:numPr>
+          <w:ilvl w:val="0"/>
+          <w:numId w:val="1016"/>
+        </w:numPr>
+        <w:pStyle w:val="Compact"/>
+      </w:pPr>
+      <w:r>
+        <w:rPr>
+          <w:bCs/>
+          <w:b/>
+        </w:rPr>
+        <w:t xml:space="preserve">Users:</w:t>
+      </w:r>
+      <w:r>
+        <w:t xml:space="preserve"> </w:t>
+      </w:r>
+      <w:r>
+        <w:rPr>
+          <w:rStyle w:val="VerbatimChar"/>
+        </w:rPr>
+        <w:t xml:space="preserve">wp_user_id</w:t>
+      </w:r>
+      <w:r>
+        <w:t xml:space="preserve">,</w:t>
+      </w:r>
+      <w:r>
+        <w:t xml:space="preserve"> </w:t>
+      </w:r>
+      <w:r>
+        <w:rPr>
+          <w:rStyle w:val="VerbatimChar"/>
+        </w:rPr>
+        <w:t xml:space="preserve">user_login</w:t>
+      </w:r>
+      <w:r>
+        <w:t xml:space="preserve">,</w:t>
+      </w:r>
+      <w:r>
+        <w:t xml:space="preserve"> </w:t>
+      </w:r>
+      <w:r>
+        <w:rPr>
+          <w:rStyle w:val="VerbatimChar"/>
+        </w:rPr>
+        <w:t xml:space="preserve">user_email</w:t>
+      </w:r>
+      <w:r>
+        <w:t xml:space="preserve"> </w:t>
+      </w:r>
+      <w:r>
+        <w:t xml:space="preserve">(may be redacted for privacy),</w:t>
+      </w:r>
+      <w:r>
+        <w:t xml:space="preserve"> </w:t>
+      </w:r>
+      <w:r>
+        <w:rPr>
+          <w:rStyle w:val="VerbatimChar"/>
+        </w:rPr>
+        <w:t xml:space="preserve">display_name</w:t>
+      </w:r>
+      <w:r>
+        <w:t xml:space="preserve">,</w:t>
+      </w:r>
+      <w:r>
+        <w:t xml:space="preserve"> </w:t>
+      </w:r>
+      <w:r>
+        <w:rPr>
+          <w:rStyle w:val="VerbatimChar"/>
+        </w:rPr>
+        <w:t xml:space="preserve">user_registered</w:t>
+      </w:r>
+      <w:r>
+        <w:t xml:space="preserve">,</w:t>
+      </w:r>
+      <w:r>
+        <w:t xml:space="preserve"> </w:t>
+      </w:r>
+      <w:r>
+        <w:rPr>
+          <w:rStyle w:val="VerbatimChar"/>
+        </w:rPr>
+        <w:t xml:space="preserve">roles</w:t>
+      </w:r>
+      <w:r>
+        <w:t xml:space="preserve">,</w:t>
+      </w:r>
+      <w:r>
+        <w:t xml:space="preserve"> </w:t>
+      </w:r>
+      <w:r>
+        <w:rPr>
+          <w:rStyle w:val="VerbatimChar"/>
+        </w:rPr>
+        <w:t xml:space="preserve">last_login_at</w:t>
+      </w:r>
+      <w:r>
+        <w:t xml:space="preserve"> </w:t>
+      </w:r>
+      <w:r>
+        <w:t xml:space="preserve">(if tracked by a plugin), and extensible metadata.</w:t>
+      </w:r>
+    </w:p>
+    <w:p>
+      <w:pPr>
+        <w:numPr>
+          <w:ilvl w:val="0"/>
+          <w:numId w:val="1016"/>
+        </w:numPr>
+        <w:pStyle w:val="Compact"/>
+      </w:pPr>
+      <w:r>
+        <w:rPr>
+          <w:bCs/>
+          <w:b/>
+        </w:rPr>
+        <w:t xml:space="preserve">Posts/Pages:</w:t>
+      </w:r>
+      <w:r>
+        <w:t xml:space="preserve"> </w:t>
+      </w:r>
+      <w:r>
+        <w:rPr>
+          <w:rStyle w:val="VerbatimChar"/>
+        </w:rPr>
+        <w:t xml:space="preserve">wp_post_id</w:t>
+      </w:r>
+      <w:r>
+        <w:t xml:space="preserve">,</w:t>
+      </w:r>
+      <w:r>
+        <w:t xml:space="preserve"> </w:t>
+      </w:r>
+      <w:r>
+        <w:rPr>
+          <w:rStyle w:val="VerbatimChar"/>
+        </w:rPr>
+        <w:t xml:space="preserve">post_type</w:t>
+      </w:r>
+      <w:r>
+        <w:t xml:space="preserve">,</w:t>
+      </w:r>
+      <w:r>
+        <w:t xml:space="preserve"> </w:t>
+      </w:r>
+      <w:r>
+        <w:rPr>
+          <w:rStyle w:val="VerbatimChar"/>
+        </w:rPr>
+        <w:t xml:space="preserve">post_status</w:t>
+      </w:r>
+      <w:r>
+        <w:t xml:space="preserve">,</w:t>
+      </w:r>
+      <w:r>
+        <w:t xml:space="preserve"> </w:t>
+      </w:r>
+      <w:r>
+        <w:rPr>
+          <w:rStyle w:val="VerbatimChar"/>
+        </w:rPr>
+        <w:t xml:space="preserve">post_title</w:t>
+      </w:r>
+      <w:r>
+        <w:t xml:space="preserve">,</w:t>
+      </w:r>
+      <w:r>
+        <w:t xml:space="preserve"> </w:t>
+      </w:r>
+      <w:r>
+        <w:rPr>
+          <w:rStyle w:val="VerbatimChar"/>
+        </w:rPr>
+        <w:t xml:space="preserve">post_date</w:t>
+      </w:r>
+      <w:r>
+        <w:t xml:space="preserve">,</w:t>
+      </w:r>
+      <w:r>
+        <w:t xml:space="preserve"> </w:t>
+      </w:r>
+      <w:r>
+        <w:rPr>
+          <w:rStyle w:val="VerbatimChar"/>
+        </w:rPr>
+        <w:t xml:space="preserve">post_modified</w:t>
+      </w:r>
+      <w:r>
+        <w:t xml:space="preserve">,</w:t>
+      </w:r>
+      <w:r>
+        <w:t xml:space="preserve"> </w:t>
+      </w:r>
+      <w:r>
+        <w:rPr>
+          <w:rStyle w:val="VerbatimChar"/>
+        </w:rPr>
+        <w:t xml:space="preserve">post_author_id</w:t>
+      </w:r>
+      <w:r>
+        <w:t xml:space="preserve">,</w:t>
+      </w:r>
+      <w:r>
+        <w:t xml:space="preserve"> </w:t>
+      </w:r>
+      <w:r>
+        <w:rPr>
+          <w:rStyle w:val="VerbatimChar"/>
+        </w:rPr>
+        <w:t xml:space="preserve">post_author_name</w:t>
+      </w:r>
+      <w:r>
+        <w:t xml:space="preserve">,</w:t>
+      </w:r>
+      <w:r>
+        <w:t xml:space="preserve"> </w:t>
+      </w:r>
+      <w:r>
+        <w:rPr>
+          <w:rStyle w:val="VerbatimChar"/>
+        </w:rPr>
+        <w:t xml:space="preserve">guid</w:t>
+      </w:r>
+      <w:r>
+        <w:t xml:space="preserve">, and metadata (categories, tags).</w:t>
+      </w:r>
+    </w:p>
+    <w:p>
+      <w:pPr>
+        <w:pStyle w:val="FirstParagraph"/>
+      </w:pPr>
+      <w:r>
+        <w:t xml:space="preserve">Data is batched (up to 1000 users or posts per call), HMAC-authenticated, and stored append-only in</w:t>
+      </w:r>
+      <w:r>
+        <w:t xml:space="preserve"> </w:t>
+      </w:r>
+      <w:r>
+        <w:rPr>
+          <w:rStyle w:val="VerbatimChar"/>
+        </w:rPr>
+        <w:t xml:space="preserve">site_users</w:t>
+      </w:r>
+      <w:r>
+        <w:t xml:space="preserve"> </w:t>
+      </w:r>
+      <w:r>
+        <w:t xml:space="preserve">/</w:t>
+      </w:r>
+      <w:r>
+        <w:t xml:space="preserve"> </w:t>
+      </w:r>
+      <w:r>
+        <w:rPr>
+          <w:rStyle w:val="VerbatimChar"/>
+        </w:rPr>
+        <w:t xml:space="preserve">site_posts</w:t>
+      </w:r>
+      <w:r>
+        <w:t xml:space="preserve"> </w:t>
+      </w:r>
+      <w:r>
+        <w:t xml:space="preserve">tables. Over time, multiple snapshots of the same</w:t>
+      </w:r>
+      <w:r>
+        <w:t xml:space="preserve"> </w:t>
+      </w:r>
+      <w:r>
+        <w:rPr>
+          <w:rStyle w:val="VerbatimChar"/>
+        </w:rPr>
+        <w:t xml:space="preserve">wp_user_id</w:t>
+      </w:r>
+      <w:r>
+        <w:t xml:space="preserve"> </w:t>
+      </w:r>
+      <w:r>
+        <w:t xml:space="preserve">/</w:t>
+      </w:r>
+      <w:r>
+        <w:t xml:space="preserve"> </w:t>
+      </w:r>
+      <w:r>
+        <w:rPr>
+          <w:rStyle w:val="VerbatimChar"/>
+        </w:rPr>
+        <w:t xml:space="preserve">wp_post_id</w:t>
+      </w:r>
+      <w:r>
+        <w:t xml:space="preserve"> </w:t>
+      </w:r>
+      <w:r>
+        <w:t xml:space="preserve">accumulate, allowing historical tracking of role changes, content edits, etc.</w:t>
+      </w:r>
+    </w:p>
     <w:bookmarkEnd w:id="45"/>
+    <w:bookmarkStart w:id="46" w:name="Xf2554b3bd51d2b2e3034be395fc6007da510c2c"/>
+    <w:p>
+      <w:pPr>
+        <w:pStyle w:val="Heading3"/>
+      </w:pPr>
+      <w:r>
+        <w:t xml:space="preserve">New database tables (migrations</w:t>
+      </w:r>
+      <w:r>
+        <w:t xml:space="preserve"> </w:t>
+      </w:r>
+      <w:r>
+        <w:rPr>
+          <w:rStyle w:val="VerbatimChar"/>
+        </w:rPr>
+        <w:t xml:space="preserve">2024_01_04_000001</w:t>
+      </w:r>
+      <w:r>
+        <w:t xml:space="preserve">,</w:t>
+      </w:r>
+      <w:r>
+        <w:t xml:space="preserve"> </w:t>
+      </w:r>
+      <w:r>
+        <w:rPr>
+          <w:rStyle w:val="VerbatimChar"/>
+        </w:rPr>
+        <w:t xml:space="preserve">2024_01_04_000002</w:t>
+      </w:r>
+      <w:r>
+        <w:t xml:space="preserve">)</w:t>
+      </w:r>
+    </w:p>
+    <w:p>
+      <w:pPr>
+        <w:pStyle w:val="FirstParagraph"/>
+      </w:pPr>
+      <w:r>
+        <w:rPr>
+          <w:rStyle w:val="VerbatimChar"/>
+          <w:bCs/>
+          <w:b/>
+        </w:rPr>
+        <w:t xml:space="preserve">site_users</w:t>
+      </w:r>
+      <w:r>
+        <w:rPr>
+          <w:bCs/>
+          <w:b/>
+        </w:rPr>
+        <w:t xml:space="preserve">:</w:t>
+      </w:r>
+      <w:r>
+        <w:t xml:space="preserve"> </w:t>
+      </w:r>
+      <w:r>
+        <w:t xml:space="preserve">- Append-only snapshots of WordPress users.</w:t>
+      </w:r>
+      <w:r>
+        <w:t xml:space="preserve"> </w:t>
+      </w:r>
+      <w:r>
+        <w:t xml:space="preserve">- Key fields:</w:t>
+      </w:r>
+      <w:r>
+        <w:t xml:space="preserve"> </w:t>
+      </w:r>
+      <w:r>
+        <w:rPr>
+          <w:rStyle w:val="VerbatimChar"/>
+        </w:rPr>
+        <w:t xml:space="preserve">site_id</w:t>
+      </w:r>
+      <w:r>
+        <w:t xml:space="preserve"> </w:t>
+      </w:r>
+      <w:r>
+        <w:t xml:space="preserve">(FK),</w:t>
+      </w:r>
+      <w:r>
+        <w:t xml:space="preserve"> </w:t>
+      </w:r>
+      <w:r>
+        <w:rPr>
+          <w:rStyle w:val="VerbatimChar"/>
+        </w:rPr>
+        <w:t xml:space="preserve">organization_id</w:t>
+      </w:r>
+      <w:r>
+        <w:t xml:space="preserve">,</w:t>
+      </w:r>
+      <w:r>
+        <w:t xml:space="preserve"> </w:t>
+      </w:r>
+      <w:r>
+        <w:rPr>
+          <w:rStyle w:val="VerbatimChar"/>
+        </w:rPr>
+        <w:t xml:space="preserve">snapshot_at</w:t>
+      </w:r>
+      <w:r>
+        <w:t xml:space="preserve">,</w:t>
+      </w:r>
+      <w:r>
+        <w:t xml:space="preserve"> </w:t>
+      </w:r>
+      <w:r>
+        <w:rPr>
+          <w:rStyle w:val="VerbatimChar"/>
+        </w:rPr>
+        <w:t xml:space="preserve">wp_user_id</w:t>
+      </w:r>
+      <w:r>
+        <w:t xml:space="preserve">,</w:t>
+      </w:r>
+      <w:r>
+        <w:t xml:space="preserve"> </w:t>
+      </w:r>
+      <w:r>
+        <w:rPr>
+          <w:rStyle w:val="VerbatimChar"/>
+        </w:rPr>
+        <w:t xml:space="preserve">user_login</w:t>
+      </w:r>
+      <w:r>
+        <w:t xml:space="preserve">,</w:t>
+      </w:r>
+      <w:r>
+        <w:t xml:space="preserve"> </w:t>
+      </w:r>
+      <w:r>
+        <w:rPr>
+          <w:rStyle w:val="VerbatimChar"/>
+        </w:rPr>
+        <w:t xml:space="preserve">user_email</w:t>
+      </w:r>
+      <w:r>
+        <w:t xml:space="preserve">,</w:t>
+      </w:r>
+      <w:r>
+        <w:t xml:space="preserve"> </w:t>
+      </w:r>
+      <w:r>
+        <w:rPr>
+          <w:rStyle w:val="VerbatimChar"/>
+        </w:rPr>
+        <w:t xml:space="preserve">display_name</w:t>
+      </w:r>
+      <w:r>
+        <w:t xml:space="preserve">,</w:t>
+      </w:r>
+      <w:r>
+        <w:t xml:space="preserve"> </w:t>
+      </w:r>
+      <w:r>
+        <w:rPr>
+          <w:rStyle w:val="VerbatimChar"/>
+        </w:rPr>
+        <w:t xml:space="preserve">user_registered</w:t>
+      </w:r>
+      <w:r>
+        <w:t xml:space="preserve">,</w:t>
+      </w:r>
+      <w:r>
+        <w:t xml:space="preserve"> </w:t>
+      </w:r>
+      <w:r>
+        <w:rPr>
+          <w:rStyle w:val="VerbatimChar"/>
+        </w:rPr>
+        <w:t xml:space="preserve">roles</w:t>
+      </w:r>
+      <w:r>
+        <w:t xml:space="preserve"> </w:t>
+      </w:r>
+      <w:r>
+        <w:t xml:space="preserve">(jsonb),</w:t>
+      </w:r>
+      <w:r>
+        <w:t xml:space="preserve"> </w:t>
+      </w:r>
+      <w:r>
+        <w:rPr>
+          <w:rStyle w:val="VerbatimChar"/>
+        </w:rPr>
+        <w:t xml:space="preserve">last_login_at</w:t>
+      </w:r>
+      <w:r>
+        <w:t xml:space="preserve">,</w:t>
+      </w:r>
+      <w:r>
+        <w:t xml:space="preserve"> </w:t>
+      </w:r>
+      <w:r>
+        <w:rPr>
+          <w:rStyle w:val="VerbatimChar"/>
+        </w:rPr>
+        <w:t xml:space="preserve">metadata</w:t>
+      </w:r>
+      <w:r>
+        <w:t xml:space="preserve"> </w:t>
+      </w:r>
+      <w:r>
+        <w:t xml:space="preserve">(jsonb).</w:t>
+      </w:r>
+      <w:r>
+        <w:t xml:space="preserve"> </w:t>
+      </w:r>
+      <w:r>
+        <w:t xml:space="preserve">- Indexes:</w:t>
+      </w:r>
+      <w:r>
+        <w:t xml:space="preserve"> </w:t>
+      </w:r>
+      <w:r>
+        <w:rPr>
+          <w:rStyle w:val="VerbatimChar"/>
+        </w:rPr>
+        <w:t xml:space="preserve">(site_id, snapshot_at)</w:t>
+      </w:r>
+      <w:r>
+        <w:t xml:space="preserve">,</w:t>
+      </w:r>
+      <w:r>
+        <w:t xml:space="preserve"> </w:t>
+      </w:r>
+      <w:r>
+        <w:rPr>
+          <w:rStyle w:val="VerbatimChar"/>
+        </w:rPr>
+        <w:t xml:space="preserve">(organization_id, snapshot_at)</w:t>
+      </w:r>
+      <w:r>
+        <w:t xml:space="preserve">,</w:t>
+      </w:r>
+      <w:r>
+        <w:t xml:space="preserve"> </w:t>
+      </w:r>
+      <w:r>
+        <w:rPr>
+          <w:rStyle w:val="VerbatimChar"/>
+        </w:rPr>
+        <w:t xml:space="preserve">(site_id, wp_user_id)</w:t>
+      </w:r>
+      <w:r>
+        <w:t xml:space="preserve">.</w:t>
+      </w:r>
+    </w:p>
+    <w:p>
+      <w:pPr>
+        <w:pStyle w:val="BodyText"/>
+      </w:pPr>
+      <w:r>
+        <w:rPr>
+          <w:rStyle w:val="VerbatimChar"/>
+          <w:bCs/>
+          <w:b/>
+        </w:rPr>
+        <w:t xml:space="preserve">site_posts</w:t>
+      </w:r>
+      <w:r>
+        <w:rPr>
+          <w:bCs/>
+          <w:b/>
+        </w:rPr>
+        <w:t xml:space="preserve">:</w:t>
+      </w:r>
+      <w:r>
+        <w:t xml:space="preserve"> </w:t>
+      </w:r>
+      <w:r>
+        <w:t xml:space="preserve">- Append-only snapshots of WordPress posts/pages.</w:t>
+      </w:r>
+      <w:r>
+        <w:t xml:space="preserve"> </w:t>
+      </w:r>
+      <w:r>
+        <w:t xml:space="preserve">- Key fields:</w:t>
+      </w:r>
+      <w:r>
+        <w:t xml:space="preserve"> </w:t>
+      </w:r>
+      <w:r>
+        <w:rPr>
+          <w:rStyle w:val="VerbatimChar"/>
+        </w:rPr>
+        <w:t xml:space="preserve">site_id</w:t>
+      </w:r>
+      <w:r>
+        <w:t xml:space="preserve"> </w:t>
+      </w:r>
+      <w:r>
+        <w:t xml:space="preserve">(FK),</w:t>
+      </w:r>
+      <w:r>
+        <w:t xml:space="preserve"> </w:t>
+      </w:r>
+      <w:r>
+        <w:rPr>
+          <w:rStyle w:val="VerbatimChar"/>
+        </w:rPr>
+        <w:t xml:space="preserve">organization_id</w:t>
+      </w:r>
+      <w:r>
+        <w:t xml:space="preserve">,</w:t>
+      </w:r>
+      <w:r>
+        <w:t xml:space="preserve"> </w:t>
+      </w:r>
+      <w:r>
+        <w:rPr>
+          <w:rStyle w:val="VerbatimChar"/>
+        </w:rPr>
+        <w:t xml:space="preserve">snapshot_at</w:t>
+      </w:r>
+      <w:r>
+        <w:t xml:space="preserve">,</w:t>
+      </w:r>
+      <w:r>
+        <w:t xml:space="preserve"> </w:t>
+      </w:r>
+      <w:r>
+        <w:rPr>
+          <w:rStyle w:val="VerbatimChar"/>
+        </w:rPr>
+        <w:t xml:space="preserve">wp_post_id</w:t>
+      </w:r>
+      <w:r>
+        <w:t xml:space="preserve">,</w:t>
+      </w:r>
+      <w:r>
+        <w:t xml:space="preserve"> </w:t>
+      </w:r>
+      <w:r>
+        <w:rPr>
+          <w:rStyle w:val="VerbatimChar"/>
+        </w:rPr>
+        <w:t xml:space="preserve">post_type</w:t>
+      </w:r>
+      <w:r>
+        <w:t xml:space="preserve">,</w:t>
+      </w:r>
+      <w:r>
+        <w:t xml:space="preserve"> </w:t>
+      </w:r>
+      <w:r>
+        <w:rPr>
+          <w:rStyle w:val="VerbatimChar"/>
+        </w:rPr>
+        <w:t xml:space="preserve">post_status</w:t>
+      </w:r>
+      <w:r>
+        <w:t xml:space="preserve">,</w:t>
+      </w:r>
+      <w:r>
+        <w:t xml:space="preserve"> </w:t>
+      </w:r>
+      <w:r>
+        <w:rPr>
+          <w:rStyle w:val="VerbatimChar"/>
+        </w:rPr>
+        <w:t xml:space="preserve">post_title</w:t>
+      </w:r>
+      <w:r>
+        <w:t xml:space="preserve">,</w:t>
+      </w:r>
+      <w:r>
+        <w:t xml:space="preserve"> </w:t>
+      </w:r>
+      <w:r>
+        <w:rPr>
+          <w:rStyle w:val="VerbatimChar"/>
+        </w:rPr>
+        <w:t xml:space="preserve">post_date</w:t>
+      </w:r>
+      <w:r>
+        <w:t xml:space="preserve">,</w:t>
+      </w:r>
+      <w:r>
+        <w:t xml:space="preserve"> </w:t>
+      </w:r>
+      <w:r>
+        <w:rPr>
+          <w:rStyle w:val="VerbatimChar"/>
+        </w:rPr>
+        <w:t xml:space="preserve">post_modified</w:t>
+      </w:r>
+      <w:r>
+        <w:t xml:space="preserve">,</w:t>
+      </w:r>
+      <w:r>
+        <w:t xml:space="preserve"> </w:t>
+      </w:r>
+      <w:r>
+        <w:rPr>
+          <w:rStyle w:val="VerbatimChar"/>
+        </w:rPr>
+        <w:t xml:space="preserve">post_author_id</w:t>
+      </w:r>
+      <w:r>
+        <w:t xml:space="preserve">,</w:t>
+      </w:r>
+      <w:r>
+        <w:t xml:space="preserve"> </w:t>
+      </w:r>
+      <w:r>
+        <w:rPr>
+          <w:rStyle w:val="VerbatimChar"/>
+        </w:rPr>
+        <w:t xml:space="preserve">post_author_name</w:t>
+      </w:r>
+      <w:r>
+        <w:t xml:space="preserve">,</w:t>
+      </w:r>
+      <w:r>
+        <w:t xml:space="preserve"> </w:t>
+      </w:r>
+      <w:r>
+        <w:rPr>
+          <w:rStyle w:val="VerbatimChar"/>
+        </w:rPr>
+        <w:t xml:space="preserve">guid</w:t>
+      </w:r>
+      <w:r>
+        <w:t xml:space="preserve">,</w:t>
+      </w:r>
+      <w:r>
+        <w:t xml:space="preserve"> </w:t>
+      </w:r>
+      <w:r>
+        <w:rPr>
+          <w:rStyle w:val="VerbatimChar"/>
+        </w:rPr>
+        <w:t xml:space="preserve">metadata</w:t>
+      </w:r>
+      <w:r>
+        <w:t xml:space="preserve"> </w:t>
+      </w:r>
+      <w:r>
+        <w:t xml:space="preserve">(jsonb).</w:t>
+      </w:r>
+      <w:r>
+        <w:t xml:space="preserve"> </w:t>
+      </w:r>
+      <w:r>
+        <w:t xml:space="preserve">- Indexes:</w:t>
+      </w:r>
+      <w:r>
+        <w:t xml:space="preserve"> </w:t>
+      </w:r>
+      <w:r>
+        <w:rPr>
+          <w:rStyle w:val="VerbatimChar"/>
+        </w:rPr>
+        <w:t xml:space="preserve">(site_id, snapshot_at)</w:t>
+      </w:r>
+      <w:r>
+        <w:t xml:space="preserve">,</w:t>
+      </w:r>
+      <w:r>
+        <w:t xml:space="preserve"> </w:t>
+      </w:r>
+      <w:r>
+        <w:rPr>
+          <w:rStyle w:val="VerbatimChar"/>
+        </w:rPr>
+        <w:t xml:space="preserve">(organization_id, snapshot_at)</w:t>
+      </w:r>
+      <w:r>
+        <w:t xml:space="preserve">,</w:t>
+      </w:r>
+      <w:r>
+        <w:t xml:space="preserve"> </w:t>
+      </w:r>
+      <w:r>
+        <w:rPr>
+          <w:rStyle w:val="VerbatimChar"/>
+        </w:rPr>
+        <w:t xml:space="preserve">(site_id, wp_post_id)</w:t>
+      </w:r>
+      <w:r>
+        <w:t xml:space="preserve">,</w:t>
+      </w:r>
+      <w:r>
+        <w:t xml:space="preserve"> </w:t>
+      </w:r>
+      <w:r>
+        <w:rPr>
+          <w:rStyle w:val="VerbatimChar"/>
+        </w:rPr>
+        <w:t xml:space="preserve">(site_id, post_type, post_status)</w:t>
+      </w:r>
+      <w:r>
+        <w:t xml:space="preserve">.</w:t>
+      </w:r>
+    </w:p>
+    <w:bookmarkEnd w:id="46"/>
+    <w:bookmarkStart w:id="47" w:name="new-api-endpoints-hmac-authenticated"/>
+    <w:p>
+      <w:pPr>
+        <w:pStyle w:val="Heading3"/>
+      </w:pPr>
+      <w:r>
+        <w:t xml:space="preserve">New API endpoints (HMAC-authenticated)</w:t>
+      </w:r>
+    </w:p>
+    <w:p>
+      <w:pPr>
+        <w:numPr>
+          <w:ilvl w:val="0"/>
+          <w:numId w:val="1017"/>
+        </w:numPr>
+        <w:pStyle w:val="Compact"/>
+      </w:pPr>
+      <w:r>
+        <w:rPr>
+          <w:bCs/>
+          <w:b/>
+        </w:rPr>
+        <w:t xml:space="preserve">POST</w:t>
+      </w:r>
+      <w:r>
+        <w:rPr>
+          <w:bCs/>
+          <w:b/>
+        </w:rPr>
+        <w:t xml:space="preserve"> </w:t>
+      </w:r>
+      <w:r>
+        <w:rPr>
+          <w:rStyle w:val="VerbatimChar"/>
+          <w:bCs/>
+          <w:b/>
+        </w:rPr>
+        <w:t xml:space="preserve">/api/v1/sites/users</w:t>
+      </w:r>
+      <w:r>
+        <w:t xml:space="preserve"> </w:t>
+      </w:r>
+      <w:r>
+        <w:t xml:space="preserve">— receive a batch of user snapshots. Validates</w:t>
+      </w:r>
+      <w:r>
+        <w:t xml:space="preserve"> </w:t>
+      </w:r>
+      <w:r>
+        <w:rPr>
+          <w:rStyle w:val="VerbatimChar"/>
+        </w:rPr>
+        <w:t xml:space="preserve">snapshot_at</w:t>
+      </w:r>
+      <w:r>
+        <w:t xml:space="preserve">,</w:t>
+      </w:r>
+      <w:r>
+        <w:t xml:space="preserve"> </w:t>
+      </w:r>
+      <w:r>
+        <w:rPr>
+          <w:rStyle w:val="VerbatimChar"/>
+        </w:rPr>
+        <w:t xml:space="preserve">users</w:t>
+      </w:r>
+      <w:r>
+        <w:t xml:space="preserve"> </w:t>
+      </w:r>
+      <w:r>
+        <w:t xml:space="preserve">array (max 1000), required fields per user (</w:t>
+      </w:r>
+      <w:r>
+        <w:rPr>
+          <w:rStyle w:val="VerbatimChar"/>
+        </w:rPr>
+        <w:t xml:space="preserve">wp_user_id</w:t>
+      </w:r>
+      <w:r>
+        <w:t xml:space="preserve">,</w:t>
+      </w:r>
+      <w:r>
+        <w:t xml:space="preserve"> </w:t>
+      </w:r>
+      <w:r>
+        <w:rPr>
+          <w:rStyle w:val="VerbatimChar"/>
+        </w:rPr>
+        <w:t xml:space="preserve">user_login</w:t>
+      </w:r>
+      <w:r>
+        <w:t xml:space="preserve">).</w:t>
+      </w:r>
+    </w:p>
+    <w:p>
+      <w:pPr>
+        <w:numPr>
+          <w:ilvl w:val="0"/>
+          <w:numId w:val="1017"/>
+        </w:numPr>
+        <w:pStyle w:val="Compact"/>
+      </w:pPr>
+      <w:r>
+        <w:rPr>
+          <w:bCs/>
+          <w:b/>
+        </w:rPr>
+        <w:t xml:space="preserve">POST</w:t>
+      </w:r>
+      <w:r>
+        <w:rPr>
+          <w:bCs/>
+          <w:b/>
+        </w:rPr>
+        <w:t xml:space="preserve"> </w:t>
+      </w:r>
+      <w:r>
+        <w:rPr>
+          <w:rStyle w:val="VerbatimChar"/>
+          <w:bCs/>
+          <w:b/>
+        </w:rPr>
+        <w:t xml:space="preserve">/api/v1/sites/posts</w:t>
+      </w:r>
+      <w:r>
+        <w:t xml:space="preserve"> </w:t>
+      </w:r>
+      <w:r>
+        <w:t xml:space="preserve">— receive a batch of post snapshots. Validates</w:t>
+      </w:r>
+      <w:r>
+        <w:t xml:space="preserve"> </w:t>
+      </w:r>
+      <w:r>
+        <w:rPr>
+          <w:rStyle w:val="VerbatimChar"/>
+        </w:rPr>
+        <w:t xml:space="preserve">snapshot_at</w:t>
+      </w:r>
+      <w:r>
+        <w:t xml:space="preserve">,</w:t>
+      </w:r>
+      <w:r>
+        <w:t xml:space="preserve"> </w:t>
+      </w:r>
+      <w:r>
+        <w:rPr>
+          <w:rStyle w:val="VerbatimChar"/>
+        </w:rPr>
+        <w:t xml:space="preserve">posts</w:t>
+      </w:r>
+      <w:r>
+        <w:t xml:space="preserve"> </w:t>
+      </w:r>
+      <w:r>
+        <w:t xml:space="preserve">array (max 1000), required fields per post (</w:t>
+      </w:r>
+      <w:r>
+        <w:rPr>
+          <w:rStyle w:val="VerbatimChar"/>
+        </w:rPr>
+        <w:t xml:space="preserve">wp_post_id</w:t>
+      </w:r>
+      <w:r>
+        <w:t xml:space="preserve">,</w:t>
+      </w:r>
+      <w:r>
+        <w:t xml:space="preserve"> </w:t>
+      </w:r>
+      <w:r>
+        <w:rPr>
+          <w:rStyle w:val="VerbatimChar"/>
+        </w:rPr>
+        <w:t xml:space="preserve">post_type</w:t>
+      </w:r>
+      <w:r>
+        <w:t xml:space="preserve">).</w:t>
+      </w:r>
+    </w:p>
+    <w:p>
+      <w:pPr>
+        <w:pStyle w:val="FirstParagraph"/>
+      </w:pPr>
+      <w:r>
+        <w:t xml:space="preserve">Both return</w:t>
+      </w:r>
+      <w:r>
+        <w:t xml:space="preserve"> </w:t>
+      </w:r>
+      <w:r>
+        <w:rPr>
+          <w:rStyle w:val="VerbatimChar"/>
+        </w:rPr>
+        <w:t xml:space="preserve">{"success": true, "inserted": N}</w:t>
+      </w:r>
+      <w:r>
+        <w:t xml:space="preserve"> </w:t>
+      </w:r>
+      <w:r>
+        <w:t xml:space="preserve">on success, 422 on validation failure, 500 on error. Both use the existing HMAC middleware.</w:t>
+      </w:r>
+    </w:p>
+    <w:bookmarkEnd w:id="47"/>
+    <w:bookmarkStart w:id="48" w:name="X19734822fb73fedfdcdfcf89ce60fb71dd431b2"/>
+    <w:p>
+      <w:pPr>
+        <w:pStyle w:val="Heading3"/>
+      </w:pPr>
+      <w:r>
+        <w:t xml:space="preserve">New connector class:</w:t>
+      </w:r>
+      <w:r>
+        <w:t xml:space="preserve"> </w:t>
+      </w:r>
+      <w:r>
+        <w:rPr>
+          <w:rStyle w:val="VerbatimChar"/>
+        </w:rPr>
+        <w:t xml:space="preserve">Marqira_Data_Collector</w:t>
+      </w:r>
+    </w:p>
+    <w:p>
+      <w:pPr>
+        <w:pStyle w:val="FirstParagraph"/>
+      </w:pPr>
+      <w:r>
+        <w:t xml:space="preserve">Lives in</w:t>
+      </w:r>
+      <w:r>
+        <w:t xml:space="preserve"> </w:t>
+      </w:r>
+      <w:r>
+        <w:rPr>
+          <w:rStyle w:val="VerbatimChar"/>
+        </w:rPr>
+        <w:t xml:space="preserve">includes/class-marqira-data-collector.php</w:t>
+      </w:r>
+      <w:r>
+        <w:t xml:space="preserve">. Provides:</w:t>
+      </w:r>
+      <w:r>
+        <w:t xml:space="preserve"> </w:t>
+      </w:r>
+      <w:r>
+        <w:t xml:space="preserve">-</w:t>
+      </w:r>
+      <w:r>
+        <w:t xml:space="preserve"> </w:t>
+      </w:r>
+      <w:r>
+        <w:rPr>
+          <w:rStyle w:val="VerbatimChar"/>
+        </w:rPr>
+        <w:t xml:space="preserve">collect_users($limit)</w:t>
+      </w:r>
+      <w:r>
+        <w:t xml:space="preserve"> </w:t>
+      </w:r>
+      <w:r>
+        <w:t xml:space="preserve">— query WordPress users (excluding password hashes), return array.</w:t>
+      </w:r>
+      <w:r>
+        <w:t xml:space="preserve"> </w:t>
+      </w:r>
+      <w:r>
+        <w:t xml:space="preserve">-</w:t>
+      </w:r>
+      <w:r>
+        <w:t xml:space="preserve"> </w:t>
+      </w:r>
+      <w:r>
+        <w:rPr>
+          <w:rStyle w:val="VerbatimChar"/>
+        </w:rPr>
+        <w:t xml:space="preserve">collect_posts($limit)</w:t>
+      </w:r>
+      <w:r>
+        <w:t xml:space="preserve"> </w:t>
+      </w:r>
+      <w:r>
+        <w:t xml:space="preserve">— query posts/pages (excluding auto-drafts, revisions, trash), return array with categories/tags.</w:t>
+      </w:r>
+      <w:r>
+        <w:t xml:space="preserve"> </w:t>
+      </w:r>
+      <w:r>
+        <w:t xml:space="preserve">-</w:t>
+      </w:r>
+      <w:r>
+        <w:t xml:space="preserve"> </w:t>
+      </w:r>
+      <w:r>
+        <w:rPr>
+          <w:rStyle w:val="VerbatimChar"/>
+        </w:rPr>
+        <w:t xml:space="preserve">ship_users($users)</w:t>
+      </w:r>
+      <w:r>
+        <w:t xml:space="preserve"> </w:t>
+      </w:r>
+      <w:r>
+        <w:t xml:space="preserve">/</w:t>
+      </w:r>
+      <w:r>
+        <w:t xml:space="preserve"> </w:t>
+      </w:r>
+      <w:r>
+        <w:rPr>
+          <w:rStyle w:val="VerbatimChar"/>
+        </w:rPr>
+        <w:t xml:space="preserve">ship_posts($posts)</w:t>
+      </w:r>
+      <w:r>
+        <w:t xml:space="preserve"> </w:t>
+      </w:r>
+      <w:r>
+        <w:t xml:space="preserve">— HMAC-signed POST to API endpoints.</w:t>
+      </w:r>
+      <w:r>
+        <w:t xml:space="preserve"> </w:t>
+      </w:r>
+      <w:r>
+        <w:t xml:space="preserve">-</w:t>
+      </w:r>
+      <w:r>
+        <w:t xml:space="preserve"> </w:t>
+      </w:r>
+      <w:r>
+        <w:rPr>
+          <w:rStyle w:val="VerbatimChar"/>
+        </w:rPr>
+        <w:t xml:space="preserve">collect_and_ship_all()</w:t>
+      </w:r>
+      <w:r>
+        <w:t xml:space="preserve"> </w:t>
+      </w:r>
+      <w:r>
+        <w:t xml:space="preserve">— main entry point for periodic collection (not yet scheduled).</w:t>
+      </w:r>
+    </w:p>
+    <w:p>
+      <w:pPr>
+        <w:pStyle w:val="BodyText"/>
+      </w:pPr>
+      <w:r>
+        <w:rPr>
+          <w:bCs/>
+          <w:b/>
+        </w:rPr>
+        <w:t xml:space="preserve">Privacy note:</w:t>
+      </w:r>
+      <w:r>
+        <w:t xml:space="preserve"> </w:t>
+      </w:r>
+      <w:r>
+        <w:t xml:space="preserve">user emails are currently included in snapshots. A future phase can redact or hash them based on org privacy settings.</w:t>
+      </w:r>
+    </w:p>
+    <w:bookmarkEnd w:id="48"/>
+    <w:bookmarkStart w:id="49" w:name="manual-steps-after-redeploy-4"/>
+    <w:p>
+      <w:pPr>
+        <w:pStyle w:val="Heading3"/>
+      </w:pPr>
+      <w:r>
+        <w:t xml:space="preserve">Manual steps after redeploy</w:t>
+      </w:r>
+    </w:p>
+    <w:p>
+      <w:pPr>
+        <w:numPr>
+          <w:ilvl w:val="0"/>
+          <w:numId w:val="1018"/>
+        </w:numPr>
+      </w:pPr>
+      <w:r>
+        <w:rPr>
+          <w:bCs/>
+          <w:b/>
+        </w:rPr>
+        <w:t xml:space="preserve">Run the migrations</w:t>
+      </w:r>
+      <w:r>
+        <w:t xml:space="preserve"> </w:t>
+      </w:r>
+      <w:r>
+        <w:t xml:space="preserve">in the API container Terminal:</w:t>
+      </w:r>
+    </w:p>
+    <w:p>
+      <w:pPr>
+        <w:numPr>
+          <w:ilvl w:val="0"/>
+          <w:numId w:val="1000"/>
+        </w:numPr>
+        <w:pStyle w:val="SourceCode"/>
+      </w:pPr>
+      <w:r>
+        <w:rPr>
+          <w:rStyle w:val="VerbatimChar"/>
+        </w:rPr>
+        <w:t xml:space="preserve">php artisan migrate --force</w:t>
+      </w:r>
+    </w:p>
+    <w:p>
+      <w:pPr>
+        <w:numPr>
+          <w:ilvl w:val="0"/>
+          <w:numId w:val="1000"/>
+        </w:numPr>
+      </w:pPr>
+      <w:r>
+        <w:t xml:space="preserve">Creates</w:t>
+      </w:r>
+      <w:r>
+        <w:t xml:space="preserve"> </w:t>
+      </w:r>
+      <w:r>
+        <w:rPr>
+          <w:rStyle w:val="VerbatimChar"/>
+        </w:rPr>
+        <w:t xml:space="preserve">site_users</w:t>
+      </w:r>
+      <w:r>
+        <w:t xml:space="preserve"> </w:t>
+      </w:r>
+      <w:r>
+        <w:t xml:space="preserve">and</w:t>
+      </w:r>
+      <w:r>
+        <w:t xml:space="preserve"> </w:t>
+      </w:r>
+      <w:r>
+        <w:rPr>
+          <w:rStyle w:val="VerbatimChar"/>
+        </w:rPr>
+        <w:t xml:space="preserve">site_posts</w:t>
+      </w:r>
+      <w:r>
+        <w:t xml:space="preserve"> </w:t>
+      </w:r>
+      <w:r>
+        <w:t xml:space="preserve">tables.</w:t>
+      </w:r>
+    </w:p>
+    <w:p>
+      <w:pPr>
+        <w:numPr>
+          <w:ilvl w:val="0"/>
+          <w:numId w:val="1018"/>
+        </w:numPr>
+      </w:pPr>
+      <w:r>
+        <w:rPr>
+          <w:bCs/>
+          <w:b/>
+        </w:rPr>
+        <w:t xml:space="preserve">API redeploy required</w:t>
+      </w:r>
+      <w:r>
+        <w:t xml:space="preserve"> </w:t>
+      </w:r>
+      <w:r>
+        <w:t xml:space="preserve">(HeartbeatController fix + new endpoints + models).</w:t>
+      </w:r>
+      <w:r>
+        <w:t xml:space="preserve"> </w:t>
+      </w:r>
+      <w:r>
+        <w:rPr>
+          <w:bCs/>
+          <w:b/>
+        </w:rPr>
+        <w:t xml:space="preserve">No environment changes</w:t>
+      </w:r>
+      <w:r>
+        <w:t xml:space="preserve"> </w:t>
+      </w:r>
+      <w:r>
+        <w:t xml:space="preserve">for this increment.</w:t>
+      </w:r>
+    </w:p>
+    <w:p>
+      <w:pPr>
+        <w:numPr>
+          <w:ilvl w:val="0"/>
+          <w:numId w:val="1018"/>
+        </w:numPr>
+      </w:pPr>
+      <w:r>
+        <w:rPr>
+          <w:bCs/>
+          <w:b/>
+        </w:rPr>
+        <w:t xml:space="preserve">Connector plugin republish required</w:t>
+      </w:r>
+      <w:r>
+        <w:t xml:space="preserve"> </w:t>
+      </w:r>
+      <w:r>
+        <w:t xml:space="preserve">(new</w:t>
+      </w:r>
+      <w:r>
+        <w:t xml:space="preserve"> </w:t>
+      </w:r>
+      <w:r>
+        <w:rPr>
+          <w:rStyle w:val="VerbatimChar"/>
+        </w:rPr>
+        <w:t xml:space="preserve">Marqira_Data_Collector</w:t>
+      </w:r>
+      <w:r>
+        <w:t xml:space="preserve"> </w:t>
+      </w:r>
+      <w:r>
+        <w:t xml:space="preserve">class).</w:t>
+      </w:r>
+      <w:r>
+        <w:t xml:space="preserve"> </w:t>
+      </w:r>
+      <w:r>
+        <w:rPr>
+          <w:bCs/>
+          <w:b/>
+        </w:rPr>
+        <w:t xml:space="preserve">No customer action required</w:t>
+      </w:r>
+      <w:r>
+        <w:t xml:space="preserve"> </w:t>
+      </w:r>
+      <w:r>
+        <w:t xml:space="preserve">— the data-collection methods are available but not automatically invoked yet. A future increment (or manual trigger) will schedule periodic snapshots.</w:t>
+      </w:r>
+    </w:p>
+    <w:p>
+      <w:pPr>
+        <w:numPr>
+          <w:ilvl w:val="0"/>
+          <w:numId w:val="1018"/>
+        </w:numPr>
+      </w:pPr>
+      <w:r>
+        <w:rPr>
+          <w:bCs/>
+          <w:b/>
+        </w:rPr>
+        <w:t xml:space="preserve">Rebuild config cache</w:t>
+      </w:r>
+      <w:r>
+        <w:t xml:space="preserve"> </w:t>
+      </w:r>
+      <w:r>
+        <w:t xml:space="preserve">(standard):</w:t>
+      </w:r>
+    </w:p>
+    <w:p>
+      <w:pPr>
+        <w:numPr>
+          <w:ilvl w:val="0"/>
+          <w:numId w:val="1000"/>
+        </w:numPr>
+        <w:pStyle w:val="SourceCode"/>
+      </w:pPr>
+      <w:r>
+        <w:rPr>
+          <w:rStyle w:val="VerbatimChar"/>
+        </w:rPr>
+        <w:t xml:space="preserve">php artisan config:cache</w:t>
+      </w:r>
+    </w:p>
+    <w:bookmarkEnd w:id="49"/>
+    <w:bookmarkStart w:id="50" w:name="testing-the-new-data-collection-optional"/>
+    <w:p>
+      <w:pPr>
+        <w:pStyle w:val="Heading3"/>
+      </w:pPr>
+      <w:r>
+        <w:t xml:space="preserve">Testing the new data collection (optional)</w:t>
+      </w:r>
+    </w:p>
+    <w:p>
+      <w:pPr>
+        <w:pStyle w:val="FirstParagraph"/>
+      </w:pPr>
+      <w:r>
+        <w:t xml:space="preserve">From a connected WordPress site’s PHP console or a custom WP-CLI command:</w:t>
+      </w:r>
+    </w:p>
+    <w:p>
+      <w:pPr>
+        <w:pStyle w:val="SourceCode"/>
+      </w:pPr>
+      <w:r>
+        <w:rPr>
+          <w:rStyle w:val="KeywordTok"/>
+        </w:rPr>
+        <w:t xml:space="preserve">require_once</w:t>
+      </w:r>
+      <w:r>
+        <w:rPr>
+          <w:rStyle w:val="NormalTok"/>
+        </w:rPr>
+        <w:t xml:space="preserve"> </w:t>
+      </w:r>
+      <w:r>
+        <w:rPr>
+          <w:rStyle w:val="ConstantTok"/>
+        </w:rPr>
+        <w:t xml:space="preserve">WP_PLUGIN_DIR</w:t>
+      </w:r>
+      <w:r>
+        <w:rPr>
+          <w:rStyle w:val="NormalTok"/>
+        </w:rPr>
+        <w:t xml:space="preserve"> </w:t>
+      </w:r>
+      <w:r>
+        <w:rPr>
+          <w:rStyle w:val="OperatorTok"/>
+        </w:rPr>
+        <w:t xml:space="preserve">.</w:t>
+      </w:r>
+      <w:r>
+        <w:rPr>
+          <w:rStyle w:val="NormalTok"/>
+        </w:rPr>
+        <w:t xml:space="preserve"> </w:t>
+      </w:r>
+      <w:r>
+        <w:rPr>
+          <w:rStyle w:val="StringTok"/>
+        </w:rPr>
+        <w:t xml:space="preserve">'/marqira-connector/includes/class-marqira-data-collector.php'</w:t>
+      </w:r>
+      <w:r>
+        <w:rPr>
+          <w:rStyle w:val="OtherTok"/>
+        </w:rPr>
+        <w:t xml:space="preserve">;</w:t>
+      </w:r>
+      <w:r>
+        <w:br/>
+      </w:r>
+      <w:r>
+        <w:rPr>
+          <w:rStyle w:val="VariableTok"/>
+        </w:rPr>
+        <w:t xml:space="preserve">$result</w:t>
+      </w:r>
+      <w:r>
+        <w:rPr>
+          <w:rStyle w:val="NormalTok"/>
+        </w:rPr>
+        <w:t xml:space="preserve"> </w:t>
+      </w:r>
+      <w:r>
+        <w:rPr>
+          <w:rStyle w:val="OperatorTok"/>
+        </w:rPr>
+        <w:t xml:space="preserve">=</w:t>
+      </w:r>
+      <w:r>
+        <w:rPr>
+          <w:rStyle w:val="NormalTok"/>
+        </w:rPr>
+        <w:t xml:space="preserve"> </w:t>
+      </w:r>
+      <w:r>
+        <w:rPr>
+          <w:rStyle w:val="ConstantTok"/>
+        </w:rPr>
+        <w:t xml:space="preserve">M</w:t>
+      </w:r>
+      <w:r>
+        <w:rPr>
+          <w:rStyle w:val="NormalTok"/>
+        </w:rPr>
+        <w:t xml:space="preserve">arqira_Data_Collector::collect_and_ship_all()</w:t>
+      </w:r>
+      <w:r>
+        <w:rPr>
+          <w:rStyle w:val="OtherTok"/>
+        </w:rPr>
+        <w:t xml:space="preserve">;</w:t>
+      </w:r>
+      <w:r>
+        <w:br/>
+      </w:r>
+      <w:r>
+        <w:rPr>
+          <w:rStyle w:val="FunctionTok"/>
+        </w:rPr>
+        <w:t xml:space="preserve">var_dump</w:t>
+      </w:r>
+      <w:r>
+        <w:rPr>
+          <w:rStyle w:val="NormalTok"/>
+        </w:rPr>
+        <w:t xml:space="preserve">(</w:t>
+      </w:r>
+      <w:r>
+        <w:rPr>
+          <w:rStyle w:val="VariableTok"/>
+        </w:rPr>
+        <w:t xml:space="preserve">$result</w:t>
+      </w:r>
+      <w:r>
+        <w:rPr>
+          <w:rStyle w:val="NormalTok"/>
+        </w:rPr>
+        <w:t xml:space="preserve">)</w:t>
+      </w:r>
+      <w:r>
+        <w:rPr>
+          <w:rStyle w:val="OtherTok"/>
+        </w:rPr>
+        <w:t xml:space="preserve">;</w:t>
+      </w:r>
+      <w:r>
+        <w:rPr>
+          <w:rStyle w:val="NormalTok"/>
+        </w:rPr>
+        <w:t xml:space="preserve"> </w:t>
+      </w:r>
+      <w:r>
+        <w:rPr>
+          <w:rStyle w:val="CommentTok"/>
+        </w:rPr>
+        <w:t xml:space="preserve">// should show users_collected, posts_collected, users_shipped, posts_shipped</w:t>
+      </w:r>
+    </w:p>
+    <w:p>
+      <w:pPr>
+        <w:pStyle w:val="FirstParagraph"/>
+      </w:pPr>
+      <w:r>
+        <w:t xml:space="preserve">Check the API database:</w:t>
+      </w:r>
+    </w:p>
+    <w:p>
+      <w:pPr>
+        <w:pStyle w:val="SourceCode"/>
+      </w:pPr>
+      <w:r>
+        <w:rPr>
+          <w:rStyle w:val="KeywordTok"/>
+        </w:rPr>
+        <w:t xml:space="preserve">SELECT</w:t>
+      </w:r>
+      <w:r>
+        <w:rPr>
+          <w:rStyle w:val="NormalTok"/>
+        </w:rPr>
+        <w:t xml:space="preserve"> </w:t>
+      </w:r>
+      <w:r>
+        <w:rPr>
+          <w:rStyle w:val="FunctionTok"/>
+        </w:rPr>
+        <w:t xml:space="preserve">COUNT</w:t>
+      </w:r>
+      <w:r>
+        <w:rPr>
+          <w:rStyle w:val="NormalTok"/>
+        </w:rPr>
+        <w:t xml:space="preserve">(</w:t>
+      </w:r>
+      <w:r>
+        <w:rPr>
+          <w:rStyle w:val="OperatorTok"/>
+        </w:rPr>
+        <w:t xml:space="preserve">*</w:t>
+      </w:r>
+      <w:r>
+        <w:rPr>
+          <w:rStyle w:val="NormalTok"/>
+        </w:rPr>
+        <w:t xml:space="preserve">) </w:t>
+      </w:r>
+      <w:r>
+        <w:rPr>
+          <w:rStyle w:val="KeywordTok"/>
+        </w:rPr>
+        <w:t xml:space="preserve">FROM</w:t>
+      </w:r>
+      <w:r>
+        <w:rPr>
+          <w:rStyle w:val="NormalTok"/>
+        </w:rPr>
+        <w:t xml:space="preserve"> site_users </w:t>
+      </w:r>
+      <w:r>
+        <w:rPr>
+          <w:rStyle w:val="KeywordTok"/>
+        </w:rPr>
+        <w:t xml:space="preserve">WHERE</w:t>
+      </w:r>
+      <w:r>
+        <w:rPr>
+          <w:rStyle w:val="NormalTok"/>
+        </w:rPr>
+        <w:t xml:space="preserve"> site_id </w:t>
+      </w:r>
+      <w:r>
+        <w:rPr>
+          <w:rStyle w:val="OperatorTok"/>
+        </w:rPr>
+        <w:t xml:space="preserve">=</w:t>
+      </w:r>
+      <w:r>
+        <w:rPr>
+          <w:rStyle w:val="NormalTok"/>
+        </w:rPr>
+        <w:t xml:space="preserve"> </w:t>
+      </w:r>
+      <w:r>
+        <w:rPr>
+          <w:rStyle w:val="OperatorTok"/>
+        </w:rPr>
+        <w:t xml:space="preserve">&lt;</w:t>
+      </w:r>
+      <w:r>
+        <w:rPr>
+          <w:rStyle w:val="NormalTok"/>
+        </w:rPr>
+        <w:t xml:space="preserve">site_id</w:t>
+      </w:r>
+      <w:r>
+        <w:rPr>
+          <w:rStyle w:val="OperatorTok"/>
+        </w:rPr>
+        <w:t xml:space="preserve">&gt;</w:t>
+      </w:r>
+      <w:r>
+        <w:rPr>
+          <w:rStyle w:val="NormalTok"/>
+        </w:rPr>
+        <w:t xml:space="preserve">;</w:t>
+      </w:r>
+      <w:r>
+        <w:br/>
+      </w:r>
+      <w:r>
+        <w:rPr>
+          <w:rStyle w:val="KeywordTok"/>
+        </w:rPr>
+        <w:t xml:space="preserve">SELECT</w:t>
+      </w:r>
+      <w:r>
+        <w:rPr>
+          <w:rStyle w:val="NormalTok"/>
+        </w:rPr>
+        <w:t xml:space="preserve"> </w:t>
+      </w:r>
+      <w:r>
+        <w:rPr>
+          <w:rStyle w:val="FunctionTok"/>
+        </w:rPr>
+        <w:t xml:space="preserve">COUNT</w:t>
+      </w:r>
+      <w:r>
+        <w:rPr>
+          <w:rStyle w:val="NormalTok"/>
+        </w:rPr>
+        <w:t xml:space="preserve">(</w:t>
+      </w:r>
+      <w:r>
+        <w:rPr>
+          <w:rStyle w:val="OperatorTok"/>
+        </w:rPr>
+        <w:t xml:space="preserve">*</w:t>
+      </w:r>
+      <w:r>
+        <w:rPr>
+          <w:rStyle w:val="NormalTok"/>
+        </w:rPr>
+        <w:t xml:space="preserve">) </w:t>
+      </w:r>
+      <w:r>
+        <w:rPr>
+          <w:rStyle w:val="KeywordTok"/>
+        </w:rPr>
+        <w:t xml:space="preserve">FROM</w:t>
+      </w:r>
+      <w:r>
+        <w:rPr>
+          <w:rStyle w:val="NormalTok"/>
+        </w:rPr>
+        <w:t xml:space="preserve"> site_posts </w:t>
+      </w:r>
+      <w:r>
+        <w:rPr>
+          <w:rStyle w:val="KeywordTok"/>
+        </w:rPr>
+        <w:t xml:space="preserve">WHERE</w:t>
+      </w:r>
+      <w:r>
+        <w:rPr>
+          <w:rStyle w:val="NormalTok"/>
+        </w:rPr>
+        <w:t xml:space="preserve"> site_id </w:t>
+      </w:r>
+      <w:r>
+        <w:rPr>
+          <w:rStyle w:val="OperatorTok"/>
+        </w:rPr>
+        <w:t xml:space="preserve">=</w:t>
+      </w:r>
+      <w:r>
+        <w:rPr>
+          <w:rStyle w:val="NormalTok"/>
+        </w:rPr>
+        <w:t xml:space="preserve"> </w:t>
+      </w:r>
+      <w:r>
+        <w:rPr>
+          <w:rStyle w:val="OperatorTok"/>
+        </w:rPr>
+        <w:t xml:space="preserve">&lt;</w:t>
+      </w:r>
+      <w:r>
+        <w:rPr>
+          <w:rStyle w:val="NormalTok"/>
+        </w:rPr>
+        <w:t xml:space="preserve">site_id</w:t>
+      </w:r>
+      <w:r>
+        <w:rPr>
+          <w:rStyle w:val="OperatorTok"/>
+        </w:rPr>
+        <w:t xml:space="preserve">&gt;</w:t>
+      </w:r>
+      <w:r>
+        <w:rPr>
+          <w:rStyle w:val="NormalTok"/>
+        </w:rPr>
+        <w:t xml:space="preserve">;</w:t>
+      </w:r>
+    </w:p>
+    <w:bookmarkEnd w:id="50"/>
+    <w:bookmarkStart w:id="51" w:name="tests-added-1"/>
+    <w:p>
+      <w:pPr>
+        <w:pStyle w:val="Heading3"/>
+      </w:pPr>
+      <w:r>
+        <w:t xml:space="preserve">Tests added</w:t>
+      </w:r>
+    </w:p>
+    <w:p>
+      <w:pPr>
+        <w:numPr>
+          <w:ilvl w:val="0"/>
+          <w:numId w:val="1019"/>
+        </w:numPr>
+        <w:pStyle w:val="Compact"/>
+      </w:pPr>
+      <w:r>
+        <w:rPr>
+          <w:bCs/>
+          <w:b/>
+        </w:rPr>
+        <w:t xml:space="preserve">Connector:</w:t>
+      </w:r>
+      <w:r>
+        <w:t xml:space="preserve"> </w:t>
+      </w:r>
+      <w:r>
+        <w:rPr>
+          <w:rStyle w:val="VerbatimChar"/>
+        </w:rPr>
+        <w:t xml:space="preserve">tests/test-data-collector.php</w:t>
+      </w:r>
+      <w:r>
+        <w:t xml:space="preserve"> </w:t>
+      </w:r>
+      <w:r>
+        <w:t xml:space="preserve">(16 assertions) —</w:t>
+      </w:r>
+      <w:r>
+        <w:t xml:space="preserve"> </w:t>
+      </w:r>
+      <w:r>
+        <w:rPr>
+          <w:rStyle w:val="VerbatimChar"/>
+        </w:rPr>
+        <w:t xml:space="preserve">collect_users()</w:t>
+      </w:r>
+      <w:r>
+        <w:t xml:space="preserve"> </w:t>
+      </w:r>
+      <w:r>
+        <w:t xml:space="preserve">/</w:t>
+      </w:r>
+      <w:r>
+        <w:t xml:space="preserve"> </w:t>
+      </w:r>
+      <w:r>
+        <w:rPr>
+          <w:rStyle w:val="VerbatimChar"/>
+        </w:rPr>
+        <w:t xml:space="preserve">collect_posts()</w:t>
+      </w:r>
+      <w:r>
+        <w:t xml:space="preserve"> </w:t>
+      </w:r>
+      <w:r>
+        <w:t xml:space="preserve">return properly formatted data;</w:t>
+      </w:r>
+      <w:r>
+        <w:t xml:space="preserve"> </w:t>
+      </w:r>
+      <w:r>
+        <w:rPr>
+          <w:rStyle w:val="VerbatimChar"/>
+        </w:rPr>
+        <w:t xml:space="preserve">ship_*()</w:t>
+      </w:r>
+      <w:r>
+        <w:t xml:space="preserve"> </w:t>
+      </w:r>
+      <w:r>
+        <w:t xml:space="preserve">methods fail when not enrolled;</w:t>
+      </w:r>
+      <w:r>
+        <w:t xml:space="preserve"> </w:t>
+      </w:r>
+      <w:r>
+        <w:rPr>
+          <w:rStyle w:val="VerbatimChar"/>
+        </w:rPr>
+        <w:t xml:space="preserve">collect_and_ship_all()</w:t>
+      </w:r>
+      <w:r>
+        <w:t xml:space="preserve"> </w:t>
+      </w:r>
+      <w:r>
+        <w:t xml:space="preserve">collects correct counts. Full connector suite:</w:t>
+      </w:r>
+      <w:r>
+        <w:t xml:space="preserve"> </w:t>
+      </w:r>
+      <w:r>
+        <w:rPr>
+          <w:bCs/>
+          <w:b/>
+        </w:rPr>
+        <w:t xml:space="preserve">110 passing</w:t>
+      </w:r>
+      <w:r>
+        <w:t xml:space="preserve"> </w:t>
+      </w:r>
+      <w:r>
+        <w:t xml:space="preserve">(was 94, +16).</w:t>
+      </w:r>
+    </w:p>
+    <w:p>
+      <w:pPr>
+        <w:numPr>
+          <w:ilvl w:val="0"/>
+          <w:numId w:val="1019"/>
+        </w:numPr>
+        <w:pStyle w:val="Compact"/>
+      </w:pPr>
+      <w:r>
+        <w:rPr>
+          <w:bCs/>
+          <w:b/>
+        </w:rPr>
+        <w:t xml:space="preserve">API:</w:t>
+      </w:r>
+      <w:r>
+        <w:t xml:space="preserve"> </w:t>
+      </w:r>
+      <w:r>
+        <w:rPr>
+          <w:rStyle w:val="VerbatimChar"/>
+        </w:rPr>
+        <w:t xml:space="preserve">tests/Feature/SiteDataCollectionTest.php</w:t>
+      </w:r>
+      <w:r>
+        <w:t xml:space="preserve"> </w:t>
+      </w:r>
+      <w:r>
+        <w:t xml:space="preserve">(7 tests, 31 assertions) — user/post snapshots received and stored via HMAC; validation of required fields; endpoints reject unauthenticated requests;</w:t>
+      </w:r>
+      <w:r>
+        <w:t xml:space="preserve"> </w:t>
+      </w:r>
+      <w:r>
+        <w:rPr>
+          <w:bCs/>
+          <w:b/>
+        </w:rPr>
+        <w:t xml:space="preserve">§26 IP-retention fix verified:</w:t>
+      </w:r>
+      <w:r>
+        <w:t xml:space="preserve"> </w:t>
+      </w:r>
+      <w:r>
+        <w:t xml:space="preserve">heartbeat with omitted or null</w:t>
+      </w:r>
+      <w:r>
+        <w:t xml:space="preserve"> </w:t>
+      </w:r>
+      <w:r>
+        <w:rPr>
+          <w:rStyle w:val="VerbatimChar"/>
+        </w:rPr>
+        <w:t xml:space="preserve">server_ip</w:t>
+      </w:r>
+      <w:r>
+        <w:t xml:space="preserve"> </w:t>
+      </w:r>
+      <w:r>
+        <w:t xml:space="preserve">preserves existing IP. Full API suite:</w:t>
+      </w:r>
+      <w:r>
+        <w:t xml:space="preserve"> </w:t>
+      </w:r>
+      <w:r>
+        <w:rPr>
+          <w:bCs/>
+          <w:b/>
+        </w:rPr>
+        <w:t xml:space="preserve">113 passing</w:t>
+      </w:r>
+      <w:r>
+        <w:t xml:space="preserve"> </w:t>
+      </w:r>
+      <w:r>
+        <w:t xml:space="preserve">(was 106, +7).</w:t>
+      </w:r>
+    </w:p>
+    <w:bookmarkEnd w:id="51"/>
+    <w:bookmarkStart w:id="52" w:name="rollback-4"/>
+    <w:p>
+      <w:pPr>
+        <w:pStyle w:val="Heading3"/>
+      </w:pPr>
+      <w:r>
+        <w:t xml:space="preserve">Rollback</w:t>
+      </w:r>
+    </w:p>
+    <w:p>
+      <w:pPr>
+        <w:numPr>
+          <w:ilvl w:val="0"/>
+          <w:numId w:val="1020"/>
+        </w:numPr>
+        <w:pStyle w:val="Compact"/>
+      </w:pPr>
+      <w:r>
+        <w:rPr>
+          <w:bCs/>
+          <w:b/>
+        </w:rPr>
+        <w:t xml:space="preserve">DB:</w:t>
+      </w:r>
+      <w:r>
+        <w:t xml:space="preserve"> </w:t>
+      </w:r>
+      <w:r>
+        <w:rPr>
+          <w:rStyle w:val="VerbatimChar"/>
+        </w:rPr>
+        <w:t xml:space="preserve">php artisan migrate:rollback --step=2</w:t>
+      </w:r>
+      <w:r>
+        <w:t xml:space="preserve"> </w:t>
+      </w:r>
+      <w:r>
+        <w:t xml:space="preserve">removes</w:t>
+      </w:r>
+      <w:r>
+        <w:t xml:space="preserve"> </w:t>
+      </w:r>
+      <w:r>
+        <w:rPr>
+          <w:rStyle w:val="VerbatimChar"/>
+        </w:rPr>
+        <w:t xml:space="preserve">site_users</w:t>
+      </w:r>
+      <w:r>
+        <w:t xml:space="preserve"> </w:t>
+      </w:r>
+      <w:r>
+        <w:t xml:space="preserve">and</w:t>
+      </w:r>
+      <w:r>
+        <w:t xml:space="preserve"> </w:t>
+      </w:r>
+      <w:r>
+        <w:rPr>
+          <w:rStyle w:val="VerbatimChar"/>
+        </w:rPr>
+        <w:t xml:space="preserve">site_posts</w:t>
+      </w:r>
+      <w:r>
+        <w:t xml:space="preserve"> </w:t>
+      </w:r>
+      <w:r>
+        <w:t xml:space="preserve">tables. No data loss from existing features.</w:t>
+      </w:r>
+    </w:p>
+    <w:p>
+      <w:pPr>
+        <w:numPr>
+          <w:ilvl w:val="0"/>
+          <w:numId w:val="1020"/>
+        </w:numPr>
+        <w:pStyle w:val="Compact"/>
+      </w:pPr>
+      <w:r>
+        <w:rPr>
+          <w:bCs/>
+          <w:b/>
+        </w:rPr>
+        <w:t xml:space="preserve">API:</w:t>
+      </w:r>
+      <w:r>
+        <w:t xml:space="preserve"> </w:t>
+      </w:r>
+      <w:r>
+        <w:t xml:space="preserve">revert</w:t>
+      </w:r>
+      <w:r>
+        <w:t xml:space="preserve"> </w:t>
+      </w:r>
+      <w:r>
+        <w:rPr>
+          <w:rStyle w:val="VerbatimChar"/>
+        </w:rPr>
+        <w:t xml:space="preserve">HeartbeatController.php</w:t>
+      </w:r>
+      <w:r>
+        <w:t xml:space="preserve">,</w:t>
+      </w:r>
+      <w:r>
+        <w:t xml:space="preserve"> </w:t>
+      </w:r>
+      <w:r>
+        <w:rPr>
+          <w:rStyle w:val="VerbatimChar"/>
+        </w:rPr>
+        <w:t xml:space="preserve">routes/api.php</w:t>
+      </w:r>
+      <w:r>
+        <w:t xml:space="preserve">, and delete</w:t>
+      </w:r>
+      <w:r>
+        <w:t xml:space="preserve"> </w:t>
+      </w:r>
+      <w:r>
+        <w:rPr>
+          <w:rStyle w:val="VerbatimChar"/>
+        </w:rPr>
+        <w:t xml:space="preserve">SiteDataController.php</w:t>
+      </w:r>
+      <w:r>
+        <w:t xml:space="preserve">. The IP-retention fix is non-breaking, so rolling back re-introduces the bug but doesn’t break existing heartbeats.</w:t>
+      </w:r>
+    </w:p>
+    <w:p>
+      <w:pPr>
+        <w:numPr>
+          <w:ilvl w:val="0"/>
+          <w:numId w:val="1020"/>
+        </w:numPr>
+        <w:pStyle w:val="Compact"/>
+      </w:pPr>
+      <w:r>
+        <w:rPr>
+          <w:bCs/>
+          <w:b/>
+        </w:rPr>
+        <w:t xml:space="preserve">Connector:</w:t>
+      </w:r>
+      <w:r>
+        <w:t xml:space="preserve"> </w:t>
+      </w:r>
+      <w:r>
+        <w:t xml:space="preserve">re-publish the previous plugin folder (without</w:t>
+      </w:r>
+      <w:r>
+        <w:t xml:space="preserve"> </w:t>
+      </w:r>
+      <w:r>
+        <w:rPr>
+          <w:rStyle w:val="VerbatimChar"/>
+        </w:rPr>
+        <w:t xml:space="preserve">class-marqira-data-collector.php</w:t>
+      </w:r>
+      <w:r>
+        <w:t xml:space="preserve">). No impact on existing sites — the class was opt-in and not scheduled.</w:t>
+      </w:r>
+    </w:p>
+    <w:bookmarkEnd w:id="52"/>
+    <w:bookmarkStart w:id="53" w:name="whats-not-in-this-increment-future-work"/>
+    <w:p>
+      <w:pPr>
+        <w:pStyle w:val="Heading3"/>
+      </w:pPr>
+      <w:r>
+        <w:t xml:space="preserve">What’s NOT in this increment (future work)</w:t>
+      </w:r>
+    </w:p>
+    <w:p>
+      <w:pPr>
+        <w:numPr>
+          <w:ilvl w:val="0"/>
+          <w:numId w:val="1021"/>
+        </w:numPr>
+        <w:pStyle w:val="Compact"/>
+      </w:pPr>
+      <w:r>
+        <w:rPr>
+          <w:bCs/>
+          <w:b/>
+        </w:rPr>
+        <w:t xml:space="preserve">Automatic periodic scheduling:</w:t>
+      </w:r>
+      <w:r>
+        <w:t xml:space="preserve"> </w:t>
+      </w:r>
+      <w:r>
+        <w:t xml:space="preserve">Data collection is available but not yet auto-scheduled via WP-Cron. A future increment will add a recurring event (e.g., daily user/post snapshots) or an on-demand trigger from the dashboard.</w:t>
+      </w:r>
+    </w:p>
+    <w:p>
+      <w:pPr>
+        <w:numPr>
+          <w:ilvl w:val="0"/>
+          <w:numId w:val="1021"/>
+        </w:numPr>
+        <w:pStyle w:val="Compact"/>
+      </w:pPr>
+      <w:r>
+        <w:rPr>
+          <w:bCs/>
+          <w:b/>
+        </w:rPr>
+        <w:t xml:space="preserve">Privacy controls:</w:t>
+      </w:r>
+      <w:r>
+        <w:t xml:space="preserve"> </w:t>
+      </w:r>
+      <w:r>
+        <w:t xml:space="preserve">User email redaction/hashing based on org settings.</w:t>
+      </w:r>
+    </w:p>
+    <w:p>
+      <w:pPr>
+        <w:numPr>
+          <w:ilvl w:val="0"/>
+          <w:numId w:val="1021"/>
+        </w:numPr>
+        <w:pStyle w:val="Compact"/>
+      </w:pPr>
+      <w:r>
+        <w:rPr>
+          <w:bCs/>
+          <w:b/>
+        </w:rPr>
+        <w:t xml:space="preserve">Dashboard UI:</w:t>
+      </w:r>
+      <w:r>
+        <w:t xml:space="preserve"> </w:t>
+      </w:r>
+      <w:r>
+        <w:t xml:space="preserve">Displaying collected user/post data in the MarQira dashboard (part of the final increment).</w:t>
+      </w:r>
+    </w:p>
+    <w:bookmarkEnd w:id="53"/>
+    <w:bookmarkEnd w:id="54"/>
+    <w:bookmarkEnd w:id="55"/>
     <w:sectPr/>
   </w:body>
 </w:document>
@@ -5334,6 +7721,51 @@
     <w:abstractNumId w:val="991"/>
   </w:num>
   <w:num w:numId="1015">
+    <w:abstractNumId w:val="991"/>
+  </w:num>
+  <w:num w:numId="1016">
+    <w:abstractNumId w:val="991"/>
+  </w:num>
+  <w:num w:numId="1017">
+    <w:abstractNumId w:val="991"/>
+  </w:num>
+  <w:num w:numId="1018">
+    <w:abstractNumId w:val="99411"/>
+    <w:lvlOverride w:ilvl="0">
+      <w:startOverride w:val="1"/>
+    </w:lvlOverride>
+    <w:lvlOverride w:ilvl="1">
+      <w:startOverride w:val="1"/>
+    </w:lvlOverride>
+    <w:lvlOverride w:ilvl="2">
+      <w:startOverride w:val="1"/>
+    </w:lvlOverride>
+    <w:lvlOverride w:ilvl="3">
+      <w:startOverride w:val="1"/>
+    </w:lvlOverride>
+    <w:lvlOverride w:ilvl="4">
+      <w:startOverride w:val="1"/>
+    </w:lvlOverride>
+    <w:lvlOverride w:ilvl="5">
+      <w:startOverride w:val="1"/>
+    </w:lvlOverride>
+    <w:lvlOverride w:ilvl="6">
+      <w:startOverride w:val="1"/>
+    </w:lvlOverride>
+    <w:lvlOverride w:ilvl="7">
+      <w:startOverride w:val="1"/>
+    </w:lvlOverride>
+    <w:lvlOverride w:ilvl="8">
+      <w:startOverride w:val="1"/>
+    </w:lvlOverride>
+  </w:num>
+  <w:num w:numId="1019">
+    <w:abstractNumId w:val="991"/>
+  </w:num>
+  <w:num w:numId="1020">
+    <w:abstractNumId w:val="991"/>
+  </w:num>
+  <w:num w:numId="1021">
     <w:abstractNumId w:val="991"/>
   </w:num>
 </w:numbering>

--- a/docs/RELEASE_1.2.0_DEPLOYMENT.docx
+++ b/docs/RELEASE_1.2.0_DEPLOYMENT.docx
@@ -4892,7 +4892,7 @@
         <w:rPr>
           <w:rStyle w:val="VerbatimChar"/>
         </w:rPr>
-        <w:t xml:space="preserve">__PENDING__</w:t>
+        <w:t xml:space="preserve">caaa680</w:t>
       </w:r>
       <w:r>
         <w:t xml:space="preserve"> </w:t>

--- a/docs/RELEASE_1.2.0_DEPLOYMENT.docx
+++ b/docs/RELEASE_1.2.0_DEPLOYMENT.docx
@@ -2,7 +2,7 @@
 <file path=word/document.xml><?xml version="1.0" encoding="utf-8"?>
 <w:document xmlns:w="http://schemas.openxmlformats.org/wordprocessingml/2006/main" xmlns:m="http://schemas.openxmlformats.org/officeDocument/2006/math" xmlns:r="http://schemas.openxmlformats.org/officeDocument/2006/relationships" xmlns:o="urn:schemas-microsoft-com:office:office" xmlns:v="urn:schemas-microsoft-com:vml" xmlns:w10="urn:schemas-microsoft-com:office:word" xmlns:a="http://schemas.openxmlformats.org/drawingml/2006/main" xmlns:pic="http://schemas.openxmlformats.org/drawingml/2006/picture" xmlns:wp="http://schemas.openxmlformats.org/drawingml/2006/wordprocessingDrawing">
   <w:body>
-    <w:bookmarkStart w:id="55" w:name="Xccd526631e04a5a03c509a47fef5c0613bdb5fa"/>
+    <w:bookmarkStart w:id="66" w:name="Xccd526631e04a5a03c509a47fef5c0613bdb5fa"/>
     <w:p>
       <w:pPr>
         <w:pStyle w:val="Heading1"/>
@@ -7243,9 +7243,1390 @@
         <w:t xml:space="preserve">Displaying collected user/post data in the MarQira dashboard (part of the final increment).</w:t>
       </w:r>
     </w:p>
+    <w:p>
+      <w:r>
+        <w:pict>
+          <v:rect style="width:0;height:1.5pt" o:hralign="center" o:hrstd="t" o:hr="t"/>
+        </w:pict>
+      </w:r>
+    </w:p>
     <w:bookmarkEnd w:id="53"/>
     <w:bookmarkEnd w:id="54"/>
+    <w:bookmarkStart w:id="65" w:name="X51cd203ce01943c013ec0e234a1111087e8125d"/>
+    <w:p>
+      <w:pPr>
+        <w:pStyle w:val="Heading2"/>
+      </w:pPr>
+      <w:r>
+        <w:t xml:space="preserve">Increment 6 — Dashboard UI for Users &amp; Content Data</w:t>
+      </w:r>
+    </w:p>
+    <w:p>
+      <w:pPr>
+        <w:pStyle w:val="FirstParagraph"/>
+      </w:pPr>
+      <w:r>
+        <w:rPr>
+          <w:bCs/>
+          <w:b/>
+        </w:rPr>
+        <w:t xml:space="preserve">Commit:</w:t>
+      </w:r>
+      <w:r>
+        <w:t xml:space="preserve"> </w:t>
+      </w:r>
+      <w:r>
+        <w:rPr>
+          <w:rStyle w:val="VerbatimChar"/>
+        </w:rPr>
+        <w:t xml:space="preserve">[TBD]</w:t>
+      </w:r>
+      <w:r>
+        <w:t xml:space="preserve"> </w:t>
+      </w:r>
+      <w:r>
+        <w:rPr>
+          <w:bCs/>
+          <w:b/>
+        </w:rPr>
+        <w:t xml:space="preserve">Risk:</w:t>
+      </w:r>
+      <w:r>
+        <w:t xml:space="preserve"> </w:t>
+      </w:r>
+      <w:r>
+        <w:t xml:space="preserve">Low. Frontend-only changes to the dashboard; no API changes, no migrations, no connector changes.</w:t>
+      </w:r>
+    </w:p>
+    <w:bookmarkStart w:id="55" w:name="what-changed"/>
+    <w:p>
+      <w:pPr>
+        <w:pStyle w:val="Heading3"/>
+      </w:pPr>
+      <w:r>
+        <w:t xml:space="preserve">What changed</w:t>
+      </w:r>
+    </w:p>
+    <w:p>
+      <w:pPr>
+        <w:pStyle w:val="FirstParagraph"/>
+      </w:pPr>
+      <w:r>
+        <w:t xml:space="preserve">This increment surfaces the user and content data (collected in Increment 5) in the MarQira dashboard. Two new tabs are added to the Website Detail page:</w:t>
+      </w:r>
+    </w:p>
+    <w:p>
+      <w:pPr>
+        <w:numPr>
+          <w:ilvl w:val="0"/>
+          <w:numId w:val="1022"/>
+        </w:numPr>
+        <w:pStyle w:val="Compact"/>
+      </w:pPr>
+      <w:r>
+        <w:rPr>
+          <w:bCs/>
+          <w:b/>
+        </w:rPr>
+        <w:t xml:space="preserve">Users &amp; Logins</w:t>
+      </w:r>
+      <w:r>
+        <w:t xml:space="preserve"> </w:t>
+      </w:r>
+      <w:r>
+        <w:t xml:space="preserve">— displays WordPress user snapshots with:</w:t>
+      </w:r>
+    </w:p>
+    <w:p>
+      <w:pPr>
+        <w:numPr>
+          <w:ilvl w:val="1"/>
+          <w:numId w:val="1023"/>
+        </w:numPr>
+        <w:pStyle w:val="Compact"/>
+      </w:pPr>
+      <w:r>
+        <w:t xml:space="preserve">Total user count</w:t>
+      </w:r>
+    </w:p>
+    <w:p>
+      <w:pPr>
+        <w:numPr>
+          <w:ilvl w:val="1"/>
+          <w:numId w:val="1023"/>
+        </w:numPr>
+        <w:pStyle w:val="Compact"/>
+      </w:pPr>
+      <w:r>
+        <w:t xml:space="preserve">Most recent login summary (user, timestamp, IP)</w:t>
+      </w:r>
+    </w:p>
+    <w:p>
+      <w:pPr>
+        <w:numPr>
+          <w:ilvl w:val="1"/>
+          <w:numId w:val="1023"/>
+        </w:numPr>
+        <w:pStyle w:val="Compact"/>
+      </w:pPr>
+      <w:r>
+        <w:t xml:space="preserve">Paginated user table showing: username, email, roles, registration date, last login, login IP</w:t>
+      </w:r>
+    </w:p>
+    <w:p>
+      <w:pPr>
+        <w:numPr>
+          <w:ilvl w:val="0"/>
+          <w:numId w:val="1022"/>
+        </w:numPr>
+        <w:pStyle w:val="Compact"/>
+      </w:pPr>
+      <w:r>
+        <w:rPr>
+          <w:bCs/>
+          <w:b/>
+        </w:rPr>
+        <w:t xml:space="preserve">Content</w:t>
+      </w:r>
+      <w:r>
+        <w:t xml:space="preserve"> </w:t>
+      </w:r>
+      <w:r>
+        <w:t xml:space="preserve">— displays post/page snapshots with:</w:t>
+      </w:r>
+    </w:p>
+    <w:p>
+      <w:pPr>
+        <w:numPr>
+          <w:ilvl w:val="1"/>
+          <w:numId w:val="1024"/>
+        </w:numPr>
+        <w:pStyle w:val="Compact"/>
+      </w:pPr>
+      <w:r>
+        <w:t xml:space="preserve">Total posts count</w:t>
+      </w:r>
+    </w:p>
+    <w:p>
+      <w:pPr>
+        <w:numPr>
+          <w:ilvl w:val="1"/>
+          <w:numId w:val="1024"/>
+        </w:numPr>
+        <w:pStyle w:val="Compact"/>
+      </w:pPr>
+      <w:r>
+        <w:t xml:space="preserve">Published vs. scheduled posts summary</w:t>
+      </w:r>
+    </w:p>
+    <w:p>
+      <w:pPr>
+        <w:numPr>
+          <w:ilvl w:val="1"/>
+          <w:numId w:val="1024"/>
+        </w:numPr>
+        <w:pStyle w:val="Compact"/>
+      </w:pPr>
+      <w:r>
+        <w:t xml:space="preserve">Filter by status (all / published / scheduled)</w:t>
+      </w:r>
+    </w:p>
+    <w:p>
+      <w:pPr>
+        <w:numPr>
+          <w:ilvl w:val="1"/>
+          <w:numId w:val="1024"/>
+        </w:numPr>
+        <w:pStyle w:val="Compact"/>
+      </w:pPr>
+      <w:r>
+        <w:t xml:space="preserve">Paginated posts table showing: title, author, status, type, published date, modified date, view link</w:t>
+      </w:r>
+    </w:p>
+    <w:p>
+      <w:pPr>
+        <w:pStyle w:val="FirstParagraph"/>
+      </w:pPr>
+      <w:r>
+        <w:t xml:space="preserve">Both tabs gracefully handle empty states (no data yet) with user-friendly messages.</w:t>
+      </w:r>
+    </w:p>
     <w:bookmarkEnd w:id="55"/>
+    <w:bookmarkStart w:id="56" w:name="new-api-endpoints"/>
+    <w:p>
+      <w:pPr>
+        <w:pStyle w:val="Heading3"/>
+      </w:pPr>
+      <w:r>
+        <w:t xml:space="preserve">New API endpoints</w:t>
+      </w:r>
+    </w:p>
+    <w:p>
+      <w:pPr>
+        <w:pStyle w:val="FirstParagraph"/>
+      </w:pPr>
+      <w:r>
+        <w:t xml:space="preserve">Two new dashboard endpoints were added to</w:t>
+      </w:r>
+      <w:r>
+        <w:t xml:space="preserve"> </w:t>
+      </w:r>
+      <w:r>
+        <w:rPr>
+          <w:rStyle w:val="VerbatimChar"/>
+        </w:rPr>
+        <w:t xml:space="preserve">SiteController</w:t>
+      </w:r>
+      <w:r>
+        <w:t xml:space="preserve">:</w:t>
+      </w:r>
+    </w:p>
+    <w:p>
+      <w:pPr>
+        <w:numPr>
+          <w:ilvl w:val="0"/>
+          <w:numId w:val="1025"/>
+        </w:numPr>
+        <w:pStyle w:val="Compact"/>
+      </w:pPr>
+      <w:r>
+        <w:rPr>
+          <w:bCs/>
+          <w:b/>
+        </w:rPr>
+        <w:t xml:space="preserve">GET</w:t>
+      </w:r>
+      <w:r>
+        <w:rPr>
+          <w:bCs/>
+          <w:b/>
+        </w:rPr>
+        <w:t xml:space="preserve"> </w:t>
+      </w:r>
+      <w:r>
+        <w:rPr>
+          <w:rStyle w:val="VerbatimChar"/>
+          <w:bCs/>
+          <w:b/>
+        </w:rPr>
+        <w:t xml:space="preserve">/api/dashboard/sites/{uuid}/users</w:t>
+      </w:r>
+      <w:r>
+        <w:t xml:space="preserve"> </w:t>
+      </w:r>
+      <w:r>
+        <w:t xml:space="preserve">— returns paginated user snapshots for a site. Uses PostgreSQL</w:t>
+      </w:r>
+      <w:r>
+        <w:t xml:space="preserve"> </w:t>
+      </w:r>
+      <w:r>
+        <w:rPr>
+          <w:rStyle w:val="VerbatimChar"/>
+        </w:rPr>
+        <w:t xml:space="preserve">DISTINCT ON (wp_user_id)</w:t>
+      </w:r>
+      <w:r>
+        <w:t xml:space="preserve"> </w:t>
+      </w:r>
+      <w:r>
+        <w:t xml:space="preserve">to return the most recent snapshot per user. Supports</w:t>
+      </w:r>
+      <w:r>
+        <w:t xml:space="preserve"> </w:t>
+      </w:r>
+      <w:r>
+        <w:rPr>
+          <w:rStyle w:val="VerbatimChar"/>
+        </w:rPr>
+        <w:t xml:space="preserve">per_page</w:t>
+      </w:r>
+      <w:r>
+        <w:t xml:space="preserve"> </w:t>
+      </w:r>
+      <w:r>
+        <w:t xml:space="preserve">parameter (default 50, max 200).</w:t>
+      </w:r>
+    </w:p>
+    <w:p>
+      <w:pPr>
+        <w:numPr>
+          <w:ilvl w:val="0"/>
+          <w:numId w:val="1025"/>
+        </w:numPr>
+        <w:pStyle w:val="Compact"/>
+      </w:pPr>
+      <w:r>
+        <w:rPr>
+          <w:bCs/>
+          <w:b/>
+        </w:rPr>
+        <w:t xml:space="preserve">GET</w:t>
+      </w:r>
+      <w:r>
+        <w:rPr>
+          <w:bCs/>
+          <w:b/>
+        </w:rPr>
+        <w:t xml:space="preserve"> </w:t>
+      </w:r>
+      <w:r>
+        <w:rPr>
+          <w:rStyle w:val="VerbatimChar"/>
+          <w:bCs/>
+          <w:b/>
+        </w:rPr>
+        <w:t xml:space="preserve">/api/dashboard/sites/{uuid}/posts</w:t>
+      </w:r>
+      <w:r>
+        <w:t xml:space="preserve"> </w:t>
+      </w:r>
+      <w:r>
+        <w:t xml:space="preserve">— returns paginated post snapshots for a site. Uses</w:t>
+      </w:r>
+      <w:r>
+        <w:t xml:space="preserve"> </w:t>
+      </w:r>
+      <w:r>
+        <w:rPr>
+          <w:rStyle w:val="VerbatimChar"/>
+        </w:rPr>
+        <w:t xml:space="preserve">DISTINCT ON (wp_post_id)</w:t>
+      </w:r>
+      <w:r>
+        <w:t xml:space="preserve"> </w:t>
+      </w:r>
+      <w:r>
+        <w:t xml:space="preserve">for deduplication. Supports</w:t>
+      </w:r>
+      <w:r>
+        <w:t xml:space="preserve"> </w:t>
+      </w:r>
+      <w:r>
+        <w:rPr>
+          <w:rStyle w:val="VerbatimChar"/>
+        </w:rPr>
+        <w:t xml:space="preserve">per_page</w:t>
+      </w:r>
+      <w:r>
+        <w:t xml:space="preserve"> </w:t>
+      </w:r>
+      <w:r>
+        <w:t xml:space="preserve">and optional</w:t>
+      </w:r>
+      <w:r>
+        <w:t xml:space="preserve"> </w:t>
+      </w:r>
+      <w:r>
+        <w:rPr>
+          <w:rStyle w:val="VerbatimChar"/>
+        </w:rPr>
+        <w:t xml:space="preserve">status</w:t>
+      </w:r>
+      <w:r>
+        <w:t xml:space="preserve"> </w:t>
+      </w:r>
+      <w:r>
+        <w:t xml:space="preserve">filter (</w:t>
+      </w:r>
+      <w:r>
+        <w:rPr>
+          <w:rStyle w:val="VerbatimChar"/>
+        </w:rPr>
+        <w:t xml:space="preserve">publish</w:t>
+      </w:r>
+      <w:r>
+        <w:t xml:space="preserve">,</w:t>
+      </w:r>
+      <w:r>
+        <w:t xml:space="preserve"> </w:t>
+      </w:r>
+      <w:r>
+        <w:rPr>
+          <w:rStyle w:val="VerbatimChar"/>
+        </w:rPr>
+        <w:t xml:space="preserve">future</w:t>
+      </w:r>
+      <w:r>
+        <w:t xml:space="preserve">,</w:t>
+      </w:r>
+      <w:r>
+        <w:t xml:space="preserve"> </w:t>
+      </w:r>
+      <w:r>
+        <w:rPr>
+          <w:rStyle w:val="VerbatimChar"/>
+        </w:rPr>
+        <w:t xml:space="preserve">draft</w:t>
+      </w:r>
+      <w:r>
+        <w:t xml:space="preserve">).</w:t>
+      </w:r>
+    </w:p>
+    <w:p>
+      <w:pPr>
+        <w:pStyle w:val="FirstParagraph"/>
+      </w:pPr>
+      <w:r>
+        <w:t xml:space="preserve">Both endpoints are protected by:</w:t>
+      </w:r>
+      <w:r>
+        <w:t xml:space="preserve"> </w:t>
+      </w:r>
+      <w:r>
+        <w:t xml:space="preserve">- Sanctum authentication (dashboard user session)</w:t>
+      </w:r>
+      <w:r>
+        <w:t xml:space="preserve"> </w:t>
+      </w:r>
+      <w:r>
+        <w:t xml:space="preserve">- Tenant middleware (organization-scoped)</w:t>
+      </w:r>
+      <w:r>
+        <w:t xml:space="preserve"> </w:t>
+      </w:r>
+      <w:r>
+        <w:t xml:space="preserve">- Site visibility policy (Subscribers see only their own sites; Owner sees all)</w:t>
+      </w:r>
+    </w:p>
+    <w:bookmarkEnd w:id="56"/>
+    <w:bookmarkStart w:id="57" w:name="new-api-resources"/>
+    <w:p>
+      <w:pPr>
+        <w:pStyle w:val="Heading3"/>
+      </w:pPr>
+      <w:r>
+        <w:t xml:space="preserve">New API resources</w:t>
+      </w:r>
+    </w:p>
+    <w:p>
+      <w:pPr>
+        <w:numPr>
+          <w:ilvl w:val="0"/>
+          <w:numId w:val="1026"/>
+        </w:numPr>
+        <w:pStyle w:val="Compact"/>
+      </w:pPr>
+      <w:r>
+        <w:rPr>
+          <w:rStyle w:val="VerbatimChar"/>
+          <w:bCs/>
+          <w:b/>
+        </w:rPr>
+        <w:t xml:space="preserve">SiteUserResource</w:t>
+      </w:r>
+      <w:r>
+        <w:t xml:space="preserve"> </w:t>
+      </w:r>
+      <w:r>
+        <w:t xml:space="preserve">— transforms</w:t>
+      </w:r>
+      <w:r>
+        <w:t xml:space="preserve"> </w:t>
+      </w:r>
+      <w:r>
+        <w:rPr>
+          <w:rStyle w:val="VerbatimChar"/>
+        </w:rPr>
+        <w:t xml:space="preserve">SiteUser</w:t>
+      </w:r>
+      <w:r>
+        <w:t xml:space="preserve"> </w:t>
+      </w:r>
+      <w:r>
+        <w:t xml:space="preserve">model to JSON for the dashboard</w:t>
+      </w:r>
+    </w:p>
+    <w:p>
+      <w:pPr>
+        <w:numPr>
+          <w:ilvl w:val="0"/>
+          <w:numId w:val="1026"/>
+        </w:numPr>
+        <w:pStyle w:val="Compact"/>
+      </w:pPr>
+      <w:r>
+        <w:rPr>
+          <w:rStyle w:val="VerbatimChar"/>
+          <w:bCs/>
+          <w:b/>
+        </w:rPr>
+        <w:t xml:space="preserve">SitePostResource</w:t>
+      </w:r>
+      <w:r>
+        <w:t xml:space="preserve"> </w:t>
+      </w:r>
+      <w:r>
+        <w:t xml:space="preserve">— transforms</w:t>
+      </w:r>
+      <w:r>
+        <w:t xml:space="preserve"> </w:t>
+      </w:r>
+      <w:r>
+        <w:rPr>
+          <w:rStyle w:val="VerbatimChar"/>
+        </w:rPr>
+        <w:t xml:space="preserve">SitePost</w:t>
+      </w:r>
+      <w:r>
+        <w:t xml:space="preserve"> </w:t>
+      </w:r>
+      <w:r>
+        <w:t xml:space="preserve">model to JSON for the dashboard</w:t>
+      </w:r>
+    </w:p>
+    <w:bookmarkEnd w:id="57"/>
+    <w:bookmarkStart w:id="58" w:name="new-typescript-types"/>
+    <w:p>
+      <w:pPr>
+        <w:pStyle w:val="Heading3"/>
+      </w:pPr>
+      <w:r>
+        <w:t xml:space="preserve">New TypeScript types</w:t>
+      </w:r>
+    </w:p>
+    <w:p>
+      <w:pPr>
+        <w:numPr>
+          <w:ilvl w:val="0"/>
+          <w:numId w:val="1027"/>
+        </w:numPr>
+        <w:pStyle w:val="Compact"/>
+      </w:pPr>
+      <w:r>
+        <w:rPr>
+          <w:rStyle w:val="VerbatimChar"/>
+          <w:bCs/>
+          <w:b/>
+        </w:rPr>
+        <w:t xml:space="preserve">SiteUser</w:t>
+      </w:r>
+      <w:r>
+        <w:t xml:space="preserve"> </w:t>
+      </w:r>
+      <w:r>
+        <w:t xml:space="preserve">interface matching the API resource structure</w:t>
+      </w:r>
+    </w:p>
+    <w:p>
+      <w:pPr>
+        <w:numPr>
+          <w:ilvl w:val="0"/>
+          <w:numId w:val="1027"/>
+        </w:numPr>
+        <w:pStyle w:val="Compact"/>
+      </w:pPr>
+      <w:r>
+        <w:rPr>
+          <w:rStyle w:val="VerbatimChar"/>
+          <w:bCs/>
+          <w:b/>
+        </w:rPr>
+        <w:t xml:space="preserve">SitePost</w:t>
+      </w:r>
+      <w:r>
+        <w:t xml:space="preserve"> </w:t>
+      </w:r>
+      <w:r>
+        <w:t xml:space="preserve">interface matching the API resource structure</w:t>
+      </w:r>
+    </w:p>
+    <w:bookmarkEnd w:id="58"/>
+    <w:bookmarkStart w:id="59" w:name="dashboard-changes"/>
+    <w:p>
+      <w:pPr>
+        <w:pStyle w:val="Heading3"/>
+      </w:pPr>
+      <w:r>
+        <w:t xml:space="preserve">Dashboard changes</w:t>
+      </w:r>
+    </w:p>
+    <w:p>
+      <w:pPr>
+        <w:pStyle w:val="FirstParagraph"/>
+      </w:pPr>
+      <w:r>
+        <w:rPr>
+          <w:bCs/>
+          <w:b/>
+        </w:rPr>
+        <w:t xml:space="preserve">Files modified:</w:t>
+      </w:r>
+      <w:r>
+        <w:t xml:space="preserve"> </w:t>
+      </w:r>
+      <w:r>
+        <w:t xml:space="preserve">-</w:t>
+      </w:r>
+      <w:r>
+        <w:t xml:space="preserve"> </w:t>
+      </w:r>
+      <w:r>
+        <w:rPr>
+          <w:rStyle w:val="VerbatimChar"/>
+        </w:rPr>
+        <w:t xml:space="preserve">apps/dashboard/src/pages/WebsiteDetail.tsx</w:t>
+      </w:r>
+      <w:r>
+        <w:t xml:space="preserve"> </w:t>
+      </w:r>
+      <w:r>
+        <w:t xml:space="preserve">— added two new tabs (</w:t>
+      </w:r>
+      <w:r>
+        <w:rPr>
+          <w:rStyle w:val="VerbatimChar"/>
+        </w:rPr>
+        <w:t xml:space="preserve">Users &amp; Logins</w:t>
+      </w:r>
+      <w:r>
+        <w:t xml:space="preserve">,</w:t>
+      </w:r>
+      <w:r>
+        <w:t xml:space="preserve"> </w:t>
+      </w:r>
+      <w:r>
+        <w:rPr>
+          <w:rStyle w:val="VerbatimChar"/>
+        </w:rPr>
+        <w:t xml:space="preserve">Content</w:t>
+      </w:r>
+      <w:r>
+        <w:t xml:space="preserve">) with full UI implementation</w:t>
+      </w:r>
+      <w:r>
+        <w:t xml:space="preserve"> </w:t>
+      </w:r>
+      <w:r>
+        <w:t xml:space="preserve">-</w:t>
+      </w:r>
+      <w:r>
+        <w:t xml:space="preserve"> </w:t>
+      </w:r>
+      <w:r>
+        <w:rPr>
+          <w:rStyle w:val="VerbatimChar"/>
+        </w:rPr>
+        <w:t xml:space="preserve">apps/dashboard/src/types/index.ts</w:t>
+      </w:r>
+      <w:r>
+        <w:t xml:space="preserve"> </w:t>
+      </w:r>
+      <w:r>
+        <w:t xml:space="preserve">— added</w:t>
+      </w:r>
+      <w:r>
+        <w:t xml:space="preserve"> </w:t>
+      </w:r>
+      <w:r>
+        <w:rPr>
+          <w:rStyle w:val="VerbatimChar"/>
+        </w:rPr>
+        <w:t xml:space="preserve">SiteUser</w:t>
+      </w:r>
+      <w:r>
+        <w:t xml:space="preserve"> </w:t>
+      </w:r>
+      <w:r>
+        <w:t xml:space="preserve">and</w:t>
+      </w:r>
+      <w:r>
+        <w:t xml:space="preserve"> </w:t>
+      </w:r>
+      <w:r>
+        <w:rPr>
+          <w:rStyle w:val="VerbatimChar"/>
+        </w:rPr>
+        <w:t xml:space="preserve">SitePost</w:t>
+      </w:r>
+      <w:r>
+        <w:t xml:space="preserve"> </w:t>
+      </w:r>
+      <w:r>
+        <w:t xml:space="preserve">TypeScript interfaces</w:t>
+      </w:r>
+    </w:p>
+    <w:p>
+      <w:pPr>
+        <w:pStyle w:val="BodyText"/>
+      </w:pPr>
+      <w:r>
+        <w:rPr>
+          <w:bCs/>
+          <w:b/>
+        </w:rPr>
+        <w:t xml:space="preserve">UI features:</w:t>
+      </w:r>
+      <w:r>
+        <w:t xml:space="preserve"> </w:t>
+      </w:r>
+      <w:r>
+        <w:t xml:space="preserve">- Summary cards displaying aggregate counts and most recent activity</w:t>
+      </w:r>
+      <w:r>
+        <w:t xml:space="preserve"> </w:t>
+      </w:r>
+      <w:r>
+        <w:t xml:space="preserve">- Filterable and paginated data tables</w:t>
+      </w:r>
+      <w:r>
+        <w:t xml:space="preserve"> </w:t>
+      </w:r>
+      <w:r>
+        <w:t xml:space="preserve">- Responsive design with mobile support</w:t>
+      </w:r>
+      <w:r>
+        <w:t xml:space="preserve"> </w:t>
+      </w:r>
+      <w:r>
+        <w:t xml:space="preserve">- Empty states for sites with no data yet</w:t>
+      </w:r>
+      <w:r>
+        <w:t xml:space="preserve"> </w:t>
+      </w:r>
+      <w:r>
+        <w:t xml:space="preserve">- Role badges, status badges with appropriate color coding</w:t>
+      </w:r>
+      <w:r>
+        <w:t xml:space="preserve"> </w:t>
+      </w:r>
+      <w:r>
+        <w:t xml:space="preserve">- Clickable links to view posts on the WordPress site</w:t>
+      </w:r>
+    </w:p>
+    <w:bookmarkEnd w:id="59"/>
+    <w:bookmarkStart w:id="60" w:name="manual-steps-after-redeploy-5"/>
+    <w:p>
+      <w:pPr>
+        <w:pStyle w:val="Heading3"/>
+      </w:pPr>
+      <w:r>
+        <w:t xml:space="preserve">Manual steps after redeploy</w:t>
+      </w:r>
+    </w:p>
+    <w:p>
+      <w:pPr>
+        <w:numPr>
+          <w:ilvl w:val="0"/>
+          <w:numId w:val="1028"/>
+        </w:numPr>
+      </w:pPr>
+      <w:r>
+        <w:rPr>
+          <w:bCs/>
+          <w:b/>
+        </w:rPr>
+        <w:t xml:space="preserve">Dashboard redeploy required</w:t>
+      </w:r>
+      <w:r>
+        <w:t xml:space="preserve"> </w:t>
+      </w:r>
+      <w:r>
+        <w:t xml:space="preserve">— the React app must be rebuilt and redeployed to show the new tabs.</w:t>
+      </w:r>
+    </w:p>
+    <w:p>
+      <w:pPr>
+        <w:numPr>
+          <w:ilvl w:val="0"/>
+          <w:numId w:val="1028"/>
+        </w:numPr>
+      </w:pPr>
+      <w:r>
+        <w:rPr>
+          <w:bCs/>
+          <w:b/>
+        </w:rPr>
+        <w:t xml:space="preserve">API redeploy required</w:t>
+      </w:r>
+      <w:r>
+        <w:t xml:space="preserve"> </w:t>
+      </w:r>
+      <w:r>
+        <w:t xml:space="preserve">— to expose the new</w:t>
+      </w:r>
+      <w:r>
+        <w:t xml:space="preserve"> </w:t>
+      </w:r>
+      <w:r>
+        <w:rPr>
+          <w:rStyle w:val="VerbatimChar"/>
+        </w:rPr>
+        <w:t xml:space="preserve">/users</w:t>
+      </w:r>
+      <w:r>
+        <w:t xml:space="preserve"> </w:t>
+      </w:r>
+      <w:r>
+        <w:t xml:space="preserve">and</w:t>
+      </w:r>
+      <w:r>
+        <w:t xml:space="preserve"> </w:t>
+      </w:r>
+      <w:r>
+        <w:rPr>
+          <w:rStyle w:val="VerbatimChar"/>
+        </w:rPr>
+        <w:t xml:space="preserve">/posts</w:t>
+      </w:r>
+      <w:r>
+        <w:t xml:space="preserve"> </w:t>
+      </w:r>
+      <w:r>
+        <w:t xml:space="preserve">endpoints (though the backend code changes are minimal).</w:t>
+      </w:r>
+    </w:p>
+    <w:p>
+      <w:pPr>
+        <w:numPr>
+          <w:ilvl w:val="0"/>
+          <w:numId w:val="1028"/>
+        </w:numPr>
+      </w:pPr>
+      <w:r>
+        <w:rPr>
+          <w:bCs/>
+          <w:b/>
+        </w:rPr>
+        <w:t xml:space="preserve">No migrations required</w:t>
+      </w:r>
+      <w:r>
+        <w:t xml:space="preserve"> </w:t>
+      </w:r>
+      <w:r>
+        <w:t xml:space="preserve">— all database tables already exist from Increment 5.</w:t>
+      </w:r>
+    </w:p>
+    <w:p>
+      <w:pPr>
+        <w:numPr>
+          <w:ilvl w:val="0"/>
+          <w:numId w:val="1028"/>
+        </w:numPr>
+      </w:pPr>
+      <w:r>
+        <w:rPr>
+          <w:bCs/>
+          <w:b/>
+        </w:rPr>
+        <w:t xml:space="preserve">No connector changes</w:t>
+      </w:r>
+      <w:r>
+        <w:t xml:space="preserve"> </w:t>
+      </w:r>
+      <w:r>
+        <w:t xml:space="preserve">— this increment is dashboard-only.</w:t>
+      </w:r>
+    </w:p>
+    <w:bookmarkEnd w:id="60"/>
+    <w:bookmarkStart w:id="61" w:name="testing"/>
+    <w:p>
+      <w:pPr>
+        <w:pStyle w:val="Heading3"/>
+      </w:pPr>
+      <w:r>
+        <w:t xml:space="preserve">Testing</w:t>
+      </w:r>
+    </w:p>
+    <w:p>
+      <w:pPr>
+        <w:numPr>
+          <w:ilvl w:val="0"/>
+          <w:numId w:val="1029"/>
+        </w:numPr>
+        <w:pStyle w:val="Compact"/>
+      </w:pPr>
+      <w:r>
+        <w:rPr>
+          <w:bCs/>
+          <w:b/>
+        </w:rPr>
+        <w:t xml:space="preserve">API:</w:t>
+      </w:r>
+      <w:r>
+        <w:t xml:space="preserve"> </w:t>
+      </w:r>
+      <w:r>
+        <w:t xml:space="preserve">Existing test suite remains at</w:t>
+      </w:r>
+      <w:r>
+        <w:t xml:space="preserve"> </w:t>
+      </w:r>
+      <w:r>
+        <w:rPr>
+          <w:bCs/>
+          <w:b/>
+        </w:rPr>
+        <w:t xml:space="preserve">113 passing</w:t>
+      </w:r>
+      <w:r>
+        <w:t xml:space="preserve">. The new endpoints reuse existing authorization and tenant-scoping logic, which is already comprehensively tested.</w:t>
+      </w:r>
+    </w:p>
+    <w:p>
+      <w:pPr>
+        <w:numPr>
+          <w:ilvl w:val="0"/>
+          <w:numId w:val="1029"/>
+        </w:numPr>
+        <w:pStyle w:val="Compact"/>
+      </w:pPr>
+      <w:r>
+        <w:rPr>
+          <w:bCs/>
+          <w:b/>
+        </w:rPr>
+        <w:t xml:space="preserve">Dashboard:</w:t>
+      </w:r>
+      <w:r>
+        <w:t xml:space="preserve"> </w:t>
+      </w:r>
+      <w:r>
+        <w:t xml:space="preserve">TypeScript build succeeds with zero errors. Manual testing confirmed:</w:t>
+      </w:r>
+    </w:p>
+    <w:p>
+      <w:pPr>
+        <w:numPr>
+          <w:ilvl w:val="1"/>
+          <w:numId w:val="1030"/>
+        </w:numPr>
+        <w:pStyle w:val="Compact"/>
+      </w:pPr>
+      <w:r>
+        <w:t xml:space="preserve">Empty states display correctly for sites with no user/post data</w:t>
+      </w:r>
+    </w:p>
+    <w:p>
+      <w:pPr>
+        <w:numPr>
+          <w:ilvl w:val="1"/>
+          <w:numId w:val="1030"/>
+        </w:numPr>
+        <w:pStyle w:val="Compact"/>
+      </w:pPr>
+      <w:r>
+        <w:t xml:space="preserve">Pagination works correctly</w:t>
+      </w:r>
+    </w:p>
+    <w:p>
+      <w:pPr>
+        <w:numPr>
+          <w:ilvl w:val="1"/>
+          <w:numId w:val="1030"/>
+        </w:numPr>
+        <w:pStyle w:val="Compact"/>
+      </w:pPr>
+      <w:r>
+        <w:t xml:space="preserve">Filters work correctly (content status filter)</w:t>
+      </w:r>
+    </w:p>
+    <w:p>
+      <w:pPr>
+        <w:numPr>
+          <w:ilvl w:val="1"/>
+          <w:numId w:val="1030"/>
+        </w:numPr>
+        <w:pStyle w:val="Compact"/>
+      </w:pPr>
+      <w:r>
+        <w:t xml:space="preserve">Data displays correctly when present</w:t>
+      </w:r>
+    </w:p>
+    <w:p>
+      <w:pPr>
+        <w:numPr>
+          <w:ilvl w:val="1"/>
+          <w:numId w:val="1030"/>
+        </w:numPr>
+        <w:pStyle w:val="Compact"/>
+      </w:pPr>
+      <w:r>
+        <w:t xml:space="preserve">Tenant scoping prevents cross-tenant access</w:t>
+      </w:r>
+    </w:p>
+    <w:bookmarkEnd w:id="61"/>
+    <w:bookmarkStart w:id="62" w:name="rollback-5"/>
+    <w:p>
+      <w:pPr>
+        <w:pStyle w:val="Heading3"/>
+      </w:pPr>
+      <w:r>
+        <w:t xml:space="preserve">Rollback</w:t>
+      </w:r>
+    </w:p>
+    <w:p>
+      <w:pPr>
+        <w:numPr>
+          <w:ilvl w:val="0"/>
+          <w:numId w:val="1031"/>
+        </w:numPr>
+        <w:pStyle w:val="Compact"/>
+      </w:pPr>
+      <w:r>
+        <w:rPr>
+          <w:bCs/>
+          <w:b/>
+        </w:rPr>
+        <w:t xml:space="preserve">Dashboard:</w:t>
+      </w:r>
+      <w:r>
+        <w:t xml:space="preserve"> </w:t>
+      </w:r>
+      <w:r>
+        <w:t xml:space="preserve">redeploy the previous frontend build. The new tabs will disappear but existing tabs remain functional.</w:t>
+      </w:r>
+    </w:p>
+    <w:p>
+      <w:pPr>
+        <w:numPr>
+          <w:ilvl w:val="0"/>
+          <w:numId w:val="1031"/>
+        </w:numPr>
+        <w:pStyle w:val="Compact"/>
+      </w:pPr>
+      <w:r>
+        <w:rPr>
+          <w:bCs/>
+          <w:b/>
+        </w:rPr>
+        <w:t xml:space="preserve">API:</w:t>
+      </w:r>
+      <w:r>
+        <w:t xml:space="preserve"> </w:t>
+      </w:r>
+      <w:r>
+        <w:t xml:space="preserve">revert</w:t>
+      </w:r>
+      <w:r>
+        <w:t xml:space="preserve"> </w:t>
+      </w:r>
+      <w:r>
+        <w:rPr>
+          <w:rStyle w:val="VerbatimChar"/>
+        </w:rPr>
+        <w:t xml:space="preserve">SiteController.php</w:t>
+      </w:r>
+      <w:r>
+        <w:t xml:space="preserve"> </w:t>
+      </w:r>
+      <w:r>
+        <w:t xml:space="preserve">and</w:t>
+      </w:r>
+      <w:r>
+        <w:t xml:space="preserve"> </w:t>
+      </w:r>
+      <w:r>
+        <w:rPr>
+          <w:rStyle w:val="VerbatimChar"/>
+        </w:rPr>
+        <w:t xml:space="preserve">routes/api.php</w:t>
+      </w:r>
+      <w:r>
+        <w:t xml:space="preserve">. Remove</w:t>
+      </w:r>
+      <w:r>
+        <w:t xml:space="preserve"> </w:t>
+      </w:r>
+      <w:r>
+        <w:rPr>
+          <w:rStyle w:val="VerbatimChar"/>
+        </w:rPr>
+        <w:t xml:space="preserve">SiteUserResource.php</w:t>
+      </w:r>
+      <w:r>
+        <w:t xml:space="preserve"> </w:t>
+      </w:r>
+      <w:r>
+        <w:t xml:space="preserve">and</w:t>
+      </w:r>
+      <w:r>
+        <w:t xml:space="preserve"> </w:t>
+      </w:r>
+      <w:r>
+        <w:rPr>
+          <w:rStyle w:val="VerbatimChar"/>
+        </w:rPr>
+        <w:t xml:space="preserve">SitePostResource.php</w:t>
+      </w:r>
+      <w:r>
+        <w:t xml:space="preserve">.</w:t>
+      </w:r>
+    </w:p>
+    <w:p>
+      <w:pPr>
+        <w:numPr>
+          <w:ilvl w:val="0"/>
+          <w:numId w:val="1031"/>
+        </w:numPr>
+        <w:pStyle w:val="Compact"/>
+      </w:pPr>
+      <w:r>
+        <w:rPr>
+          <w:bCs/>
+          <w:b/>
+        </w:rPr>
+        <w:t xml:space="preserve">No database changes</w:t>
+      </w:r>
+      <w:r>
+        <w:t xml:space="preserve"> </w:t>
+      </w:r>
+      <w:r>
+        <w:t xml:space="preserve">— tables created in Increment 5 remain intact.</w:t>
+      </w:r>
+    </w:p>
+    <w:bookmarkEnd w:id="62"/>
+    <w:bookmarkStart w:id="63" w:name="whats-included"/>
+    <w:p>
+      <w:pPr>
+        <w:pStyle w:val="Heading3"/>
+      </w:pPr>
+      <w:r>
+        <w:t xml:space="preserve">What’s included</w:t>
+      </w:r>
+    </w:p>
+    <w:p>
+      <w:pPr>
+        <w:pStyle w:val="FirstParagraph"/>
+      </w:pPr>
+      <w:r>
+        <w:t xml:space="preserve">✅</w:t>
+      </w:r>
+      <w:r>
+        <w:t xml:space="preserve"> </w:t>
+      </w:r>
+      <w:r>
+        <w:rPr>
+          <w:bCs/>
+          <w:b/>
+        </w:rPr>
+        <w:t xml:space="preserve">Dashboard display of user data</w:t>
+      </w:r>
+      <w:r>
+        <w:t xml:space="preserve"> </w:t>
+      </w:r>
+      <w:r>
+        <w:t xml:space="preserve">— total count, last login, user table</w:t>
+      </w:r>
+      <w:r>
+        <w:br/>
+      </w:r>
+      <w:r>
+        <w:t xml:space="preserve">✅</w:t>
+      </w:r>
+      <w:r>
+        <w:t xml:space="preserve"> </w:t>
+      </w:r>
+      <w:r>
+        <w:rPr>
+          <w:bCs/>
+          <w:b/>
+        </w:rPr>
+        <w:t xml:space="preserve">Dashboard display of content data</w:t>
+      </w:r>
+      <w:r>
+        <w:t xml:space="preserve"> </w:t>
+      </w:r>
+      <w:r>
+        <w:t xml:space="preserve">— post/page listings with metadata</w:t>
+      </w:r>
+      <w:r>
+        <w:br/>
+      </w:r>
+      <w:r>
+        <w:t xml:space="preserve">✅</w:t>
+      </w:r>
+      <w:r>
+        <w:t xml:space="preserve"> </w:t>
+      </w:r>
+      <w:r>
+        <w:rPr>
+          <w:bCs/>
+          <w:b/>
+        </w:rPr>
+        <w:t xml:space="preserve">Pagination and filtering</w:t>
+      </w:r>
+      <w:r>
+        <w:t xml:space="preserve"> </w:t>
+      </w:r>
+      <w:r>
+        <w:t xml:space="preserve">— handle large datasets gracefully</w:t>
+      </w:r>
+      <w:r>
+        <w:br/>
+      </w:r>
+      <w:r>
+        <w:t xml:space="preserve">✅</w:t>
+      </w:r>
+      <w:r>
+        <w:t xml:space="preserve"> </w:t>
+      </w:r>
+      <w:r>
+        <w:rPr>
+          <w:bCs/>
+          <w:b/>
+        </w:rPr>
+        <w:t xml:space="preserve">Empty states</w:t>
+      </w:r>
+      <w:r>
+        <w:t xml:space="preserve"> </w:t>
+      </w:r>
+      <w:r>
+        <w:t xml:space="preserve">— clear messaging when no data is available yet</w:t>
+      </w:r>
+      <w:r>
+        <w:br/>
+      </w:r>
+      <w:r>
+        <w:t xml:space="preserve">✅</w:t>
+      </w:r>
+      <w:r>
+        <w:t xml:space="preserve"> </w:t>
+      </w:r>
+      <w:r>
+        <w:rPr>
+          <w:bCs/>
+          <w:b/>
+        </w:rPr>
+        <w:t xml:space="preserve">Authorization</w:t>
+      </w:r>
+      <w:r>
+        <w:t xml:space="preserve"> </w:t>
+      </w:r>
+      <w:r>
+        <w:t xml:space="preserve">— Subscribers see only their own sites’ data; Owner sees all</w:t>
+      </w:r>
+      <w:r>
+        <w:br/>
+      </w:r>
+      <w:r>
+        <w:t xml:space="preserve">✅</w:t>
+      </w:r>
+      <w:r>
+        <w:t xml:space="preserve"> </w:t>
+      </w:r>
+      <w:r>
+        <w:rPr>
+          <w:bCs/>
+          <w:b/>
+        </w:rPr>
+        <w:t xml:space="preserve">Production build</w:t>
+      </w:r>
+      <w:r>
+        <w:t xml:space="preserve"> </w:t>
+      </w:r>
+      <w:r>
+        <w:t xml:space="preserve">— dashboard builds successfully with no TypeScript errors</w:t>
+      </w:r>
+    </w:p>
+    <w:bookmarkEnd w:id="63"/>
+    <w:bookmarkStart w:id="64" w:name="Xbbb85259bbea0c51c073e9ef6ec0316ef44d9c1"/>
+    <w:p>
+      <w:pPr>
+        <w:pStyle w:val="Heading3"/>
+      </w:pPr>
+      <w:r>
+        <w:t xml:space="preserve">What’s still NOT included (deferred to future work or already complete)</w:t>
+      </w:r>
+    </w:p>
+    <w:p>
+      <w:pPr>
+        <w:numPr>
+          <w:ilvl w:val="0"/>
+          <w:numId w:val="1032"/>
+        </w:numPr>
+        <w:pStyle w:val="Compact"/>
+      </w:pPr>
+      <w:r>
+        <w:rPr>
+          <w:bCs/>
+          <w:b/>
+        </w:rPr>
+        <w:t xml:space="preserve">Automatic data collection scheduling</w:t>
+      </w:r>
+      <w:r>
+        <w:t xml:space="preserve"> </w:t>
+      </w:r>
+      <w:r>
+        <w:t xml:space="preserve">— data collection exists but is not yet auto-scheduled (Increment 5 note)</w:t>
+      </w:r>
+    </w:p>
+    <w:p>
+      <w:pPr>
+        <w:numPr>
+          <w:ilvl w:val="0"/>
+          <w:numId w:val="1032"/>
+        </w:numPr>
+        <w:pStyle w:val="Compact"/>
+      </w:pPr>
+      <w:r>
+        <w:rPr>
+          <w:bCs/>
+          <w:b/>
+        </w:rPr>
+        <w:t xml:space="preserve">Privacy controls</w:t>
+      </w:r>
+      <w:r>
+        <w:t xml:space="preserve"> </w:t>
+      </w:r>
+      <w:r>
+        <w:t xml:space="preserve">— email redaction/hashing (future enhancement)</w:t>
+      </w:r>
+    </w:p>
+    <w:p>
+      <w:pPr>
+        <w:numPr>
+          <w:ilvl w:val="0"/>
+          <w:numId w:val="1032"/>
+        </w:numPr>
+        <w:pStyle w:val="Compact"/>
+      </w:pPr>
+      <w:r>
+        <w:rPr>
+          <w:bCs/>
+          <w:b/>
+        </w:rPr>
+        <w:t xml:space="preserve">Real-time updates</w:t>
+      </w:r>
+      <w:r>
+        <w:t xml:space="preserve"> </w:t>
+      </w:r>
+      <w:r>
+        <w:t xml:space="preserve">— dashboard data refreshes on page load/navigation, not live WebSocket updates</w:t>
+      </w:r>
+    </w:p>
+    <w:p>
+      <w:pPr>
+        <w:numPr>
+          <w:ilvl w:val="0"/>
+          <w:numId w:val="1032"/>
+        </w:numPr>
+        <w:pStyle w:val="Compact"/>
+      </w:pPr>
+      <w:r>
+        <w:rPr>
+          <w:bCs/>
+          <w:b/>
+        </w:rPr>
+        <w:t xml:space="preserve">Export functionality</w:t>
+      </w:r>
+      <w:r>
+        <w:t xml:space="preserve"> </w:t>
+      </w:r>
+      <w:r>
+        <w:t xml:space="preserve">— no CSV/PDF export of user/post data yet</w:t>
+      </w:r>
+    </w:p>
+    <w:p>
+      <w:r>
+        <w:pict>
+          <v:rect style="width:0;height:1.5pt" o:hralign="center" o:hrstd="t" o:hr="t"/>
+        </w:pict>
+      </w:r>
+    </w:p>
+    <w:bookmarkEnd w:id="64"/>
+    <w:bookmarkEnd w:id="65"/>
+    <w:bookmarkEnd w:id="66"/>
     <w:sectPr/>
   </w:body>
 </w:document>
@@ -7766,6 +9147,93 @@
     <w:abstractNumId w:val="991"/>
   </w:num>
   <w:num w:numId="1021">
+    <w:abstractNumId w:val="991"/>
+  </w:num>
+  <w:num w:numId="1022">
+    <w:abstractNumId w:val="99411"/>
+    <w:lvlOverride w:ilvl="0">
+      <w:startOverride w:val="1"/>
+    </w:lvlOverride>
+    <w:lvlOverride w:ilvl="1">
+      <w:startOverride w:val="1"/>
+    </w:lvlOverride>
+    <w:lvlOverride w:ilvl="2">
+      <w:startOverride w:val="1"/>
+    </w:lvlOverride>
+    <w:lvlOverride w:ilvl="3">
+      <w:startOverride w:val="1"/>
+    </w:lvlOverride>
+    <w:lvlOverride w:ilvl="4">
+      <w:startOverride w:val="1"/>
+    </w:lvlOverride>
+    <w:lvlOverride w:ilvl="5">
+      <w:startOverride w:val="1"/>
+    </w:lvlOverride>
+    <w:lvlOverride w:ilvl="6">
+      <w:startOverride w:val="1"/>
+    </w:lvlOverride>
+    <w:lvlOverride w:ilvl="7">
+      <w:startOverride w:val="1"/>
+    </w:lvlOverride>
+    <w:lvlOverride w:ilvl="8">
+      <w:startOverride w:val="1"/>
+    </w:lvlOverride>
+  </w:num>
+  <w:num w:numId="1023">
+    <w:abstractNumId w:val="991"/>
+  </w:num>
+  <w:num w:numId="1024">
+    <w:abstractNumId w:val="991"/>
+  </w:num>
+  <w:num w:numId="1025">
+    <w:abstractNumId w:val="991"/>
+  </w:num>
+  <w:num w:numId="1026">
+    <w:abstractNumId w:val="991"/>
+  </w:num>
+  <w:num w:numId="1027">
+    <w:abstractNumId w:val="991"/>
+  </w:num>
+  <w:num w:numId="1028">
+    <w:abstractNumId w:val="99411"/>
+    <w:lvlOverride w:ilvl="0">
+      <w:startOverride w:val="1"/>
+    </w:lvlOverride>
+    <w:lvlOverride w:ilvl="1">
+      <w:startOverride w:val="1"/>
+    </w:lvlOverride>
+    <w:lvlOverride w:ilvl="2">
+      <w:startOverride w:val="1"/>
+    </w:lvlOverride>
+    <w:lvlOverride w:ilvl="3">
+      <w:startOverride w:val="1"/>
+    </w:lvlOverride>
+    <w:lvlOverride w:ilvl="4">
+      <w:startOverride w:val="1"/>
+    </w:lvlOverride>
+    <w:lvlOverride w:ilvl="5">
+      <w:startOverride w:val="1"/>
+    </w:lvlOverride>
+    <w:lvlOverride w:ilvl="6">
+      <w:startOverride w:val="1"/>
+    </w:lvlOverride>
+    <w:lvlOverride w:ilvl="7">
+      <w:startOverride w:val="1"/>
+    </w:lvlOverride>
+    <w:lvlOverride w:ilvl="8">
+      <w:startOverride w:val="1"/>
+    </w:lvlOverride>
+  </w:num>
+  <w:num w:numId="1029">
+    <w:abstractNumId w:val="991"/>
+  </w:num>
+  <w:num w:numId="1030">
+    <w:abstractNumId w:val="991"/>
+  </w:num>
+  <w:num w:numId="1031">
+    <w:abstractNumId w:val="991"/>
+  </w:num>
+  <w:num w:numId="1032">
     <w:abstractNumId w:val="991"/>
   </w:num>
 </w:numbering>

--- a/docs/RELEASE_1.2.0_DEPLOYMENT.docx
+++ b/docs/RELEASE_1.2.0_DEPLOYMENT.docx
@@ -7279,7 +7279,7 @@
         <w:rPr>
           <w:rStyle w:val="VerbatimChar"/>
         </w:rPr>
-        <w:t xml:space="preserve">[TBD]</w:t>
+        <w:t xml:space="preserve">c34245b</w:t>
       </w:r>
       <w:r>
         <w:t xml:space="preserve"> </w:t>
@@ -7295,7 +7295,7 @@
         <w:t xml:space="preserve"> </w:t>
       </w:r>
       <w:r>
-        <w:t xml:space="preserve">Low. Frontend-only changes to the dashboard; no API changes, no migrations, no connector changes.</w:t>
+        <w:t xml:space="preserve">Low. Dashboard + API endpoint additions; no migrations, no connector changes, no breaking changes.</w:t>
       </w:r>
     </w:p>
     <w:bookmarkStart w:id="55" w:name="what-changed"/>
